--- a/3_Documentazione/Documentazione_gestionale-assenze.docx
+++ b/3_Documentazione/Documentazione_gestionale-assenze.docx
@@ -9171,6 +9171,215 @@
     <w:p/>
     <w:p>
       <w:r>
+        <w:rPr>
+          <w:b/>
+          <w:bCs/>
+        </w:rPr>
+        <w:t>USERS</w:t>
+      </w:r>
+      <w:r>
+        <w:br/>
+        <w:t>Contiene i dati principali degli utenti del sistema, come nome, email, password e riferimento alla classe. È la tabella centrale da cui partono la maggior parte delle relazioni.</w:t>
+      </w:r>
+    </w:p>
+    <w:p>
+      <w:r>
+        <w:rPr>
+          <w:b/>
+          <w:bCs/>
+        </w:rPr>
+        <w:t>ROLES</w:t>
+      </w:r>
+      <w:r>
+        <w:br/>
+        <w:t>Definisce i ruoli presenti nel sistema (ad esempio docente, allievo, tutore, amministratore). Serve per determinare i permessi associati a ciascun utente.</w:t>
+      </w:r>
+    </w:p>
+    <w:p>
+      <w:r>
+        <w:rPr>
+          <w:b/>
+          <w:bCs/>
+        </w:rPr>
+        <w:t>PERMISSIONS</w:t>
+      </w:r>
+      <w:r>
+        <w:br/>
+        <w:t>Contiene l’elenco dei permessi disponibili nel sistema, che stabiliscono quali azioni possono essere eseguite.</w:t>
+      </w:r>
+    </w:p>
+    <w:p>
+      <w:r>
+        <w:rPr>
+          <w:b/>
+          <w:bCs/>
+        </w:rPr>
+        <w:t>ROLE_USER</w:t>
+      </w:r>
+      <w:r>
+        <w:br/>
+        <w:t>Tabella pivot che collega utenti e ruoli, permettendo di assegnare uno o più ruoli a ciascun utente.</w:t>
+      </w:r>
+    </w:p>
+    <w:p>
+      <w:r>
+        <w:rPr>
+          <w:b/>
+          <w:bCs/>
+        </w:rPr>
+        <w:t>PERMISSION_ROLE</w:t>
+      </w:r>
+      <w:r>
+        <w:br/>
+        <w:t>Tabella pivot che collega ruoli e permessi, definendo quali permessi appartengono a ciascun ruolo.</w:t>
+      </w:r>
+    </w:p>
+    <w:p>
+      <w:r>
+        <w:rPr>
+          <w:b/>
+          <w:bCs/>
+        </w:rPr>
+        <w:lastRenderedPageBreak/>
+        <w:t>CLASSROOM</w:t>
+      </w:r>
+      <w:r>
+        <w:br/>
+        <w:t>Rappresenta le classi scolastiche, con informazioni come nome, anno, sezione e periodo.</w:t>
+      </w:r>
+    </w:p>
+    <w:p>
+      <w:r>
+        <w:rPr>
+          <w:b/>
+          <w:bCs/>
+        </w:rPr>
+        <w:t>ABSENCES (ASSENZE)</w:t>
+      </w:r>
+      <w:r>
+        <w:br/>
+        <w:t>Memorizza le assenze degli studenti, indicando data, motivazione, stato di approvazione e riferimenti all’utente che ha inserito o approvato l’assenza.</w:t>
+      </w:r>
+    </w:p>
+    <w:p>
+      <w:r>
+        <w:rPr>
+          <w:b/>
+          <w:bCs/>
+        </w:rPr>
+        <w:t>DELAY (RITARDI)</w:t>
+      </w:r>
+      <w:r>
+        <w:br/>
+        <w:t>Contiene i dati relativi ai ritardi degli studenti, con informazioni su data, durata e stato.</w:t>
+      </w:r>
+    </w:p>
+    <w:p>
+      <w:r>
+        <w:rPr>
+          <w:b/>
+          <w:bCs/>
+        </w:rPr>
+        <w:t>MEDICAL_CERTIFICATE</w:t>
+      </w:r>
+      <w:r>
+        <w:br/>
+        <w:t>Archivia i certificati medici caricati per giustificare le assenze, includendo il percorso del file e l’utente che lo ha validato.</w:t>
+      </w:r>
+    </w:p>
+    <w:p>
+      <w:r>
+        <w:rPr>
+          <w:b/>
+          <w:bCs/>
+        </w:rPr>
+        <w:t>SIGNATURE_CONFIRMATION</w:t>
+      </w:r>
+      <w:r>
+        <w:br/>
+        <w:t>Gestisce la firma digitale o conferma del tutore per la giustificazione delle assenze.</w:t>
+      </w:r>
+    </w:p>
+    <w:p>
+      <w:r>
+        <w:rPr>
+          <w:b/>
+          <w:bCs/>
+        </w:rPr>
+        <w:t>IMPORT_BATCH</w:t>
+      </w:r>
+      <w:r>
+        <w:br/>
+        <w:t>Registra le operazioni di importazione delle classi o degli studenti, salvando informazioni sul file importato e sul risultato dell’operazione.</w:t>
+      </w:r>
+    </w:p>
+    <w:p>
+      <w:r>
+        <w:rPr>
+          <w:b/>
+          <w:bCs/>
+        </w:rPr>
+        <w:t>AUDIT_LOG</w:t>
+      </w:r>
+      <w:r>
+        <w:br/>
+        <w:t>Tiene traccia delle azioni effettuate nel sistema (chi ha fatto cosa e quando), utile per controlli e sicurezza.</w:t>
+      </w:r>
+    </w:p>
+    <w:p>
+      <w:r>
+        <w:rPr>
+          <w:b/>
+          <w:bCs/>
+        </w:rPr>
+        <w:t>CLASSROOM_LOG</w:t>
+      </w:r>
+      <w:r>
+        <w:br/>
+        <w:t>Memorizza le modifiche effettuate sulle classi nel tempo.</w:t>
+      </w:r>
+    </w:p>
+    <w:p>
+      <w:r>
+        <w:rPr>
+          <w:b/>
+          <w:bCs/>
+        </w:rPr>
+        <w:t>DELAY_LOG</w:t>
+      </w:r>
+      <w:r>
+        <w:br/>
+        <w:t>Registra le operazioni relative ai ritardi.</w:t>
+      </w:r>
+    </w:p>
+    <w:p>
+      <w:r>
+        <w:rPr>
+          <w:b/>
+          <w:bCs/>
+        </w:rPr>
+        <w:t>USER_LOG</w:t>
+      </w:r>
+      <w:r>
+        <w:br/>
+        <w:t>Tiene traccia delle modifiche o operazioni effettuate sugli utenti.</w:t>
+      </w:r>
+    </w:p>
+    <w:p>
+      <w:r>
+        <w:rPr>
+          <w:b/>
+          <w:bCs/>
+        </w:rPr>
+        <w:t>ABSENCE_LOG</w:t>
+      </w:r>
+      <w:r>
+        <w:br/>
+        <w:t>Memorizza lo storico delle modifiche relative alle assenze.</w:t>
+      </w:r>
+    </w:p>
+    <w:p>
+      <w:r>
         <w:br w:type="page"/>
       </w:r>
     </w:p>
@@ -9559,15 +9768,177 @@
       <w:bookmarkEnd w:id="24"/>
     </w:p>
     <w:p>
-      <w:pPr>
-        <w:pStyle w:val="Titolo2"/>
-        <w:rPr>
-          <w:lang w:val="it-CH"/>
-        </w:rPr>
-      </w:pPr>
       <w:bookmarkStart w:id="25" w:name="_Toc429059811"/>
       <w:bookmarkStart w:id="26" w:name="_Toc222925011"/>
       <w:r>
+        <w:lastRenderedPageBreak/>
+        <w:t>Il diagramma delle classi rappresenta la struttura logica dell’applicazione e mostra le principali entità del sistema con i loro attributi, metodi e relazioni.</w:t>
+      </w:r>
+    </w:p>
+    <w:p/>
+    <w:p>
+      <w:r>
+        <w:t xml:space="preserve">La classe </w:t>
+      </w:r>
+      <w:r>
+        <w:rPr>
+          <w:b/>
+          <w:bCs/>
+        </w:rPr>
+        <w:t>User</w:t>
+      </w:r>
+      <w:r>
+        <w:t xml:space="preserve"> è centrale nel sistema e contiene le informazioni dell’utente, come nome, email, password, ruolo e classe di appartenenza. Include anche metodi per verificare il tipo di utente (studente, docente, amministratore) e relazioni con assenze, ritardi e log delle attività.</w:t>
+      </w:r>
+    </w:p>
+    <w:p/>
+    <w:p>
+      <w:r>
+        <w:t xml:space="preserve">La classe </w:t>
+      </w:r>
+      <w:proofErr w:type="spellStart"/>
+      <w:r>
+        <w:rPr>
+          <w:b/>
+          <w:bCs/>
+        </w:rPr>
+        <w:t>Classroom</w:t>
+      </w:r>
+      <w:proofErr w:type="spellEnd"/>
+      <w:r>
+        <w:t xml:space="preserve"> rappresenta le classi scolastiche e contiene dati come nome, anno e sezione. È collegata agli studenti, ai docenti e alle assenze associate alla classe.</w:t>
+      </w:r>
+    </w:p>
+    <w:p/>
+    <w:p>
+      <w:r>
+        <w:t xml:space="preserve">La classe </w:t>
+      </w:r>
+      <w:proofErr w:type="spellStart"/>
+      <w:r>
+        <w:rPr>
+          <w:b/>
+          <w:bCs/>
+        </w:rPr>
+        <w:t>Absence</w:t>
+      </w:r>
+      <w:proofErr w:type="spellEnd"/>
+      <w:r>
+        <w:t xml:space="preserve"> gestisce le assenze degli studenti, includendo periodo, motivazione, stato e numero di ore. Contiene metodi per la giustificazione, la verifica della necessità di certificato medico o firma e il collegamento con certificati e firme.</w:t>
+      </w:r>
+    </w:p>
+    <w:p/>
+    <w:p>
+      <w:r>
+        <w:t xml:space="preserve">La classe </w:t>
+      </w:r>
+      <w:r>
+        <w:rPr>
+          <w:b/>
+          <w:bCs/>
+        </w:rPr>
+        <w:t>Delay</w:t>
+      </w:r>
+      <w:r>
+        <w:t xml:space="preserve"> rappresenta i ritardi degli studenti, indicando data, durata in minuti e docente che ha registrato l’evento.</w:t>
+      </w:r>
+    </w:p>
+    <w:p/>
+    <w:p>
+      <w:r>
+        <w:t xml:space="preserve">La classe </w:t>
+      </w:r>
+      <w:proofErr w:type="spellStart"/>
+      <w:r>
+        <w:rPr>
+          <w:b/>
+          <w:bCs/>
+        </w:rPr>
+        <w:t>MedicalCertificate</w:t>
+      </w:r>
+      <w:proofErr w:type="spellEnd"/>
+      <w:r>
+        <w:t xml:space="preserve"> gestisce i certificati medici caricati per giustificare le assenze, con metodi per accettazione, rifiuto e verifica della scadenza.</w:t>
+      </w:r>
+    </w:p>
+    <w:p/>
+    <w:p>
+      <w:r>
+        <w:t xml:space="preserve">La classe </w:t>
+      </w:r>
+      <w:proofErr w:type="spellStart"/>
+      <w:r>
+        <w:rPr>
+          <w:b/>
+          <w:bCs/>
+        </w:rPr>
+        <w:t>SignatureConfirmation</w:t>
+      </w:r>
+      <w:proofErr w:type="spellEnd"/>
+      <w:r>
+        <w:t xml:space="preserve"> si occupa della firma del tutore per la giustificazione dell’assenza, includendo token di verifica e controllo della validità.</w:t>
+      </w:r>
+    </w:p>
+    <w:p/>
+    <w:p>
+      <w:r>
+        <w:t xml:space="preserve">La classe </w:t>
+      </w:r>
+      <w:proofErr w:type="spellStart"/>
+      <w:r>
+        <w:rPr>
+          <w:b/>
+          <w:bCs/>
+        </w:rPr>
+        <w:t>AuditLog</w:t>
+      </w:r>
+      <w:proofErr w:type="spellEnd"/>
+      <w:r>
+        <w:t xml:space="preserve"> registra le azioni effettuate nel sistema, memorizzando chi ha compiuto un’operazione, su quale entità e in quale momento.</w:t>
+      </w:r>
+    </w:p>
+    <w:p/>
+    <w:p>
+      <w:r>
+        <w:t xml:space="preserve">Infine, la classe </w:t>
+      </w:r>
+      <w:proofErr w:type="spellStart"/>
+      <w:r>
+        <w:rPr>
+          <w:b/>
+          <w:bCs/>
+        </w:rPr>
+        <w:t>ImportBatch</w:t>
+      </w:r>
+      <w:proofErr w:type="spellEnd"/>
+      <w:r>
+        <w:t xml:space="preserve"> gestisce le operazioni di importazione dei dati (ad esempio studenti o classi), tracciando file importati, stato dell’operazione e report generati.</w:t>
+      </w:r>
+    </w:p>
+    <w:p/>
+    <w:p>
+      <w:r>
+        <w:t>Nel complesso, il diagramma mostra le relazioni tra le classi e definisce chiaramente le responsabilità di ciascuna componente all’interno dell’applicazione.</w:t>
+      </w:r>
+    </w:p>
+    <w:p>
+      <w:pPr>
+        <w:rPr>
+          <w:b/>
+        </w:rPr>
+      </w:pPr>
+      <w:r>
+        <w:br w:type="page"/>
+      </w:r>
+    </w:p>
+    <w:p>
+      <w:pPr>
+        <w:pStyle w:val="Titolo2"/>
+        <w:rPr>
+          <w:lang w:val="it-CH"/>
+        </w:rPr>
+      </w:pPr>
+      <w:r>
         <w:rPr>
           <w:lang w:val="it-CH"/>
         </w:rPr>
@@ -9592,17 +9963,28 @@
     </w:p>
     <w:p>
       <w:pPr>
-        <w:pStyle w:val="Titolo2"/>
-        <w:rPr>
-          <w:lang w:val="it-CH"/>
+        <w:rPr>
+          <w:b/>
         </w:rPr>
       </w:pPr>
       <w:bookmarkStart w:id="27" w:name="_Toc429059812"/>
       <w:bookmarkStart w:id="28" w:name="_Toc222925012"/>
       <w:r>
+        <w:br w:type="page"/>
+      </w:r>
+    </w:p>
+    <w:p>
+      <w:pPr>
+        <w:pStyle w:val="Titolo2"/>
         <w:rPr>
           <w:lang w:val="it-CH"/>
         </w:rPr>
+      </w:pPr>
+      <w:r>
+        <w:rPr>
+          <w:lang w:val="it-CH"/>
+        </w:rPr>
+        <w:lastRenderedPageBreak/>
         <w:t>Design procedurale</w:t>
       </w:r>
       <w:bookmarkEnd w:id="27"/>
@@ -9634,14 +10016,17 @@
     </w:p>
     <w:p>
       <w:r>
+        <w:rPr>
+          <w:noProof/>
+        </w:rPr>
         <w:drawing>
-          <wp:anchor distT="0" distB="0" distL="114300" distR="114300" simplePos="0" relativeHeight="251662336" behindDoc="1" locked="0" layoutInCell="1" allowOverlap="1" wp14:anchorId="32E30622" wp14:editId="23ADEA0B">
+          <wp:anchor distT="0" distB="0" distL="114300" distR="114300" simplePos="0" relativeHeight="251662336" behindDoc="1" locked="0" layoutInCell="1" allowOverlap="1" wp14:anchorId="32E30622" wp14:editId="65EA4E5E">
             <wp:simplePos x="0" y="0"/>
-            <wp:positionH relativeFrom="column">
-              <wp:posOffset>133985</wp:posOffset>
+            <wp:positionH relativeFrom="margin">
+              <wp:align>right</wp:align>
             </wp:positionH>
             <wp:positionV relativeFrom="paragraph">
-              <wp:posOffset>652780</wp:posOffset>
+              <wp:posOffset>450761</wp:posOffset>
             </wp:positionV>
             <wp:extent cx="5715635" cy="5582920"/>
             <wp:effectExtent l="190500" t="190500" r="189865" b="189230"/>
@@ -9716,26 +10101,120 @@
       </w:r>
     </w:p>
     <w:p>
+      <w:pPr>
+        <w:pStyle w:val="NormaleWeb"/>
+        <w:rPr>
+          <w:rFonts w:ascii="Bahnschrift" w:hAnsi="Bahnschrift"/>
+          <w:sz w:val="26"/>
+          <w:szCs w:val="20"/>
+          <w:lang w:eastAsia="it-IT"/>
+        </w:rPr>
+      </w:pPr>
+      <w:r>
+        <w:rPr>
+          <w:rFonts w:ascii="Bahnschrift" w:hAnsi="Bahnschrift"/>
+          <w:sz w:val="26"/>
+          <w:szCs w:val="20"/>
+          <w:lang w:eastAsia="it-IT"/>
+        </w:rPr>
+        <w:t xml:space="preserve">L’Activity </w:t>
+      </w:r>
+      <w:proofErr w:type="spellStart"/>
+      <w:r>
+        <w:rPr>
+          <w:rFonts w:ascii="Bahnschrift" w:hAnsi="Bahnschrift"/>
+          <w:sz w:val="26"/>
+          <w:szCs w:val="20"/>
+          <w:lang w:eastAsia="it-IT"/>
+        </w:rPr>
+        <w:t>Diagram</w:t>
+      </w:r>
+      <w:proofErr w:type="spellEnd"/>
+      <w:r>
+        <w:rPr>
+          <w:rFonts w:ascii="Bahnschrift" w:hAnsi="Bahnschrift"/>
+          <w:sz w:val="26"/>
+          <w:szCs w:val="20"/>
+          <w:lang w:eastAsia="it-IT"/>
+        </w:rPr>
+        <w:t xml:space="preserve"> rappresenta il flusso operativo della richiesta di congedo (assenza) all’interno del sistema, mostrando le diverse fasi e i soggetti coinvolti: studente, tutore legale, sistema, capolaboratorio e direzione.</w:t>
+      </w:r>
+    </w:p>
+    <w:p>
+      <w:pPr>
+        <w:pStyle w:val="NormaleWeb"/>
+        <w:rPr>
+          <w:rFonts w:ascii="Bahnschrift" w:hAnsi="Bahnschrift"/>
+          <w:sz w:val="26"/>
+          <w:szCs w:val="20"/>
+          <w:lang w:eastAsia="it-IT"/>
+        </w:rPr>
+      </w:pPr>
+      <w:r>
+        <w:rPr>
+          <w:rFonts w:ascii="Bahnschrift" w:hAnsi="Bahnschrift"/>
+          <w:sz w:val="26"/>
+          <w:szCs w:val="20"/>
+          <w:lang w:eastAsia="it-IT"/>
+        </w:rPr>
+        <w:t xml:space="preserve">Il processo inizia con lo studente che inserisce la richiesta di assenza. Il sistema verifica inizialmente se l’assenza inizia entro 24 ore e se lo studente è </w:t>
+      </w:r>
+      <w:r>
+        <w:rPr>
+          <w:rFonts w:ascii="Bahnschrift" w:hAnsi="Bahnschrift"/>
+          <w:sz w:val="26"/>
+          <w:szCs w:val="20"/>
+          <w:lang w:eastAsia="it-IT"/>
+        </w:rPr>
+        <w:lastRenderedPageBreak/>
+        <w:t>maggiorenne. Nel caso di studente minorenne, è necessario il coinvolgimento del tutore legale, che può approvare o rifiutare la richiesta.</w:t>
+      </w:r>
+    </w:p>
+    <w:p>
+      <w:pPr>
+        <w:pStyle w:val="NormaleWeb"/>
+        <w:rPr>
+          <w:rFonts w:ascii="Bahnschrift" w:hAnsi="Bahnschrift"/>
+          <w:sz w:val="26"/>
+          <w:szCs w:val="20"/>
+          <w:lang w:eastAsia="it-IT"/>
+        </w:rPr>
+      </w:pPr>
+      <w:r>
+        <w:rPr>
+          <w:rFonts w:ascii="Bahnschrift" w:hAnsi="Bahnschrift"/>
+          <w:sz w:val="26"/>
+          <w:szCs w:val="20"/>
+          <w:lang w:eastAsia="it-IT"/>
+        </w:rPr>
+        <w:t>Successivamente, il sistema controlla la durata dell’assenza. Se supera un determinato limite (ad esempio più di un giorno), la richiesta viene inoltrata ai livelli superiori, come capolaboratorio e direzione, per un’ulteriore approvazione. In base alle decisioni prese, lo stato dell’assenza viene aggiornato come approvato o respinto.</w:t>
+      </w:r>
+    </w:p>
+    <w:p>
+      <w:pPr>
+        <w:pStyle w:val="NormaleWeb"/>
+        <w:rPr>
+          <w:rFonts w:ascii="Bahnschrift" w:hAnsi="Bahnschrift"/>
+          <w:sz w:val="26"/>
+          <w:szCs w:val="20"/>
+          <w:lang w:eastAsia="it-IT"/>
+        </w:rPr>
+      </w:pPr>
+      <w:r>
+        <w:rPr>
+          <w:rFonts w:ascii="Bahnschrift" w:hAnsi="Bahnschrift"/>
+          <w:sz w:val="26"/>
+          <w:szCs w:val="20"/>
+          <w:lang w:eastAsia="it-IT"/>
+        </w:rPr>
+        <w:t>Infine, il sistema notifica l’esito al richiedente e il processo si conclude. Il diagramma evidenzia quindi il flusso decisionale, i controlli automatici e le responsabilità dei diversi ruoli nel processo di gestione delle richieste di congedo.</w:t>
+      </w:r>
+    </w:p>
+    <w:p>
       <w:r>
         <w:br w:type="page"/>
       </w:r>
-    </w:p>
-    <w:p>
       <w:bookmarkStart w:id="30" w:name="_Toc461179222"/>
-    </w:p>
-    <w:p>
-      <w:pPr>
-        <w:rPr>
-          <w:rFonts w:eastAsiaTheme="majorEastAsia" w:cstheme="majorBidi"/>
-          <w:b/>
-          <w:sz w:val="28"/>
-          <w:szCs w:val="32"/>
-          <w:lang w:eastAsia="en-US"/>
-        </w:rPr>
-      </w:pPr>
-      <w:r>
-        <w:br w:type="page"/>
-      </w:r>
     </w:p>
     <w:p>
       <w:pPr>
@@ -10556,7 +11035,6 @@
           <w:lang w:val="fr-CH" w:eastAsia="it-CH"/>
         </w:rPr>
       </w:pPr>
-      <w:proofErr w:type="gramStart"/>
       <w:r>
         <w:rPr>
           <w:rFonts w:ascii="Consolas" w:hAnsi="Consolas"/>
@@ -10567,7 +11045,6 @@
         </w:rPr>
         <w:t>use</w:t>
       </w:r>
-      <w:proofErr w:type="gramEnd"/>
       <w:r>
         <w:rPr>
           <w:rFonts w:ascii="Consolas" w:hAnsi="Consolas"/>
@@ -10680,7 +11157,6 @@
           <w:lang w:val="fr-CH" w:eastAsia="it-CH"/>
         </w:rPr>
       </w:pPr>
-      <w:proofErr w:type="gramStart"/>
       <w:r>
         <w:rPr>
           <w:rFonts w:ascii="Consolas" w:hAnsi="Consolas"/>
@@ -10701,7 +11177,6 @@
         </w:rPr>
         <w:t>::</w:t>
       </w:r>
-      <w:proofErr w:type="gramEnd"/>
       <w:r>
         <w:rPr>
           <w:rFonts w:ascii="Consolas" w:hAnsi="Consolas"/>
@@ -10846,7 +11321,6 @@
         <w:t xml:space="preserve">    </w:t>
       </w:r>
       <w:proofErr w:type="spellStart"/>
-      <w:proofErr w:type="gramStart"/>
       <w:r>
         <w:rPr>
           <w:rFonts w:ascii="Consolas" w:hAnsi="Consolas"/>
@@ -10869,7 +11343,6 @@
         <w:t>::</w:t>
       </w:r>
       <w:proofErr w:type="spellStart"/>
-      <w:proofErr w:type="gramEnd"/>
       <w:r>
         <w:rPr>
           <w:rFonts w:ascii="Consolas" w:hAnsi="Consolas"/>
@@ -11145,7 +11618,6 @@
         <w:t xml:space="preserve">    </w:t>
       </w:r>
       <w:proofErr w:type="spellStart"/>
-      <w:proofErr w:type="gramStart"/>
       <w:r>
         <w:rPr>
           <w:rFonts w:ascii="Consolas" w:hAnsi="Consolas"/>
@@ -11167,7 +11639,6 @@
         </w:rPr>
         <w:t>::</w:t>
       </w:r>
-      <w:proofErr w:type="gramEnd"/>
       <w:r>
         <w:rPr>
           <w:rFonts w:ascii="Consolas" w:hAnsi="Consolas"/>
@@ -11341,7 +11812,6 @@
         <w:t xml:space="preserve">    </w:t>
       </w:r>
       <w:proofErr w:type="spellStart"/>
-      <w:proofErr w:type="gramStart"/>
       <w:r>
         <w:rPr>
           <w:rFonts w:ascii="Consolas" w:hAnsi="Consolas"/>
@@ -11364,7 +11834,6 @@
         <w:t>::</w:t>
       </w:r>
       <w:proofErr w:type="spellStart"/>
-      <w:proofErr w:type="gramEnd"/>
       <w:r>
         <w:rPr>
           <w:rFonts w:ascii="Consolas" w:hAnsi="Consolas"/>
@@ -11596,7 +12065,6 @@
         <w:t xml:space="preserve">    </w:t>
       </w:r>
       <w:proofErr w:type="spellStart"/>
-      <w:proofErr w:type="gramStart"/>
       <w:r>
         <w:rPr>
           <w:rFonts w:ascii="Consolas" w:hAnsi="Consolas"/>
@@ -11618,7 +12086,6 @@
         </w:rPr>
         <w:t>::</w:t>
       </w:r>
-      <w:proofErr w:type="gramEnd"/>
       <w:r>
         <w:rPr>
           <w:rFonts w:ascii="Consolas" w:hAnsi="Consolas"/>
@@ -11770,7 +12237,6 @@
         <w:t xml:space="preserve">    </w:t>
       </w:r>
       <w:proofErr w:type="spellStart"/>
-      <w:proofErr w:type="gramStart"/>
       <w:r>
         <w:rPr>
           <w:rFonts w:ascii="Consolas" w:hAnsi="Consolas"/>
@@ -11793,7 +12259,6 @@
         <w:t>::</w:t>
       </w:r>
       <w:proofErr w:type="spellStart"/>
-      <w:proofErr w:type="gramEnd"/>
       <w:r>
         <w:rPr>
           <w:rFonts w:ascii="Consolas" w:hAnsi="Consolas"/>
@@ -11989,7 +12454,6 @@
         <w:t>'</w:t>
       </w:r>
       <w:proofErr w:type="spellStart"/>
-      <w:proofErr w:type="gramStart"/>
       <w:r>
         <w:rPr>
           <w:rFonts w:ascii="Consolas" w:hAnsi="Consolas"/>
@@ -12001,7 +12465,6 @@
         <w:t>password.request</w:t>
       </w:r>
       <w:proofErr w:type="spellEnd"/>
-      <w:proofErr w:type="gramEnd"/>
       <w:r>
         <w:rPr>
           <w:rFonts w:ascii="Consolas" w:hAnsi="Consolas"/>
@@ -12071,7 +12534,6 @@
         <w:t xml:space="preserve">    </w:t>
       </w:r>
       <w:proofErr w:type="spellStart"/>
-      <w:proofErr w:type="gramStart"/>
       <w:r>
         <w:rPr>
           <w:rFonts w:ascii="Consolas" w:hAnsi="Consolas"/>
@@ -12093,7 +12555,6 @@
         </w:rPr>
         <w:t>::</w:t>
       </w:r>
-      <w:proofErr w:type="gramEnd"/>
       <w:r>
         <w:rPr>
           <w:rFonts w:ascii="Consolas" w:hAnsi="Consolas"/>
@@ -12288,7 +12749,6 @@
         <w:t>'</w:t>
       </w:r>
       <w:proofErr w:type="spellStart"/>
-      <w:proofErr w:type="gramStart"/>
       <w:r>
         <w:rPr>
           <w:rFonts w:ascii="Consolas" w:hAnsi="Consolas"/>
@@ -12300,7 +12760,6 @@
         <w:t>password.email</w:t>
       </w:r>
       <w:proofErr w:type="spellEnd"/>
-      <w:proofErr w:type="gramEnd"/>
       <w:r>
         <w:rPr>
           <w:rFonts w:ascii="Consolas" w:hAnsi="Consolas"/>
@@ -12370,7 +12829,6 @@
         <w:t xml:space="preserve">    </w:t>
       </w:r>
       <w:proofErr w:type="spellStart"/>
-      <w:proofErr w:type="gramStart"/>
       <w:r>
         <w:rPr>
           <w:rFonts w:ascii="Consolas" w:hAnsi="Consolas"/>
@@ -12393,7 +12851,6 @@
         <w:t>::</w:t>
       </w:r>
       <w:proofErr w:type="spellStart"/>
-      <w:proofErr w:type="gramEnd"/>
       <w:r>
         <w:rPr>
           <w:rFonts w:ascii="Consolas" w:hAnsi="Consolas"/>
@@ -12567,7 +13024,6 @@
         <w:t>'</w:t>
       </w:r>
       <w:proofErr w:type="spellStart"/>
-      <w:proofErr w:type="gramStart"/>
       <w:r>
         <w:rPr>
           <w:rFonts w:ascii="Consolas" w:hAnsi="Consolas"/>
@@ -12579,7 +13035,6 @@
         <w:t>password.reset</w:t>
       </w:r>
       <w:proofErr w:type="spellEnd"/>
-      <w:proofErr w:type="gramEnd"/>
       <w:r>
         <w:rPr>
           <w:rFonts w:ascii="Consolas" w:hAnsi="Consolas"/>
@@ -12649,7 +13104,6 @@
         <w:t xml:space="preserve">    </w:t>
       </w:r>
       <w:proofErr w:type="spellStart"/>
-      <w:proofErr w:type="gramStart"/>
       <w:r>
         <w:rPr>
           <w:rFonts w:ascii="Consolas" w:hAnsi="Consolas"/>
@@ -12671,7 +13125,6 @@
         </w:rPr>
         <w:t>::</w:t>
       </w:r>
-      <w:proofErr w:type="gramEnd"/>
       <w:r>
         <w:rPr>
           <w:rFonts w:ascii="Consolas" w:hAnsi="Consolas"/>
@@ -12844,7 +13297,6 @@
         <w:t>'</w:t>
       </w:r>
       <w:proofErr w:type="spellStart"/>
-      <w:proofErr w:type="gramStart"/>
       <w:r>
         <w:rPr>
           <w:rFonts w:ascii="Consolas" w:hAnsi="Consolas"/>
@@ -12856,7 +13308,6 @@
         <w:t>password.store</w:t>
       </w:r>
       <w:proofErr w:type="spellEnd"/>
-      <w:proofErr w:type="gramEnd"/>
       <w:r>
         <w:rPr>
           <w:rFonts w:ascii="Consolas" w:hAnsi="Consolas"/>
@@ -12941,38 +13392,38 @@
           <w:color w:val="202020"/>
           <w:sz w:val="21"/>
           <w:szCs w:val="21"/>
-          <w:lang w:val="fr-CH" w:eastAsia="it-CH"/>
-        </w:rPr>
-      </w:pPr>
-      <w:proofErr w:type="gramStart"/>
+          <w:lang w:eastAsia="it-CH"/>
+        </w:rPr>
+      </w:pPr>
+      <w:proofErr w:type="spellStart"/>
       <w:r>
         <w:rPr>
           <w:rFonts w:ascii="Consolas" w:hAnsi="Consolas"/>
           <w:color w:val="46969A"/>
           <w:sz w:val="21"/>
           <w:szCs w:val="21"/>
-          <w:lang w:val="fr-CH" w:eastAsia="it-CH"/>
+          <w:lang w:eastAsia="it-CH"/>
         </w:rPr>
         <w:t>Route</w:t>
       </w:r>
+      <w:proofErr w:type="spellEnd"/>
       <w:r>
         <w:rPr>
           <w:rFonts w:ascii="Consolas" w:hAnsi="Consolas"/>
           <w:color w:val="573F35"/>
           <w:sz w:val="21"/>
           <w:szCs w:val="21"/>
-          <w:lang w:val="fr-CH" w:eastAsia="it-CH"/>
+          <w:lang w:eastAsia="it-CH"/>
         </w:rPr>
         <w:t>::</w:t>
       </w:r>
-      <w:proofErr w:type="gramEnd"/>
       <w:r>
         <w:rPr>
           <w:rFonts w:ascii="Consolas" w:hAnsi="Consolas"/>
           <w:color w:val="98863B"/>
           <w:sz w:val="21"/>
           <w:szCs w:val="21"/>
-          <w:lang w:val="fr-CH" w:eastAsia="it-CH"/>
+          <w:lang w:eastAsia="it-CH"/>
         </w:rPr>
         <w:t>middleware</w:t>
       </w:r>
@@ -12982,7 +13433,7 @@
           <w:color w:val="202020"/>
           <w:sz w:val="21"/>
           <w:szCs w:val="21"/>
-          <w:lang w:val="fr-CH" w:eastAsia="it-CH"/>
+          <w:lang w:eastAsia="it-CH"/>
         </w:rPr>
         <w:t>(</w:t>
       </w:r>
@@ -12992,7 +13443,7 @@
           <w:color w:val="B86855"/>
           <w:sz w:val="21"/>
           <w:szCs w:val="21"/>
-          <w:lang w:val="fr-CH" w:eastAsia="it-CH"/>
+          <w:lang w:eastAsia="it-CH"/>
         </w:rPr>
         <w:t>'</w:t>
       </w:r>
@@ -13003,7 +13454,7 @@
           <w:color w:val="B86855"/>
           <w:sz w:val="21"/>
           <w:szCs w:val="21"/>
-          <w:lang w:val="fr-CH" w:eastAsia="it-CH"/>
+          <w:lang w:eastAsia="it-CH"/>
         </w:rPr>
         <w:t>auth</w:t>
       </w:r>
@@ -13014,7 +13465,7 @@
           <w:color w:val="B86855"/>
           <w:sz w:val="21"/>
           <w:szCs w:val="21"/>
-          <w:lang w:val="fr-CH" w:eastAsia="it-CH"/>
+          <w:lang w:eastAsia="it-CH"/>
         </w:rPr>
         <w:t>'</w:t>
       </w:r>
@@ -13024,7 +13475,7 @@
           <w:color w:val="202020"/>
           <w:sz w:val="21"/>
           <w:szCs w:val="21"/>
-          <w:lang w:val="fr-CH" w:eastAsia="it-CH"/>
+          <w:lang w:eastAsia="it-CH"/>
         </w:rPr>
         <w:t>)</w:t>
       </w:r>
@@ -13034,7 +13485,7 @@
           <w:color w:val="573F35"/>
           <w:sz w:val="21"/>
           <w:szCs w:val="21"/>
-          <w:lang w:val="fr-CH" w:eastAsia="it-CH"/>
+          <w:lang w:eastAsia="it-CH"/>
         </w:rPr>
         <w:t>-&gt;</w:t>
       </w:r>
@@ -13044,7 +13495,7 @@
           <w:color w:val="98863B"/>
           <w:sz w:val="21"/>
           <w:szCs w:val="21"/>
-          <w:lang w:val="fr-CH" w:eastAsia="it-CH"/>
+          <w:lang w:eastAsia="it-CH"/>
         </w:rPr>
         <w:t>group</w:t>
       </w:r>
@@ -13054,7 +13505,7 @@
           <w:color w:val="202020"/>
           <w:sz w:val="21"/>
           <w:szCs w:val="21"/>
-          <w:lang w:val="fr-CH" w:eastAsia="it-CH"/>
+          <w:lang w:eastAsia="it-CH"/>
         </w:rPr>
         <w:t>(</w:t>
       </w:r>
@@ -13065,7 +13516,7 @@
           <w:color w:val="5460C1"/>
           <w:sz w:val="21"/>
           <w:szCs w:val="21"/>
-          <w:lang w:val="fr-CH" w:eastAsia="it-CH"/>
+          <w:lang w:eastAsia="it-CH"/>
         </w:rPr>
         <w:t>function</w:t>
       </w:r>
@@ -13076,7 +13527,7 @@
           <w:color w:val="202020"/>
           <w:sz w:val="21"/>
           <w:szCs w:val="21"/>
-          <w:lang w:val="fr-CH" w:eastAsia="it-CH"/>
+          <w:lang w:eastAsia="it-CH"/>
         </w:rPr>
         <w:t xml:space="preserve"> () {</w:t>
       </w:r>
@@ -13096,49 +13547,49 @@
           <w:color w:val="202020"/>
           <w:sz w:val="21"/>
           <w:szCs w:val="21"/>
-          <w:lang w:val="fr-CH" w:eastAsia="it-CH"/>
-        </w:rPr>
-      </w:pPr>
-      <w:r>
-        <w:rPr>
-          <w:rFonts w:ascii="Consolas" w:hAnsi="Consolas"/>
-          <w:color w:val="202020"/>
-          <w:sz w:val="21"/>
-          <w:szCs w:val="21"/>
-          <w:lang w:val="fr-CH" w:eastAsia="it-CH"/>
+          <w:lang w:eastAsia="it-CH"/>
+        </w:rPr>
+      </w:pPr>
+      <w:r>
+        <w:rPr>
+          <w:rFonts w:ascii="Consolas" w:hAnsi="Consolas"/>
+          <w:color w:val="202020"/>
+          <w:sz w:val="21"/>
+          <w:szCs w:val="21"/>
+          <w:lang w:eastAsia="it-CH"/>
         </w:rPr>
         <w:t xml:space="preserve">    </w:t>
       </w:r>
-      <w:proofErr w:type="gramStart"/>
+      <w:proofErr w:type="spellStart"/>
       <w:r>
         <w:rPr>
           <w:rFonts w:ascii="Consolas" w:hAnsi="Consolas"/>
           <w:color w:val="46969A"/>
           <w:sz w:val="21"/>
           <w:szCs w:val="21"/>
-          <w:lang w:val="fr-CH" w:eastAsia="it-CH"/>
+          <w:lang w:eastAsia="it-CH"/>
         </w:rPr>
         <w:t>Route</w:t>
       </w:r>
+      <w:proofErr w:type="spellEnd"/>
       <w:r>
         <w:rPr>
           <w:rFonts w:ascii="Consolas" w:hAnsi="Consolas"/>
           <w:color w:val="573F35"/>
           <w:sz w:val="21"/>
           <w:szCs w:val="21"/>
-          <w:lang w:val="fr-CH" w:eastAsia="it-CH"/>
+          <w:lang w:eastAsia="it-CH"/>
         </w:rPr>
         <w:t>::</w:t>
       </w:r>
       <w:proofErr w:type="spellStart"/>
-      <w:proofErr w:type="gramEnd"/>
       <w:r>
         <w:rPr>
           <w:rFonts w:ascii="Consolas" w:hAnsi="Consolas"/>
           <w:color w:val="98863B"/>
           <w:sz w:val="21"/>
           <w:szCs w:val="21"/>
-          <w:lang w:val="fr-CH" w:eastAsia="it-CH"/>
+          <w:lang w:eastAsia="it-CH"/>
         </w:rPr>
         <w:t>get</w:t>
       </w:r>
@@ -13149,7 +13600,7 @@
           <w:color w:val="202020"/>
           <w:sz w:val="21"/>
           <w:szCs w:val="21"/>
-          <w:lang w:val="fr-CH" w:eastAsia="it-CH"/>
+          <w:lang w:eastAsia="it-CH"/>
         </w:rPr>
         <w:t>(</w:t>
       </w:r>
@@ -13159,7 +13610,7 @@
           <w:color w:val="B86855"/>
           <w:sz w:val="21"/>
           <w:szCs w:val="21"/>
-          <w:lang w:val="fr-CH" w:eastAsia="it-CH"/>
+          <w:lang w:eastAsia="it-CH"/>
         </w:rPr>
         <w:t>'</w:t>
       </w:r>
@@ -13170,7 +13621,7 @@
           <w:color w:val="B86855"/>
           <w:sz w:val="21"/>
           <w:szCs w:val="21"/>
-          <w:lang w:val="fr-CH" w:eastAsia="it-CH"/>
+          <w:lang w:eastAsia="it-CH"/>
         </w:rPr>
         <w:t>verify</w:t>
       </w:r>
@@ -13181,7 +13632,7 @@
           <w:color w:val="B86855"/>
           <w:sz w:val="21"/>
           <w:szCs w:val="21"/>
-          <w:lang w:val="fr-CH" w:eastAsia="it-CH"/>
+          <w:lang w:eastAsia="it-CH"/>
         </w:rPr>
         <w:t>-email'</w:t>
       </w:r>
@@ -13191,7 +13642,7 @@
           <w:color w:val="202020"/>
           <w:sz w:val="21"/>
           <w:szCs w:val="21"/>
-          <w:lang w:val="fr-CH" w:eastAsia="it-CH"/>
+          <w:lang w:eastAsia="it-CH"/>
         </w:rPr>
         <w:t xml:space="preserve">, </w:t>
       </w:r>
@@ -13202,7 +13653,7 @@
           <w:color w:val="46969A"/>
           <w:sz w:val="21"/>
           <w:szCs w:val="21"/>
-          <w:lang w:val="fr-CH" w:eastAsia="it-CH"/>
+          <w:lang w:eastAsia="it-CH"/>
         </w:rPr>
         <w:t>EmailVerificationPromptController</w:t>
       </w:r>
@@ -13213,7 +13664,7 @@
           <w:color w:val="573F35"/>
           <w:sz w:val="21"/>
           <w:szCs w:val="21"/>
-          <w:lang w:val="fr-CH" w:eastAsia="it-CH"/>
+          <w:lang w:eastAsia="it-CH"/>
         </w:rPr>
         <w:t>::</w:t>
       </w:r>
@@ -13223,7 +13674,7 @@
           <w:color w:val="5460C1"/>
           <w:sz w:val="21"/>
           <w:szCs w:val="21"/>
-          <w:lang w:val="fr-CH" w:eastAsia="it-CH"/>
+          <w:lang w:eastAsia="it-CH"/>
         </w:rPr>
         <w:t>class</w:t>
       </w:r>
@@ -13233,7 +13684,7 @@
           <w:color w:val="202020"/>
           <w:sz w:val="21"/>
           <w:szCs w:val="21"/>
-          <w:lang w:val="fr-CH" w:eastAsia="it-CH"/>
+          <w:lang w:eastAsia="it-CH"/>
         </w:rPr>
         <w:t>)</w:t>
       </w:r>
@@ -13253,16 +13704,16 @@
           <w:color w:val="202020"/>
           <w:sz w:val="21"/>
           <w:szCs w:val="21"/>
-          <w:lang w:val="fr-CH" w:eastAsia="it-CH"/>
-        </w:rPr>
-      </w:pPr>
-      <w:r>
-        <w:rPr>
-          <w:rFonts w:ascii="Consolas" w:hAnsi="Consolas"/>
-          <w:color w:val="202020"/>
-          <w:sz w:val="21"/>
-          <w:szCs w:val="21"/>
-          <w:lang w:val="fr-CH" w:eastAsia="it-CH"/>
+          <w:lang w:eastAsia="it-CH"/>
+        </w:rPr>
+      </w:pPr>
+      <w:r>
+        <w:rPr>
+          <w:rFonts w:ascii="Consolas" w:hAnsi="Consolas"/>
+          <w:color w:val="202020"/>
+          <w:sz w:val="21"/>
+          <w:szCs w:val="21"/>
+          <w:lang w:eastAsia="it-CH"/>
         </w:rPr>
         <w:lastRenderedPageBreak/>
         <w:t xml:space="preserve">        </w:t>
@@ -13273,73 +13724,69 @@
           <w:color w:val="573F35"/>
           <w:sz w:val="21"/>
           <w:szCs w:val="21"/>
-          <w:lang w:val="fr-CH" w:eastAsia="it-CH"/>
+          <w:lang w:eastAsia="it-CH"/>
         </w:rPr>
         <w:t>-&gt;</w:t>
       </w:r>
+      <w:r>
+        <w:rPr>
+          <w:rFonts w:ascii="Consolas" w:hAnsi="Consolas"/>
+          <w:color w:val="98863B"/>
+          <w:sz w:val="21"/>
+          <w:szCs w:val="21"/>
+          <w:lang w:eastAsia="it-CH"/>
+        </w:rPr>
+        <w:t>name</w:t>
+      </w:r>
+      <w:r>
+        <w:rPr>
+          <w:rFonts w:ascii="Consolas" w:hAnsi="Consolas"/>
+          <w:color w:val="202020"/>
+          <w:sz w:val="21"/>
+          <w:szCs w:val="21"/>
+          <w:lang w:eastAsia="it-CH"/>
+        </w:rPr>
+        <w:t>(</w:t>
+      </w:r>
+      <w:r>
+        <w:rPr>
+          <w:rFonts w:ascii="Consolas" w:hAnsi="Consolas"/>
+          <w:color w:val="B86855"/>
+          <w:sz w:val="21"/>
+          <w:szCs w:val="21"/>
+          <w:lang w:eastAsia="it-CH"/>
+        </w:rPr>
+        <w:t>'</w:t>
+      </w:r>
       <w:proofErr w:type="spellStart"/>
       <w:r>
         <w:rPr>
           <w:rFonts w:ascii="Consolas" w:hAnsi="Consolas"/>
-          <w:color w:val="98863B"/>
-          <w:sz w:val="21"/>
-          <w:szCs w:val="21"/>
-          <w:lang w:val="fr-CH" w:eastAsia="it-CH"/>
-        </w:rPr>
-        <w:t>name</w:t>
+          <w:color w:val="B86855"/>
+          <w:sz w:val="21"/>
+          <w:szCs w:val="21"/>
+          <w:lang w:eastAsia="it-CH"/>
+        </w:rPr>
+        <w:t>verification.notice</w:t>
       </w:r>
       <w:proofErr w:type="spellEnd"/>
       <w:r>
         <w:rPr>
           <w:rFonts w:ascii="Consolas" w:hAnsi="Consolas"/>
-          <w:color w:val="202020"/>
-          <w:sz w:val="21"/>
-          <w:szCs w:val="21"/>
-          <w:lang w:val="fr-CH" w:eastAsia="it-CH"/>
-        </w:rPr>
-        <w:t>(</w:t>
-      </w:r>
-      <w:r>
-        <w:rPr>
-          <w:rFonts w:ascii="Consolas" w:hAnsi="Consolas"/>
           <w:color w:val="B86855"/>
           <w:sz w:val="21"/>
           <w:szCs w:val="21"/>
-          <w:lang w:val="fr-CH" w:eastAsia="it-CH"/>
+          <w:lang w:eastAsia="it-CH"/>
         </w:rPr>
         <w:t>'</w:t>
       </w:r>
-      <w:proofErr w:type="spellStart"/>
-      <w:proofErr w:type="gramStart"/>
-      <w:r>
-        <w:rPr>
-          <w:rFonts w:ascii="Consolas" w:hAnsi="Consolas"/>
-          <w:color w:val="B86855"/>
-          <w:sz w:val="21"/>
-          <w:szCs w:val="21"/>
-          <w:lang w:val="fr-CH" w:eastAsia="it-CH"/>
-        </w:rPr>
-        <w:t>verification.notice</w:t>
-      </w:r>
-      <w:proofErr w:type="spellEnd"/>
-      <w:proofErr w:type="gramEnd"/>
-      <w:r>
-        <w:rPr>
-          <w:rFonts w:ascii="Consolas" w:hAnsi="Consolas"/>
-          <w:color w:val="B86855"/>
-          <w:sz w:val="21"/>
-          <w:szCs w:val="21"/>
-          <w:lang w:val="fr-CH" w:eastAsia="it-CH"/>
-        </w:rPr>
-        <w:t>'</w:t>
-      </w:r>
-      <w:r>
-        <w:rPr>
-          <w:rFonts w:ascii="Consolas" w:hAnsi="Consolas"/>
-          <w:color w:val="202020"/>
-          <w:sz w:val="21"/>
-          <w:szCs w:val="21"/>
-          <w:lang w:val="fr-CH" w:eastAsia="it-CH"/>
+      <w:r>
+        <w:rPr>
+          <w:rFonts w:ascii="Consolas" w:hAnsi="Consolas"/>
+          <w:color w:val="202020"/>
+          <w:sz w:val="21"/>
+          <w:szCs w:val="21"/>
+          <w:lang w:eastAsia="it-CH"/>
         </w:rPr>
         <w:t>);</w:t>
       </w:r>
@@ -13359,7 +13806,7 @@
           <w:color w:val="202020"/>
           <w:sz w:val="21"/>
           <w:szCs w:val="21"/>
-          <w:lang w:val="fr-CH" w:eastAsia="it-CH"/>
+          <w:lang w:eastAsia="it-CH"/>
         </w:rPr>
       </w:pPr>
     </w:p>
@@ -13378,49 +13825,49 @@
           <w:color w:val="202020"/>
           <w:sz w:val="21"/>
           <w:szCs w:val="21"/>
-          <w:lang w:val="fr-CH" w:eastAsia="it-CH"/>
-        </w:rPr>
-      </w:pPr>
-      <w:r>
-        <w:rPr>
-          <w:rFonts w:ascii="Consolas" w:hAnsi="Consolas"/>
-          <w:color w:val="202020"/>
-          <w:sz w:val="21"/>
-          <w:szCs w:val="21"/>
-          <w:lang w:val="fr-CH" w:eastAsia="it-CH"/>
+          <w:lang w:eastAsia="it-CH"/>
+        </w:rPr>
+      </w:pPr>
+      <w:r>
+        <w:rPr>
+          <w:rFonts w:ascii="Consolas" w:hAnsi="Consolas"/>
+          <w:color w:val="202020"/>
+          <w:sz w:val="21"/>
+          <w:szCs w:val="21"/>
+          <w:lang w:eastAsia="it-CH"/>
         </w:rPr>
         <w:t xml:space="preserve">    </w:t>
       </w:r>
-      <w:proofErr w:type="gramStart"/>
+      <w:proofErr w:type="spellStart"/>
       <w:r>
         <w:rPr>
           <w:rFonts w:ascii="Consolas" w:hAnsi="Consolas"/>
           <w:color w:val="46969A"/>
           <w:sz w:val="21"/>
           <w:szCs w:val="21"/>
-          <w:lang w:val="fr-CH" w:eastAsia="it-CH"/>
+          <w:lang w:eastAsia="it-CH"/>
         </w:rPr>
         <w:t>Route</w:t>
       </w:r>
+      <w:proofErr w:type="spellEnd"/>
       <w:r>
         <w:rPr>
           <w:rFonts w:ascii="Consolas" w:hAnsi="Consolas"/>
           <w:color w:val="573F35"/>
           <w:sz w:val="21"/>
           <w:szCs w:val="21"/>
-          <w:lang w:val="fr-CH" w:eastAsia="it-CH"/>
+          <w:lang w:eastAsia="it-CH"/>
         </w:rPr>
         <w:t>::</w:t>
       </w:r>
       <w:proofErr w:type="spellStart"/>
-      <w:proofErr w:type="gramEnd"/>
       <w:r>
         <w:rPr>
           <w:rFonts w:ascii="Consolas" w:hAnsi="Consolas"/>
           <w:color w:val="98863B"/>
           <w:sz w:val="21"/>
           <w:szCs w:val="21"/>
-          <w:lang w:val="fr-CH" w:eastAsia="it-CH"/>
+          <w:lang w:eastAsia="it-CH"/>
         </w:rPr>
         <w:t>get</w:t>
       </w:r>
@@ -13431,7 +13878,7 @@
           <w:color w:val="202020"/>
           <w:sz w:val="21"/>
           <w:szCs w:val="21"/>
-          <w:lang w:val="fr-CH" w:eastAsia="it-CH"/>
+          <w:lang w:eastAsia="it-CH"/>
         </w:rPr>
         <w:t>(</w:t>
       </w:r>
@@ -13441,7 +13888,7 @@
           <w:color w:val="B86855"/>
           <w:sz w:val="21"/>
           <w:szCs w:val="21"/>
-          <w:lang w:val="fr-CH" w:eastAsia="it-CH"/>
+          <w:lang w:eastAsia="it-CH"/>
         </w:rPr>
         <w:t>'</w:t>
       </w:r>
@@ -13452,7 +13899,7 @@
           <w:color w:val="B86855"/>
           <w:sz w:val="21"/>
           <w:szCs w:val="21"/>
-          <w:lang w:val="fr-CH" w:eastAsia="it-CH"/>
+          <w:lang w:eastAsia="it-CH"/>
         </w:rPr>
         <w:t>verify</w:t>
       </w:r>
@@ -13463,17 +13910,39 @@
           <w:color w:val="B86855"/>
           <w:sz w:val="21"/>
           <w:szCs w:val="21"/>
-          <w:lang w:val="fr-CH" w:eastAsia="it-CH"/>
-        </w:rPr>
-        <w:t>-email/{id}/{hash}'</w:t>
-      </w:r>
-      <w:r>
-        <w:rPr>
-          <w:rFonts w:ascii="Consolas" w:hAnsi="Consolas"/>
-          <w:color w:val="202020"/>
-          <w:sz w:val="21"/>
-          <w:szCs w:val="21"/>
-          <w:lang w:val="fr-CH" w:eastAsia="it-CH"/>
+          <w:lang w:eastAsia="it-CH"/>
+        </w:rPr>
+        <w:t>-email/{id}/{</w:t>
+      </w:r>
+      <w:proofErr w:type="spellStart"/>
+      <w:r>
+        <w:rPr>
+          <w:rFonts w:ascii="Consolas" w:hAnsi="Consolas"/>
+          <w:color w:val="B86855"/>
+          <w:sz w:val="21"/>
+          <w:szCs w:val="21"/>
+          <w:lang w:eastAsia="it-CH"/>
+        </w:rPr>
+        <w:t>hash</w:t>
+      </w:r>
+      <w:proofErr w:type="spellEnd"/>
+      <w:r>
+        <w:rPr>
+          <w:rFonts w:ascii="Consolas" w:hAnsi="Consolas"/>
+          <w:color w:val="B86855"/>
+          <w:sz w:val="21"/>
+          <w:szCs w:val="21"/>
+          <w:lang w:eastAsia="it-CH"/>
+        </w:rPr>
+        <w:t>}'</w:t>
+      </w:r>
+      <w:r>
+        <w:rPr>
+          <w:rFonts w:ascii="Consolas" w:hAnsi="Consolas"/>
+          <w:color w:val="202020"/>
+          <w:sz w:val="21"/>
+          <w:szCs w:val="21"/>
+          <w:lang w:eastAsia="it-CH"/>
         </w:rPr>
         <w:t xml:space="preserve">, </w:t>
       </w:r>
@@ -13484,7 +13953,7 @@
           <w:color w:val="46969A"/>
           <w:sz w:val="21"/>
           <w:szCs w:val="21"/>
-          <w:lang w:val="fr-CH" w:eastAsia="it-CH"/>
+          <w:lang w:eastAsia="it-CH"/>
         </w:rPr>
         <w:t>VerifyEmailController</w:t>
       </w:r>
@@ -13495,7 +13964,7 @@
           <w:color w:val="573F35"/>
           <w:sz w:val="21"/>
           <w:szCs w:val="21"/>
-          <w:lang w:val="fr-CH" w:eastAsia="it-CH"/>
+          <w:lang w:eastAsia="it-CH"/>
         </w:rPr>
         <w:t>::</w:t>
       </w:r>
@@ -13505,7 +13974,7 @@
           <w:color w:val="5460C1"/>
           <w:sz w:val="21"/>
           <w:szCs w:val="21"/>
-          <w:lang w:val="fr-CH" w:eastAsia="it-CH"/>
+          <w:lang w:eastAsia="it-CH"/>
         </w:rPr>
         <w:t>class</w:t>
       </w:r>
@@ -13515,7 +13984,7 @@
           <w:color w:val="202020"/>
           <w:sz w:val="21"/>
           <w:szCs w:val="21"/>
-          <w:lang w:val="fr-CH" w:eastAsia="it-CH"/>
+          <w:lang w:eastAsia="it-CH"/>
         </w:rPr>
         <w:t>)</w:t>
       </w:r>
@@ -13544,7 +14013,7 @@
           <w:color w:val="202020"/>
           <w:sz w:val="21"/>
           <w:szCs w:val="21"/>
-          <w:lang w:val="fr-CH" w:eastAsia="it-CH"/>
+          <w:lang w:eastAsia="it-CH"/>
         </w:rPr>
         <w:t xml:space="preserve">        </w:t>
       </w:r>
@@ -13558,7 +14027,6 @@
         </w:rPr>
         <w:t>-&gt;</w:t>
       </w:r>
-      <w:proofErr w:type="gramStart"/>
       <w:r>
         <w:rPr>
           <w:rFonts w:ascii="Consolas" w:hAnsi="Consolas"/>
@@ -13577,18 +14045,7 @@
           <w:szCs w:val="21"/>
           <w:lang w:eastAsia="it-CH"/>
         </w:rPr>
-        <w:t>(</w:t>
-      </w:r>
-      <w:proofErr w:type="gramEnd"/>
-      <w:r>
-        <w:rPr>
-          <w:rFonts w:ascii="Consolas" w:hAnsi="Consolas"/>
-          <w:color w:val="202020"/>
-          <w:sz w:val="21"/>
-          <w:szCs w:val="21"/>
-          <w:lang w:eastAsia="it-CH"/>
-        </w:rPr>
-        <w:t>[</w:t>
+        <w:t>([</w:t>
       </w:r>
       <w:r>
         <w:rPr>
@@ -13722,7 +14179,6 @@
         <w:t>'</w:t>
       </w:r>
       <w:proofErr w:type="spellStart"/>
-      <w:proofErr w:type="gramStart"/>
       <w:r>
         <w:rPr>
           <w:rFonts w:ascii="Consolas" w:hAnsi="Consolas"/>
@@ -13734,7 +14190,6 @@
         <w:t>verification.verify</w:t>
       </w:r>
       <w:proofErr w:type="spellEnd"/>
-      <w:proofErr w:type="gramEnd"/>
       <w:r>
         <w:rPr>
           <w:rFonts w:ascii="Consolas" w:hAnsi="Consolas"/>
@@ -13803,7 +14258,6 @@
         </w:rPr>
         <w:t xml:space="preserve">    </w:t>
       </w:r>
-      <w:proofErr w:type="gramStart"/>
       <w:r>
         <w:rPr>
           <w:rFonts w:ascii="Consolas" w:hAnsi="Consolas"/>
@@ -13824,7 +14278,6 @@
         </w:rPr>
         <w:t>::</w:t>
       </w:r>
-      <w:proofErr w:type="gramEnd"/>
       <w:r>
         <w:rPr>
           <w:rFonts w:ascii="Consolas" w:hAnsi="Consolas"/>
@@ -14016,29 +14469,7 @@
           <w:szCs w:val="21"/>
           <w:lang w:val="fr-CH" w:eastAsia="it-CH"/>
         </w:rPr>
-        <w:t>'</w:t>
-      </w:r>
-      <w:proofErr w:type="gramStart"/>
-      <w:r>
-        <w:rPr>
-          <w:rFonts w:ascii="Consolas" w:hAnsi="Consolas"/>
-          <w:color w:val="B86855"/>
-          <w:sz w:val="21"/>
-          <w:szCs w:val="21"/>
-          <w:lang w:val="fr-CH" w:eastAsia="it-CH"/>
-        </w:rPr>
-        <w:t>throttle:</w:t>
-      </w:r>
-      <w:proofErr w:type="gramEnd"/>
-      <w:r>
-        <w:rPr>
-          <w:rFonts w:ascii="Consolas" w:hAnsi="Consolas"/>
-          <w:color w:val="B86855"/>
-          <w:sz w:val="21"/>
-          <w:szCs w:val="21"/>
-          <w:lang w:val="fr-CH" w:eastAsia="it-CH"/>
-        </w:rPr>
-        <w:t>6,1'</w:t>
+        <w:t>'throttle:6,1'</w:t>
       </w:r>
       <w:r>
         <w:rPr>
@@ -14122,7 +14553,6 @@
         <w:t>'</w:t>
       </w:r>
       <w:proofErr w:type="spellStart"/>
-      <w:proofErr w:type="gramStart"/>
       <w:r>
         <w:rPr>
           <w:rFonts w:ascii="Consolas" w:hAnsi="Consolas"/>
@@ -14134,7 +14564,6 @@
         <w:t>verification.send</w:t>
       </w:r>
       <w:proofErr w:type="spellEnd"/>
-      <w:proofErr w:type="gramEnd"/>
       <w:r>
         <w:rPr>
           <w:rFonts w:ascii="Consolas" w:hAnsi="Consolas"/>
@@ -14203,7 +14632,6 @@
         </w:rPr>
         <w:t xml:space="preserve">    </w:t>
       </w:r>
-      <w:proofErr w:type="gramStart"/>
       <w:r>
         <w:rPr>
           <w:rFonts w:ascii="Consolas" w:hAnsi="Consolas"/>
@@ -14225,7 +14653,6 @@
         <w:t>::</w:t>
       </w:r>
       <w:proofErr w:type="spellStart"/>
-      <w:proofErr w:type="gramEnd"/>
       <w:r>
         <w:rPr>
           <w:rFonts w:ascii="Consolas" w:hAnsi="Consolas"/>
@@ -14423,7 +14850,6 @@
         <w:t>'</w:t>
       </w:r>
       <w:proofErr w:type="spellStart"/>
-      <w:proofErr w:type="gramStart"/>
       <w:r>
         <w:rPr>
           <w:rFonts w:ascii="Consolas" w:hAnsi="Consolas"/>
@@ -14435,7 +14861,6 @@
         <w:t>password.confirm</w:t>
       </w:r>
       <w:proofErr w:type="spellEnd"/>
-      <w:proofErr w:type="gramEnd"/>
       <w:r>
         <w:rPr>
           <w:rFonts w:ascii="Consolas" w:hAnsi="Consolas"/>
@@ -14504,7 +14929,6 @@
         </w:rPr>
         <w:t xml:space="preserve">    </w:t>
       </w:r>
-      <w:proofErr w:type="gramStart"/>
       <w:r>
         <w:rPr>
           <w:rFonts w:ascii="Consolas" w:hAnsi="Consolas"/>
@@ -14525,7 +14949,6 @@
         </w:rPr>
         <w:t>::</w:t>
       </w:r>
-      <w:proofErr w:type="gramEnd"/>
       <w:r>
         <w:rPr>
           <w:rFonts w:ascii="Consolas" w:hAnsi="Consolas"/>
@@ -14698,7 +15121,6 @@
         </w:rPr>
         <w:t xml:space="preserve">    </w:t>
       </w:r>
-      <w:proofErr w:type="gramStart"/>
       <w:r>
         <w:rPr>
           <w:rFonts w:ascii="Consolas" w:hAnsi="Consolas"/>
@@ -14719,7 +15141,6 @@
         </w:rPr>
         <w:t>::</w:t>
       </w:r>
-      <w:proofErr w:type="gramEnd"/>
       <w:r>
         <w:rPr>
           <w:rFonts w:ascii="Consolas" w:hAnsi="Consolas"/>
@@ -14966,7 +15387,6 @@
         </w:rPr>
         <w:t xml:space="preserve">    </w:t>
       </w:r>
-      <w:proofErr w:type="gramStart"/>
       <w:r>
         <w:rPr>
           <w:rFonts w:ascii="Consolas" w:hAnsi="Consolas"/>
@@ -14987,7 +15407,6 @@
         </w:rPr>
         <w:t>::</w:t>
       </w:r>
-      <w:proofErr w:type="gramEnd"/>
       <w:r>
         <w:rPr>
           <w:rFonts w:ascii="Consolas" w:hAnsi="Consolas"/>
@@ -15341,7 +15760,6 @@
           <w:lang w:val="fr-CH" w:eastAsia="it-CH"/>
         </w:rPr>
       </w:pPr>
-      <w:proofErr w:type="gramStart"/>
       <w:r>
         <w:rPr>
           <w:rFonts w:ascii="Consolas" w:hAnsi="Consolas"/>
@@ -15353,7 +15771,6 @@
         <w:t>&lt;?</w:t>
       </w:r>
       <w:proofErr w:type="spellStart"/>
-      <w:proofErr w:type="gramEnd"/>
       <w:r>
         <w:rPr>
           <w:rFonts w:ascii="Consolas" w:hAnsi="Consolas"/>
@@ -15404,7 +15821,6 @@
         </w:rPr>
       </w:pPr>
       <w:proofErr w:type="spellStart"/>
-      <w:proofErr w:type="gramStart"/>
       <w:r>
         <w:rPr>
           <w:rFonts w:ascii="Consolas" w:hAnsi="Consolas"/>
@@ -15416,7 +15832,6 @@
         <w:t>namespace</w:t>
       </w:r>
       <w:proofErr w:type="spellEnd"/>
-      <w:proofErr w:type="gramEnd"/>
       <w:r>
         <w:rPr>
           <w:rFonts w:ascii="Consolas" w:hAnsi="Consolas"/>
@@ -15519,7 +15934,6 @@
           <w:lang w:val="fr-CH" w:eastAsia="it-CH"/>
         </w:rPr>
       </w:pPr>
-      <w:proofErr w:type="gramStart"/>
       <w:r>
         <w:rPr>
           <w:rFonts w:ascii="Consolas" w:hAnsi="Consolas"/>
@@ -15530,7 +15944,6 @@
         </w:rPr>
         <w:t>use</w:t>
       </w:r>
-      <w:proofErr w:type="gramEnd"/>
       <w:r>
         <w:rPr>
           <w:rFonts w:ascii="Consolas" w:hAnsi="Consolas"/>
@@ -15602,7 +16015,6 @@
           <w:lang w:val="fr-CH" w:eastAsia="it-CH"/>
         </w:rPr>
       </w:pPr>
-      <w:proofErr w:type="gramStart"/>
       <w:r>
         <w:rPr>
           <w:rFonts w:ascii="Consolas" w:hAnsi="Consolas"/>
@@ -15613,7 +16025,6 @@
         </w:rPr>
         <w:t>use</w:t>
       </w:r>
-      <w:proofErr w:type="gramEnd"/>
       <w:r>
         <w:rPr>
           <w:rFonts w:ascii="Consolas" w:hAnsi="Consolas"/>
@@ -15709,7 +16120,6 @@
           <w:lang w:val="fr-CH" w:eastAsia="it-CH"/>
         </w:rPr>
       </w:pPr>
-      <w:proofErr w:type="gramStart"/>
       <w:r>
         <w:rPr>
           <w:rFonts w:ascii="Consolas" w:hAnsi="Consolas"/>
@@ -15720,7 +16130,6 @@
         </w:rPr>
         <w:t>use</w:t>
       </w:r>
-      <w:proofErr w:type="gramEnd"/>
       <w:r>
         <w:rPr>
           <w:rFonts w:ascii="Consolas" w:hAnsi="Consolas"/>
@@ -15794,7 +16203,6 @@
           <w:lang w:val="fr-CH" w:eastAsia="it-CH"/>
         </w:rPr>
       </w:pPr>
-      <w:proofErr w:type="gramStart"/>
       <w:r>
         <w:rPr>
           <w:rFonts w:ascii="Consolas" w:hAnsi="Consolas"/>
@@ -15805,7 +16213,6 @@
         </w:rPr>
         <w:t>use</w:t>
       </w:r>
-      <w:proofErr w:type="gramEnd"/>
       <w:r>
         <w:rPr>
           <w:rFonts w:ascii="Consolas" w:hAnsi="Consolas"/>
@@ -15879,7 +16286,6 @@
           <w:lang w:val="fr-CH" w:eastAsia="it-CH"/>
         </w:rPr>
       </w:pPr>
-      <w:proofErr w:type="gramStart"/>
       <w:r>
         <w:rPr>
           <w:rFonts w:ascii="Consolas" w:hAnsi="Consolas"/>
@@ -15890,7 +16296,6 @@
         </w:rPr>
         <w:t>use</w:t>
       </w:r>
-      <w:proofErr w:type="gramEnd"/>
       <w:r>
         <w:rPr>
           <w:rFonts w:ascii="Consolas" w:hAnsi="Consolas"/>
@@ -15986,7 +16391,6 @@
           <w:lang w:val="fr-CH" w:eastAsia="it-CH"/>
         </w:rPr>
       </w:pPr>
-      <w:proofErr w:type="gramStart"/>
       <w:r>
         <w:rPr>
           <w:rFonts w:ascii="Consolas" w:hAnsi="Consolas"/>
@@ -15997,7 +16401,6 @@
         </w:rPr>
         <w:t>use</w:t>
       </w:r>
-      <w:proofErr w:type="gramEnd"/>
       <w:r>
         <w:rPr>
           <w:rFonts w:ascii="Consolas" w:hAnsi="Consolas"/>
@@ -16112,7 +16515,6 @@
           <w:lang w:val="fr-CH" w:eastAsia="it-CH"/>
         </w:rPr>
       </w:pPr>
-      <w:proofErr w:type="gramStart"/>
       <w:r>
         <w:rPr>
           <w:rFonts w:ascii="Consolas" w:hAnsi="Consolas"/>
@@ -16123,7 +16525,6 @@
         </w:rPr>
         <w:t>class</w:t>
       </w:r>
-      <w:proofErr w:type="gramEnd"/>
       <w:r>
         <w:rPr>
           <w:rFonts w:ascii="Consolas" w:hAnsi="Consolas"/>
@@ -16365,7 +16766,6 @@
         </w:rPr>
         <w:t xml:space="preserve">    </w:t>
       </w:r>
-      <w:proofErr w:type="gramStart"/>
       <w:r>
         <w:rPr>
           <w:rFonts w:ascii="Consolas" w:hAnsi="Consolas"/>
@@ -16376,7 +16776,6 @@
         </w:rPr>
         <w:t>public</w:t>
       </w:r>
-      <w:proofErr w:type="gramEnd"/>
       <w:r>
         <w:rPr>
           <w:rFonts w:ascii="Consolas" w:hAnsi="Consolas"/>
@@ -16521,7 +16920,6 @@
         </w:rPr>
         <w:t xml:space="preserve">        </w:t>
       </w:r>
-      <w:proofErr w:type="gramStart"/>
       <w:r>
         <w:rPr>
           <w:rFonts w:ascii="Consolas" w:hAnsi="Consolas"/>
@@ -16532,7 +16930,6 @@
         </w:rPr>
         <w:t>return</w:t>
       </w:r>
-      <w:proofErr w:type="gramEnd"/>
       <w:r>
         <w:rPr>
           <w:rFonts w:ascii="Consolas" w:hAnsi="Consolas"/>
@@ -16869,7 +17266,6 @@
         </w:rPr>
         <w:t xml:space="preserve">    </w:t>
       </w:r>
-      <w:proofErr w:type="gramStart"/>
       <w:r>
         <w:rPr>
           <w:rFonts w:ascii="Consolas" w:hAnsi="Consolas"/>
@@ -16880,7 +17276,6 @@
         </w:rPr>
         <w:t>public</w:t>
       </w:r>
-      <w:proofErr w:type="gramEnd"/>
       <w:r>
         <w:rPr>
           <w:rFonts w:ascii="Consolas" w:hAnsi="Consolas"/>
@@ -17110,7 +17505,6 @@
         <w:t>-&gt;</w:t>
       </w:r>
       <w:proofErr w:type="spellStart"/>
-      <w:proofErr w:type="gramStart"/>
       <w:r>
         <w:rPr>
           <w:rFonts w:ascii="Consolas" w:hAnsi="Consolas"/>
@@ -17130,18 +17524,7 @@
           <w:szCs w:val="21"/>
           <w:lang w:val="fr-CH" w:eastAsia="it-CH"/>
         </w:rPr>
-        <w:t>(</w:t>
-      </w:r>
-      <w:proofErr w:type="gramEnd"/>
-      <w:r>
-        <w:rPr>
-          <w:rFonts w:ascii="Consolas" w:hAnsi="Consolas"/>
-          <w:color w:val="202020"/>
-          <w:sz w:val="21"/>
-          <w:szCs w:val="21"/>
-          <w:lang w:val="fr-CH" w:eastAsia="it-CH"/>
-        </w:rPr>
-        <w:t>);</w:t>
+        <w:t>();</w:t>
       </w:r>
     </w:p>
     <w:p>
@@ -17233,7 +17616,6 @@
         </w:rPr>
         <w:t>session</w:t>
       </w:r>
-      <w:proofErr w:type="gramStart"/>
       <w:r>
         <w:rPr>
           <w:rFonts w:ascii="Consolas" w:hAnsi="Consolas"/>
@@ -17252,18 +17634,7 @@
           <w:szCs w:val="21"/>
           <w:lang w:val="fr-CH" w:eastAsia="it-CH"/>
         </w:rPr>
-        <w:t>-</w:t>
-      </w:r>
-      <w:proofErr w:type="gramEnd"/>
-      <w:r>
-        <w:rPr>
-          <w:rFonts w:ascii="Consolas" w:hAnsi="Consolas"/>
-          <w:color w:val="573F35"/>
-          <w:sz w:val="21"/>
-          <w:szCs w:val="21"/>
-          <w:lang w:val="fr-CH" w:eastAsia="it-CH"/>
-        </w:rPr>
-        <w:t>&gt;</w:t>
+        <w:t>-&gt;</w:t>
       </w:r>
       <w:proofErr w:type="spellStart"/>
       <w:r>
@@ -17335,7 +17706,6 @@
         </w:rPr>
         <w:t xml:space="preserve">        </w:t>
       </w:r>
-      <w:proofErr w:type="gramStart"/>
       <w:r>
         <w:rPr>
           <w:rFonts w:ascii="Consolas" w:hAnsi="Consolas"/>
@@ -17346,7 +17716,6 @@
         </w:rPr>
         <w:t>return</w:t>
       </w:r>
-      <w:proofErr w:type="gramEnd"/>
       <w:r>
         <w:rPr>
           <w:rFonts w:ascii="Consolas" w:hAnsi="Consolas"/>
@@ -17692,7 +18061,6 @@
         </w:rPr>
         <w:t xml:space="preserve">    </w:t>
       </w:r>
-      <w:proofErr w:type="gramStart"/>
       <w:r>
         <w:rPr>
           <w:rFonts w:ascii="Consolas" w:hAnsi="Consolas"/>
@@ -17703,7 +18071,6 @@
         </w:rPr>
         <w:t>public</w:t>
       </w:r>
-      <w:proofErr w:type="gramEnd"/>
       <w:r>
         <w:rPr>
           <w:rFonts w:ascii="Consolas" w:hAnsi="Consolas"/>
@@ -17901,7 +18268,6 @@
         <w:t xml:space="preserve">        </w:t>
       </w:r>
       <w:proofErr w:type="spellStart"/>
-      <w:proofErr w:type="gramStart"/>
       <w:r>
         <w:rPr>
           <w:rFonts w:ascii="Consolas" w:hAnsi="Consolas"/>
@@ -17924,7 +18290,6 @@
         <w:t>::</w:t>
       </w:r>
       <w:proofErr w:type="spellStart"/>
-      <w:proofErr w:type="gramEnd"/>
       <w:r>
         <w:rPr>
           <w:rFonts w:ascii="Consolas" w:hAnsi="Consolas"/>
@@ -18088,7 +18453,6 @@
         </w:rPr>
         <w:t>session</w:t>
       </w:r>
-      <w:proofErr w:type="gramStart"/>
       <w:r>
         <w:rPr>
           <w:rFonts w:ascii="Consolas" w:hAnsi="Consolas"/>
@@ -18107,18 +18471,7 @@
           <w:szCs w:val="21"/>
           <w:lang w:val="fr-CH" w:eastAsia="it-CH"/>
         </w:rPr>
-        <w:t>-</w:t>
-      </w:r>
-      <w:proofErr w:type="gramEnd"/>
-      <w:r>
-        <w:rPr>
-          <w:rFonts w:ascii="Consolas" w:hAnsi="Consolas"/>
-          <w:color w:val="573F35"/>
-          <w:sz w:val="21"/>
-          <w:szCs w:val="21"/>
-          <w:lang w:val="fr-CH" w:eastAsia="it-CH"/>
-        </w:rPr>
-        <w:t>&gt;</w:t>
+        <w:t>-&gt;</w:t>
       </w:r>
       <w:proofErr w:type="spellStart"/>
       <w:r>
@@ -18232,7 +18585,6 @@
         </w:rPr>
         <w:t>session</w:t>
       </w:r>
-      <w:proofErr w:type="gramStart"/>
       <w:r>
         <w:rPr>
           <w:rFonts w:ascii="Consolas" w:hAnsi="Consolas"/>
@@ -18251,18 +18603,7 @@
           <w:szCs w:val="21"/>
           <w:lang w:eastAsia="it-CH"/>
         </w:rPr>
-        <w:t>-</w:t>
-      </w:r>
-      <w:proofErr w:type="gramEnd"/>
-      <w:r>
-        <w:rPr>
-          <w:rFonts w:ascii="Consolas" w:hAnsi="Consolas"/>
-          <w:color w:val="573F35"/>
-          <w:sz w:val="21"/>
-          <w:szCs w:val="21"/>
-          <w:lang w:eastAsia="it-CH"/>
-        </w:rPr>
-        <w:t>&gt;</w:t>
+        <w:t>-&gt;</w:t>
       </w:r>
       <w:proofErr w:type="spellStart"/>
       <w:r>
@@ -18357,7 +18698,6 @@
         <w:t xml:space="preserve"> </w:t>
       </w:r>
       <w:proofErr w:type="spellStart"/>
-      <w:proofErr w:type="gramStart"/>
       <w:r>
         <w:rPr>
           <w:rFonts w:ascii="Consolas" w:hAnsi="Consolas"/>
@@ -18379,7 +18719,6 @@
         </w:rPr>
         <w:t>(</w:t>
       </w:r>
-      <w:proofErr w:type="gramEnd"/>
       <w:r>
         <w:rPr>
           <w:rFonts w:ascii="Consolas" w:hAnsi="Consolas"/>
@@ -18439,21 +18778,7 @@
         <w:rPr>
           <w:rFonts w:ascii="Bahnschrift" w:hAnsi="Bahnschrift"/>
         </w:rPr>
-        <w:t xml:space="preserve">Il metodo </w:t>
-      </w:r>
-      <w:proofErr w:type="gramStart"/>
-      <w:r>
-        <w:rPr>
-          <w:rFonts w:ascii="Bahnschrift" w:hAnsi="Bahnschrift"/>
-        </w:rPr>
-        <w:t>create(</w:t>
-      </w:r>
-      <w:proofErr w:type="gramEnd"/>
-      <w:r>
-        <w:rPr>
-          <w:rFonts w:ascii="Bahnschrift" w:hAnsi="Bahnschrift"/>
-        </w:rPr>
-        <w:t>) serve semplicemente a mostrare la pagina di login.</w:t>
+        <w:t>Il metodo create() serve semplicemente a mostrare la pagina di login.</w:t>
       </w:r>
       <w:r>
         <w:rPr>
@@ -18787,7 +19112,6 @@
         <w:t xml:space="preserve"> </w:t>
       </w:r>
       <w:proofErr w:type="spellStart"/>
-      <w:proofErr w:type="gramStart"/>
       <w:r>
         <w:rPr>
           <w:rFonts w:ascii="Consolas" w:hAnsi="Consolas"/>
@@ -18807,18 +19131,7 @@
           <w:szCs w:val="21"/>
           <w:lang w:eastAsia="it-CH"/>
         </w:rPr>
-        <w:t>(</w:t>
-      </w:r>
-      <w:proofErr w:type="gramEnd"/>
-      <w:r>
-        <w:rPr>
-          <w:rFonts w:ascii="Consolas" w:hAnsi="Consolas"/>
-          <w:color w:val="202020"/>
-          <w:sz w:val="21"/>
-          <w:szCs w:val="21"/>
-          <w:lang w:eastAsia="it-CH"/>
-        </w:rPr>
-        <w:t>)</w:t>
+        <w:t>()</w:t>
       </w:r>
       <w:r>
         <w:rPr>
@@ -18998,7 +19311,6 @@
         <w:t xml:space="preserve">La funzione </w:t>
       </w:r>
       <w:proofErr w:type="spellStart"/>
-      <w:proofErr w:type="gramStart"/>
       <w:r>
         <w:rPr>
           <w:rFonts w:ascii="Bahnschrift" w:hAnsi="Bahnschrift"/>
@@ -19010,14 +19322,7 @@
         <w:rPr>
           <w:rFonts w:ascii="Bahnschrift" w:hAnsi="Bahnschrift"/>
         </w:rPr>
-        <w:t>(</w:t>
-      </w:r>
-      <w:proofErr w:type="gramEnd"/>
-      <w:r>
-        <w:rPr>
-          <w:rFonts w:ascii="Bahnschrift" w:hAnsi="Bahnschrift"/>
-        </w:rPr>
-        <w:t xml:space="preserve">) serve a decidere se l’utente è autorizzato a inviare questa richiesta. In questo caso ritorna sempre </w:t>
+        <w:t xml:space="preserve">() serve a decidere se l’utente è autorizzato a inviare questa richiesta. In questo caso ritorna sempre </w:t>
       </w:r>
       <w:proofErr w:type="spellStart"/>
       <w:r>
@@ -19074,7 +19379,6 @@
         </w:rPr>
         <w:t xml:space="preserve">    </w:t>
       </w:r>
-      <w:proofErr w:type="gramStart"/>
       <w:r>
         <w:rPr>
           <w:rFonts w:ascii="Consolas" w:hAnsi="Consolas"/>
@@ -19085,7 +19389,6 @@
         </w:rPr>
         <w:t>public</w:t>
       </w:r>
-      <w:proofErr w:type="gramEnd"/>
       <w:r>
         <w:rPr>
           <w:rFonts w:ascii="Consolas" w:hAnsi="Consolas"/>
@@ -19230,7 +19533,6 @@
         </w:rPr>
         <w:t xml:space="preserve">        </w:t>
       </w:r>
-      <w:proofErr w:type="gramStart"/>
       <w:r>
         <w:rPr>
           <w:rFonts w:ascii="Consolas" w:hAnsi="Consolas"/>
@@ -19241,7 +19543,6 @@
         </w:rPr>
         <w:t>return</w:t>
       </w:r>
-      <w:proofErr w:type="gramEnd"/>
       <w:r>
         <w:rPr>
           <w:rFonts w:ascii="Consolas" w:hAnsi="Consolas"/>
@@ -19268,7 +19569,7 @@
           <w:color w:val="202020"/>
           <w:sz w:val="21"/>
           <w:szCs w:val="21"/>
-          <w:lang w:val="fr-CH" w:eastAsia="it-CH"/>
+          <w:lang w:eastAsia="it-CH"/>
         </w:rPr>
       </w:pPr>
       <w:r>
@@ -19287,7 +19588,7 @@
           <w:color w:val="B86855"/>
           <w:sz w:val="21"/>
           <w:szCs w:val="21"/>
-          <w:lang w:val="fr-CH" w:eastAsia="it-CH"/>
+          <w:lang w:eastAsia="it-CH"/>
         </w:rPr>
         <w:t>'email'</w:t>
       </w:r>
@@ -19297,7 +19598,7 @@
           <w:color w:val="202020"/>
           <w:sz w:val="21"/>
           <w:szCs w:val="21"/>
-          <w:lang w:val="fr-CH" w:eastAsia="it-CH"/>
+          <w:lang w:eastAsia="it-CH"/>
         </w:rPr>
         <w:t xml:space="preserve"> </w:t>
       </w:r>
@@ -19307,7 +19608,7 @@
           <w:color w:val="573F35"/>
           <w:sz w:val="21"/>
           <w:szCs w:val="21"/>
-          <w:lang w:val="fr-CH" w:eastAsia="it-CH"/>
+          <w:lang w:eastAsia="it-CH"/>
         </w:rPr>
         <w:t>=&gt;</w:t>
       </w:r>
@@ -19317,7 +19618,7 @@
           <w:color w:val="202020"/>
           <w:sz w:val="21"/>
           <w:szCs w:val="21"/>
-          <w:lang w:val="fr-CH" w:eastAsia="it-CH"/>
+          <w:lang w:eastAsia="it-CH"/>
         </w:rPr>
         <w:t xml:space="preserve"> [</w:t>
       </w:r>
@@ -19327,7 +19628,7 @@
           <w:color w:val="B86855"/>
           <w:sz w:val="21"/>
           <w:szCs w:val="21"/>
-          <w:lang w:val="fr-CH" w:eastAsia="it-CH"/>
+          <w:lang w:eastAsia="it-CH"/>
         </w:rPr>
         <w:t>'</w:t>
       </w:r>
@@ -19338,7 +19639,7 @@
           <w:color w:val="B86855"/>
           <w:sz w:val="21"/>
           <w:szCs w:val="21"/>
-          <w:lang w:val="fr-CH" w:eastAsia="it-CH"/>
+          <w:lang w:eastAsia="it-CH"/>
         </w:rPr>
         <w:t>required</w:t>
       </w:r>
@@ -19349,7 +19650,7 @@
           <w:color w:val="B86855"/>
           <w:sz w:val="21"/>
           <w:szCs w:val="21"/>
-          <w:lang w:val="fr-CH" w:eastAsia="it-CH"/>
+          <w:lang w:eastAsia="it-CH"/>
         </w:rPr>
         <w:t>'</w:t>
       </w:r>
@@ -19359,7 +19660,7 @@
           <w:color w:val="202020"/>
           <w:sz w:val="21"/>
           <w:szCs w:val="21"/>
-          <w:lang w:val="fr-CH" w:eastAsia="it-CH"/>
+          <w:lang w:eastAsia="it-CH"/>
         </w:rPr>
         <w:t xml:space="preserve">, </w:t>
       </w:r>
@@ -19369,17 +19670,39 @@
           <w:color w:val="B86855"/>
           <w:sz w:val="21"/>
           <w:szCs w:val="21"/>
-          <w:lang w:val="fr-CH" w:eastAsia="it-CH"/>
-        </w:rPr>
-        <w:t>'string'</w:t>
-      </w:r>
-      <w:r>
-        <w:rPr>
-          <w:rFonts w:ascii="Consolas" w:hAnsi="Consolas"/>
-          <w:color w:val="202020"/>
-          <w:sz w:val="21"/>
-          <w:szCs w:val="21"/>
-          <w:lang w:val="fr-CH" w:eastAsia="it-CH"/>
+          <w:lang w:eastAsia="it-CH"/>
+        </w:rPr>
+        <w:t>'</w:t>
+      </w:r>
+      <w:proofErr w:type="spellStart"/>
+      <w:r>
+        <w:rPr>
+          <w:rFonts w:ascii="Consolas" w:hAnsi="Consolas"/>
+          <w:color w:val="B86855"/>
+          <w:sz w:val="21"/>
+          <w:szCs w:val="21"/>
+          <w:lang w:eastAsia="it-CH"/>
+        </w:rPr>
+        <w:t>string</w:t>
+      </w:r>
+      <w:proofErr w:type="spellEnd"/>
+      <w:r>
+        <w:rPr>
+          <w:rFonts w:ascii="Consolas" w:hAnsi="Consolas"/>
+          <w:color w:val="B86855"/>
+          <w:sz w:val="21"/>
+          <w:szCs w:val="21"/>
+          <w:lang w:eastAsia="it-CH"/>
+        </w:rPr>
+        <w:t>'</w:t>
+      </w:r>
+      <w:r>
+        <w:rPr>
+          <w:rFonts w:ascii="Consolas" w:hAnsi="Consolas"/>
+          <w:color w:val="202020"/>
+          <w:sz w:val="21"/>
+          <w:szCs w:val="21"/>
+          <w:lang w:eastAsia="it-CH"/>
         </w:rPr>
         <w:t xml:space="preserve">, </w:t>
       </w:r>
@@ -19389,7 +19712,7 @@
           <w:color w:val="B86855"/>
           <w:sz w:val="21"/>
           <w:szCs w:val="21"/>
-          <w:lang w:val="fr-CH" w:eastAsia="it-CH"/>
+          <w:lang w:eastAsia="it-CH"/>
         </w:rPr>
         <w:t>'email'</w:t>
       </w:r>
@@ -19399,7 +19722,7 @@
           <w:color w:val="202020"/>
           <w:sz w:val="21"/>
           <w:szCs w:val="21"/>
-          <w:lang w:val="fr-CH" w:eastAsia="it-CH"/>
+          <w:lang w:eastAsia="it-CH"/>
         </w:rPr>
         <w:t>],</w:t>
       </w:r>
@@ -19428,7 +19751,7 @@
           <w:color w:val="202020"/>
           <w:sz w:val="21"/>
           <w:szCs w:val="21"/>
-          <w:lang w:val="fr-CH" w:eastAsia="it-CH"/>
+          <w:lang w:eastAsia="it-CH"/>
         </w:rPr>
         <w:t xml:space="preserve">            </w:t>
       </w:r>
@@ -19626,21 +19949,7 @@
         <w:rPr>
           <w:rFonts w:ascii="Bahnschrift" w:hAnsi="Bahnschrift"/>
         </w:rPr>
-        <w:t xml:space="preserve">La funzione </w:t>
-      </w:r>
-      <w:proofErr w:type="gramStart"/>
-      <w:r>
-        <w:rPr>
-          <w:rFonts w:ascii="Bahnschrift" w:hAnsi="Bahnschrift"/>
-        </w:rPr>
-        <w:t>rules(</w:t>
-      </w:r>
-      <w:proofErr w:type="gramEnd"/>
-      <w:r>
-        <w:rPr>
-          <w:rFonts w:ascii="Bahnschrift" w:hAnsi="Bahnschrift"/>
-        </w:rPr>
-        <w:t xml:space="preserve">) restituisce un array contenente le regole di validazione applicate ai campi del </w:t>
+        <w:t xml:space="preserve">La funzione rules() restituisce un array contenente le regole di validazione applicate ai campi del </w:t>
       </w:r>
       <w:proofErr w:type="spellStart"/>
       <w:r>
@@ -19728,7 +20037,6 @@
         </w:rPr>
         <w:t xml:space="preserve">    </w:t>
       </w:r>
-      <w:proofErr w:type="gramStart"/>
       <w:r>
         <w:rPr>
           <w:rFonts w:ascii="Consolas" w:hAnsi="Consolas"/>
@@ -19739,7 +20047,6 @@
         </w:rPr>
         <w:t>public</w:t>
       </w:r>
-      <w:proofErr w:type="gramEnd"/>
       <w:r>
         <w:rPr>
           <w:rFonts w:ascii="Consolas" w:hAnsi="Consolas"/>
@@ -19917,7 +20224,6 @@
         <w:t>-&gt;</w:t>
       </w:r>
       <w:proofErr w:type="spellStart"/>
-      <w:proofErr w:type="gramStart"/>
       <w:r>
         <w:rPr>
           <w:rFonts w:ascii="Consolas" w:hAnsi="Consolas"/>
@@ -19937,18 +20243,7 @@
           <w:szCs w:val="21"/>
           <w:lang w:val="fr-CH" w:eastAsia="it-CH"/>
         </w:rPr>
-        <w:t>(</w:t>
-      </w:r>
-      <w:proofErr w:type="gramEnd"/>
-      <w:r>
-        <w:rPr>
-          <w:rFonts w:ascii="Consolas" w:hAnsi="Consolas"/>
-          <w:color w:val="202020"/>
-          <w:sz w:val="21"/>
-          <w:szCs w:val="21"/>
-          <w:lang w:val="fr-CH" w:eastAsia="it-CH"/>
-        </w:rPr>
-        <w:t>);</w:t>
+        <w:t>();</w:t>
       </w:r>
     </w:p>
     <w:p>
@@ -19998,7 +20293,6 @@
         </w:rPr>
         <w:t xml:space="preserve">        </w:t>
       </w:r>
-      <w:proofErr w:type="gramStart"/>
       <w:r>
         <w:rPr>
           <w:rFonts w:ascii="Consolas" w:hAnsi="Consolas"/>
@@ -20009,7 +20303,6 @@
         </w:rPr>
         <w:t>if</w:t>
       </w:r>
-      <w:proofErr w:type="gramEnd"/>
       <w:r>
         <w:rPr>
           <w:rFonts w:ascii="Consolas" w:hAnsi="Consolas"/>
@@ -20041,7 +20334,6 @@
         <w:t xml:space="preserve"> </w:t>
       </w:r>
       <w:proofErr w:type="spellStart"/>
-      <w:proofErr w:type="gramStart"/>
       <w:r>
         <w:rPr>
           <w:rFonts w:ascii="Consolas" w:hAnsi="Consolas"/>
@@ -20064,7 +20356,6 @@
         <w:t>::</w:t>
       </w:r>
       <w:proofErr w:type="spellStart"/>
-      <w:proofErr w:type="gramEnd"/>
       <w:r>
         <w:rPr>
           <w:rFonts w:ascii="Consolas" w:hAnsi="Consolas"/>
@@ -20328,7 +20619,6 @@
         <w:t xml:space="preserve">            </w:t>
       </w:r>
       <w:proofErr w:type="spellStart"/>
-      <w:proofErr w:type="gramStart"/>
       <w:r>
         <w:rPr>
           <w:rFonts w:ascii="Consolas" w:hAnsi="Consolas"/>
@@ -20350,7 +20640,6 @@
         </w:rPr>
         <w:t>::</w:t>
       </w:r>
-      <w:proofErr w:type="gramEnd"/>
       <w:r>
         <w:rPr>
           <w:rFonts w:ascii="Consolas" w:hAnsi="Consolas"/>
@@ -20474,7 +20763,6 @@
         <w:t xml:space="preserve">            </w:t>
       </w:r>
       <w:proofErr w:type="spellStart"/>
-      <w:proofErr w:type="gramStart"/>
       <w:r>
         <w:rPr>
           <w:rFonts w:ascii="Consolas" w:hAnsi="Consolas"/>
@@ -20486,7 +20774,6 @@
         <w:t>throw</w:t>
       </w:r>
       <w:proofErr w:type="spellEnd"/>
-      <w:proofErr w:type="gramEnd"/>
       <w:r>
         <w:rPr>
           <w:rFonts w:ascii="Consolas" w:hAnsi="Consolas"/>
@@ -20641,7 +20928,6 @@
         <w:t>'</w:t>
       </w:r>
       <w:proofErr w:type="spellStart"/>
-      <w:proofErr w:type="gramStart"/>
       <w:r>
         <w:rPr>
           <w:rFonts w:ascii="Consolas" w:hAnsi="Consolas"/>
@@ -20653,7 +20939,6 @@
         <w:t>auth.failed</w:t>
       </w:r>
       <w:proofErr w:type="spellEnd"/>
-      <w:proofErr w:type="gramEnd"/>
       <w:r>
         <w:rPr>
           <w:rFonts w:ascii="Consolas" w:hAnsi="Consolas"/>
@@ -20781,7 +21066,6 @@
         <w:t xml:space="preserve">        </w:t>
       </w:r>
       <w:proofErr w:type="spellStart"/>
-      <w:proofErr w:type="gramStart"/>
       <w:r>
         <w:rPr>
           <w:rFonts w:ascii="Consolas" w:hAnsi="Consolas"/>
@@ -20804,7 +21088,6 @@
         <w:t>::</w:t>
       </w:r>
       <w:proofErr w:type="spellStart"/>
-      <w:proofErr w:type="gramEnd"/>
       <w:r>
         <w:rPr>
           <w:rFonts w:ascii="Consolas" w:hAnsi="Consolas"/>
@@ -20896,7 +21179,7 @@
           <w:color w:val="202020"/>
           <w:sz w:val="21"/>
           <w:szCs w:val="21"/>
-          <w:lang w:val="fr-CH" w:eastAsia="it-CH"/>
+          <w:lang w:eastAsia="it-CH"/>
         </w:rPr>
       </w:pPr>
       <w:r>
@@ -20915,7 +21198,7 @@
           <w:color w:val="202020"/>
           <w:sz w:val="21"/>
           <w:szCs w:val="21"/>
-          <w:lang w:val="fr-CH" w:eastAsia="it-CH"/>
+          <w:lang w:eastAsia="it-CH"/>
         </w:rPr>
         <w:t>}</w:t>
       </w:r>
@@ -20934,7 +21217,6 @@
         <w:t xml:space="preserve">La funzione </w:t>
       </w:r>
       <w:proofErr w:type="spellStart"/>
-      <w:proofErr w:type="gramStart"/>
       <w:r>
         <w:rPr>
           <w:rFonts w:ascii="Bahnschrift" w:hAnsi="Bahnschrift"/>
@@ -20946,14 +21228,7 @@
         <w:rPr>
           <w:rFonts w:ascii="Bahnschrift" w:hAnsi="Bahnschrift"/>
         </w:rPr>
-        <w:t>(</w:t>
-      </w:r>
-      <w:proofErr w:type="gramEnd"/>
-      <w:r>
-        <w:rPr>
-          <w:rFonts w:ascii="Bahnschrift" w:hAnsi="Bahnschrift"/>
-        </w:rPr>
-        <w:t>) si occupa di effettuare il tentativo di accesso dell’utente.</w:t>
+        <w:t>() si occupa di effettuare il tentativo di accesso dell’utente.</w:t>
       </w:r>
       <w:r>
         <w:rPr>
@@ -21092,7 +21367,6 @@
         <w:t xml:space="preserve"> </w:t>
       </w:r>
       <w:proofErr w:type="spellStart"/>
-      <w:proofErr w:type="gramStart"/>
       <w:r>
         <w:rPr>
           <w:rFonts w:ascii="Consolas" w:hAnsi="Consolas"/>
@@ -21112,18 +21386,7 @@
           <w:szCs w:val="21"/>
           <w:lang w:eastAsia="it-CH"/>
         </w:rPr>
-        <w:t>(</w:t>
-      </w:r>
-      <w:proofErr w:type="gramEnd"/>
-      <w:r>
-        <w:rPr>
-          <w:rFonts w:ascii="Consolas" w:hAnsi="Consolas"/>
-          <w:color w:val="202020"/>
-          <w:sz w:val="21"/>
-          <w:szCs w:val="21"/>
-          <w:lang w:eastAsia="it-CH"/>
-        </w:rPr>
-        <w:t>)</w:t>
+        <w:t>()</w:t>
       </w:r>
       <w:r>
         <w:rPr>
@@ -21202,7 +21465,7 @@
           <w:color w:val="202020"/>
           <w:sz w:val="21"/>
           <w:szCs w:val="21"/>
-          <w:lang w:val="de-CH" w:eastAsia="it-CH"/>
+          <w:lang w:eastAsia="it-CH"/>
         </w:rPr>
       </w:pPr>
       <w:r>
@@ -21222,7 +21485,7 @@
           <w:color w:val="8F41AD"/>
           <w:sz w:val="21"/>
           <w:szCs w:val="21"/>
-          <w:lang w:val="de-CH" w:eastAsia="it-CH"/>
+          <w:lang w:eastAsia="it-CH"/>
         </w:rPr>
         <w:t>return</w:t>
       </w:r>
@@ -21233,18 +21496,17 @@
           <w:color w:val="202020"/>
           <w:sz w:val="21"/>
           <w:szCs w:val="21"/>
-          <w:lang w:val="de-CH" w:eastAsia="it-CH"/>
+          <w:lang w:eastAsia="it-CH"/>
         </w:rPr>
         <w:t xml:space="preserve"> </w:t>
       </w:r>
-      <w:proofErr w:type="gramStart"/>
       <w:r>
         <w:rPr>
           <w:rFonts w:ascii="Consolas" w:hAnsi="Consolas"/>
           <w:color w:val="46969A"/>
           <w:sz w:val="21"/>
           <w:szCs w:val="21"/>
-          <w:lang w:val="de-CH" w:eastAsia="it-CH"/>
+          <w:lang w:eastAsia="it-CH"/>
         </w:rPr>
         <w:t>Str</w:t>
       </w:r>
@@ -21254,18 +21516,17 @@
           <w:color w:val="573F35"/>
           <w:sz w:val="21"/>
           <w:szCs w:val="21"/>
-          <w:lang w:val="de-CH" w:eastAsia="it-CH"/>
+          <w:lang w:eastAsia="it-CH"/>
         </w:rPr>
         <w:t>::</w:t>
       </w:r>
-      <w:proofErr w:type="gramEnd"/>
       <w:r>
         <w:rPr>
           <w:rFonts w:ascii="Consolas" w:hAnsi="Consolas"/>
           <w:color w:val="98863B"/>
           <w:sz w:val="21"/>
           <w:szCs w:val="21"/>
-          <w:lang w:val="de-CH" w:eastAsia="it-CH"/>
+          <w:lang w:eastAsia="it-CH"/>
         </w:rPr>
         <w:t>transliterate</w:t>
       </w:r>
@@ -21275,7 +21536,7 @@
           <w:color w:val="202020"/>
           <w:sz w:val="21"/>
           <w:szCs w:val="21"/>
-          <w:lang w:val="de-CH" w:eastAsia="it-CH"/>
+          <w:lang w:eastAsia="it-CH"/>
         </w:rPr>
         <w:t>(</w:t>
       </w:r>
@@ -21285,7 +21546,7 @@
           <w:color w:val="46969A"/>
           <w:sz w:val="21"/>
           <w:szCs w:val="21"/>
-          <w:lang w:val="de-CH" w:eastAsia="it-CH"/>
+          <w:lang w:eastAsia="it-CH"/>
         </w:rPr>
         <w:t>Str</w:t>
       </w:r>
@@ -21295,7 +21556,7 @@
           <w:color w:val="573F35"/>
           <w:sz w:val="21"/>
           <w:szCs w:val="21"/>
-          <w:lang w:val="de-CH" w:eastAsia="it-CH"/>
+          <w:lang w:eastAsia="it-CH"/>
         </w:rPr>
         <w:t>::</w:t>
       </w:r>
@@ -21305,7 +21566,7 @@
           <w:color w:val="98863B"/>
           <w:sz w:val="21"/>
           <w:szCs w:val="21"/>
-          <w:lang w:val="de-CH" w:eastAsia="it-CH"/>
+          <w:lang w:eastAsia="it-CH"/>
         </w:rPr>
         <w:t>lower</w:t>
       </w:r>
@@ -21315,7 +21576,7 @@
           <w:color w:val="202020"/>
           <w:sz w:val="21"/>
           <w:szCs w:val="21"/>
-          <w:lang w:val="de-CH" w:eastAsia="it-CH"/>
+          <w:lang w:eastAsia="it-CH"/>
         </w:rPr>
         <w:t>(</w:t>
       </w:r>
@@ -21325,7 +21586,7 @@
           <w:color w:val="282D85"/>
           <w:sz w:val="21"/>
           <w:szCs w:val="21"/>
-          <w:lang w:val="de-CH" w:eastAsia="it-CH"/>
+          <w:lang w:eastAsia="it-CH"/>
         </w:rPr>
         <w:t>$this</w:t>
       </w:r>
@@ -21335,7 +21596,7 @@
           <w:color w:val="573F35"/>
           <w:sz w:val="21"/>
           <w:szCs w:val="21"/>
-          <w:lang w:val="de-CH" w:eastAsia="it-CH"/>
+          <w:lang w:eastAsia="it-CH"/>
         </w:rPr>
         <w:t>-&gt;</w:t>
       </w:r>
@@ -21345,7 +21606,7 @@
           <w:color w:val="98863B"/>
           <w:sz w:val="21"/>
           <w:szCs w:val="21"/>
-          <w:lang w:val="de-CH" w:eastAsia="it-CH"/>
+          <w:lang w:eastAsia="it-CH"/>
         </w:rPr>
         <w:t>string</w:t>
       </w:r>
@@ -21355,7 +21616,7 @@
           <w:color w:val="202020"/>
           <w:sz w:val="21"/>
           <w:szCs w:val="21"/>
-          <w:lang w:val="de-CH" w:eastAsia="it-CH"/>
+          <w:lang w:eastAsia="it-CH"/>
         </w:rPr>
         <w:t>(</w:t>
       </w:r>
@@ -21365,7 +21626,7 @@
           <w:color w:val="B86855"/>
           <w:sz w:val="21"/>
           <w:szCs w:val="21"/>
-          <w:lang w:val="de-CH" w:eastAsia="it-CH"/>
+          <w:lang w:eastAsia="it-CH"/>
         </w:rPr>
         <w:t>'email'</w:t>
       </w:r>
@@ -21375,7 +21636,7 @@
           <w:color w:val="202020"/>
           <w:sz w:val="21"/>
           <w:szCs w:val="21"/>
-          <w:lang w:val="de-CH" w:eastAsia="it-CH"/>
+          <w:lang w:eastAsia="it-CH"/>
         </w:rPr>
         <w:t>))</w:t>
       </w:r>
@@ -21385,7 +21646,7 @@
           <w:color w:val="573F35"/>
           <w:sz w:val="21"/>
           <w:szCs w:val="21"/>
-          <w:lang w:val="de-CH" w:eastAsia="it-CH"/>
+          <w:lang w:eastAsia="it-CH"/>
         </w:rPr>
         <w:t>.</w:t>
       </w:r>
@@ -21395,7 +21656,7 @@
           <w:color w:val="B86855"/>
           <w:sz w:val="21"/>
           <w:szCs w:val="21"/>
-          <w:lang w:val="de-CH" w:eastAsia="it-CH"/>
+          <w:lang w:eastAsia="it-CH"/>
         </w:rPr>
         <w:t>'|'</w:t>
       </w:r>
@@ -21405,7 +21666,7 @@
           <w:color w:val="573F35"/>
           <w:sz w:val="21"/>
           <w:szCs w:val="21"/>
-          <w:lang w:val="de-CH" w:eastAsia="it-CH"/>
+          <w:lang w:eastAsia="it-CH"/>
         </w:rPr>
         <w:t>.</w:t>
       </w:r>
@@ -21415,7 +21676,7 @@
           <w:color w:val="282D85"/>
           <w:sz w:val="21"/>
           <w:szCs w:val="21"/>
-          <w:lang w:val="de-CH" w:eastAsia="it-CH"/>
+          <w:lang w:eastAsia="it-CH"/>
         </w:rPr>
         <w:t>$this</w:t>
       </w:r>
@@ -21425,7 +21686,7 @@
           <w:color w:val="573F35"/>
           <w:sz w:val="21"/>
           <w:szCs w:val="21"/>
-          <w:lang w:val="de-CH" w:eastAsia="it-CH"/>
+          <w:lang w:eastAsia="it-CH"/>
         </w:rPr>
         <w:t>-&gt;</w:t>
       </w:r>
@@ -21435,7 +21696,7 @@
           <w:color w:val="98863B"/>
           <w:sz w:val="21"/>
           <w:szCs w:val="21"/>
-          <w:lang w:val="de-CH" w:eastAsia="it-CH"/>
+          <w:lang w:eastAsia="it-CH"/>
         </w:rPr>
         <w:t>ip</w:t>
       </w:r>
@@ -21445,7 +21706,7 @@
           <w:color w:val="202020"/>
           <w:sz w:val="21"/>
           <w:szCs w:val="21"/>
-          <w:lang w:val="de-CH" w:eastAsia="it-CH"/>
+          <w:lang w:eastAsia="it-CH"/>
         </w:rPr>
         <w:t>());</w:t>
       </w:r>
@@ -21474,7 +21735,7 @@
           <w:color w:val="202020"/>
           <w:sz w:val="21"/>
           <w:szCs w:val="21"/>
-          <w:lang w:val="de-CH" w:eastAsia="it-CH"/>
+          <w:lang w:eastAsia="it-CH"/>
         </w:rPr>
         <w:t xml:space="preserve">    </w:t>
       </w:r>
@@ -21517,7 +21778,6 @@
         <w:t xml:space="preserve">La funzione </w:t>
       </w:r>
       <w:proofErr w:type="spellStart"/>
-      <w:proofErr w:type="gramStart"/>
       <w:r>
         <w:rPr>
           <w:sz w:val="24"/>
@@ -21533,16 +21793,7 @@
           <w:szCs w:val="24"/>
           <w:lang w:eastAsia="it-CH"/>
         </w:rPr>
-        <w:t>(</w:t>
-      </w:r>
-      <w:proofErr w:type="gramEnd"/>
-      <w:r>
-        <w:rPr>
-          <w:sz w:val="24"/>
-          <w:szCs w:val="24"/>
-          <w:lang w:eastAsia="it-CH"/>
-        </w:rPr>
-        <w:t>) genera una chiave univoca utilizzata per il sistema di limitazione dei tentativi di login.</w:t>
+        <w:t>() genera una chiave univoca utilizzata per il sistema di limitazione dei tentativi di login.</w:t>
       </w:r>
       <w:r>
         <w:rPr>
@@ -21588,7 +21839,7 @@
           <w:color w:val="202020"/>
           <w:sz w:val="21"/>
           <w:szCs w:val="21"/>
-          <w:lang w:eastAsia="it-CH"/>
+          <w:lang w:val="fr-CH" w:eastAsia="it-CH"/>
         </w:rPr>
       </w:pPr>
       <w:r>
@@ -21597,7 +21848,7 @@
           <w:color w:val="5460C1"/>
           <w:sz w:val="21"/>
           <w:szCs w:val="21"/>
-          <w:lang w:eastAsia="it-CH"/>
+          <w:lang w:val="fr-CH" w:eastAsia="it-CH"/>
         </w:rPr>
         <w:lastRenderedPageBreak/>
         <w:t>public</w:t>
@@ -21608,7 +21859,7 @@
           <w:color w:val="202020"/>
           <w:sz w:val="21"/>
           <w:szCs w:val="21"/>
-          <w:lang w:eastAsia="it-CH"/>
+          <w:lang w:val="fr-CH" w:eastAsia="it-CH"/>
         </w:rPr>
         <w:t xml:space="preserve"> </w:t>
       </w:r>
@@ -21619,7 +21870,7 @@
           <w:color w:val="5460C1"/>
           <w:sz w:val="21"/>
           <w:szCs w:val="21"/>
-          <w:lang w:eastAsia="it-CH"/>
+          <w:lang w:val="fr-CH" w:eastAsia="it-CH"/>
         </w:rPr>
         <w:t>function</w:t>
       </w:r>
@@ -21630,19 +21881,18 @@
           <w:color w:val="202020"/>
           <w:sz w:val="21"/>
           <w:szCs w:val="21"/>
-          <w:lang w:eastAsia="it-CH"/>
+          <w:lang w:val="fr-CH" w:eastAsia="it-CH"/>
         </w:rPr>
         <w:t xml:space="preserve"> </w:t>
       </w:r>
       <w:proofErr w:type="spellStart"/>
-      <w:proofErr w:type="gramStart"/>
       <w:r>
         <w:rPr>
           <w:rFonts w:ascii="Consolas" w:hAnsi="Consolas"/>
           <w:color w:val="98863B"/>
           <w:sz w:val="21"/>
           <w:szCs w:val="21"/>
-          <w:lang w:eastAsia="it-CH"/>
+          <w:lang w:val="fr-CH" w:eastAsia="it-CH"/>
         </w:rPr>
         <w:t>ensureIsNotRateLimited</w:t>
       </w:r>
@@ -21653,20 +21903,9 @@
           <w:color w:val="202020"/>
           <w:sz w:val="21"/>
           <w:szCs w:val="21"/>
-          <w:lang w:eastAsia="it-CH"/>
-        </w:rPr>
-        <w:t>(</w:t>
-      </w:r>
-      <w:proofErr w:type="gramEnd"/>
-      <w:r>
-        <w:rPr>
-          <w:rFonts w:ascii="Consolas" w:hAnsi="Consolas"/>
-          <w:color w:val="202020"/>
-          <w:sz w:val="21"/>
-          <w:szCs w:val="21"/>
-          <w:lang w:eastAsia="it-CH"/>
-        </w:rPr>
-        <w:t>)</w:t>
+          <w:lang w:val="fr-CH" w:eastAsia="it-CH"/>
+        </w:rPr>
+        <w:t>()</w:t>
       </w:r>
       <w:r>
         <w:rPr>
@@ -21674,7 +21913,7 @@
           <w:color w:val="573F35"/>
           <w:sz w:val="21"/>
           <w:szCs w:val="21"/>
-          <w:lang w:eastAsia="it-CH"/>
+          <w:lang w:val="fr-CH" w:eastAsia="it-CH"/>
         </w:rPr>
         <w:t>:</w:t>
       </w:r>
@@ -21684,7 +21923,7 @@
           <w:color w:val="202020"/>
           <w:sz w:val="21"/>
           <w:szCs w:val="21"/>
-          <w:lang w:eastAsia="it-CH"/>
+          <w:lang w:val="fr-CH" w:eastAsia="it-CH"/>
         </w:rPr>
         <w:t xml:space="preserve"> </w:t>
       </w:r>
@@ -21695,7 +21934,7 @@
           <w:color w:val="5460C1"/>
           <w:sz w:val="21"/>
           <w:szCs w:val="21"/>
-          <w:lang w:eastAsia="it-CH"/>
+          <w:lang w:val="fr-CH" w:eastAsia="it-CH"/>
         </w:rPr>
         <w:t>void</w:t>
       </w:r>
@@ -21725,7 +21964,7 @@
           <w:color w:val="202020"/>
           <w:sz w:val="21"/>
           <w:szCs w:val="21"/>
-          <w:lang w:eastAsia="it-CH"/>
+          <w:lang w:val="fr-CH" w:eastAsia="it-CH"/>
         </w:rPr>
         <w:t xml:space="preserve">    </w:t>
       </w:r>
@@ -21768,7 +22007,6 @@
         </w:rPr>
         <w:t xml:space="preserve">        </w:t>
       </w:r>
-      <w:proofErr w:type="gramStart"/>
       <w:r>
         <w:rPr>
           <w:rFonts w:ascii="Consolas" w:hAnsi="Consolas"/>
@@ -21779,7 +22017,6 @@
         </w:rPr>
         <w:t>if</w:t>
       </w:r>
-      <w:proofErr w:type="gramEnd"/>
       <w:r>
         <w:rPr>
           <w:rFonts w:ascii="Consolas" w:hAnsi="Consolas"/>
@@ -21811,7 +22048,6 @@
         <w:t xml:space="preserve"> </w:t>
       </w:r>
       <w:proofErr w:type="spellStart"/>
-      <w:proofErr w:type="gramStart"/>
       <w:r>
         <w:rPr>
           <w:rFonts w:ascii="Consolas" w:hAnsi="Consolas"/>
@@ -21834,7 +22070,6 @@
         <w:t>::</w:t>
       </w:r>
       <w:proofErr w:type="spellStart"/>
-      <w:proofErr w:type="gramEnd"/>
       <w:r>
         <w:rPr>
           <w:rFonts w:ascii="Consolas" w:hAnsi="Consolas"/>
@@ -21959,7 +22194,6 @@
         </w:rPr>
         <w:t xml:space="preserve">            </w:t>
       </w:r>
-      <w:proofErr w:type="gramStart"/>
       <w:r>
         <w:rPr>
           <w:rFonts w:ascii="Consolas" w:hAnsi="Consolas"/>
@@ -21980,7 +22214,6 @@
         </w:rPr>
         <w:t>;</w:t>
       </w:r>
-      <w:proofErr w:type="gramEnd"/>
     </w:p>
     <w:p>
       <w:pPr>
@@ -22059,7 +22292,6 @@
         <w:t xml:space="preserve">        </w:t>
       </w:r>
       <w:proofErr w:type="spellStart"/>
-      <w:proofErr w:type="gramStart"/>
       <w:r>
         <w:rPr>
           <w:rFonts w:ascii="Consolas" w:hAnsi="Consolas"/>
@@ -22081,7 +22313,6 @@
         </w:rPr>
         <w:t>(</w:t>
       </w:r>
-      <w:proofErr w:type="gramEnd"/>
       <w:r>
         <w:rPr>
           <w:rFonts w:ascii="Consolas" w:hAnsi="Consolas"/>
@@ -22243,7 +22474,6 @@
         <w:t xml:space="preserve"> </w:t>
       </w:r>
       <w:proofErr w:type="spellStart"/>
-      <w:proofErr w:type="gramStart"/>
       <w:r>
         <w:rPr>
           <w:rFonts w:ascii="Consolas" w:hAnsi="Consolas"/>
@@ -22266,7 +22496,6 @@
         <w:t>::</w:t>
       </w:r>
       <w:proofErr w:type="spellStart"/>
-      <w:proofErr w:type="gramEnd"/>
       <w:r>
         <w:rPr>
           <w:rFonts w:ascii="Consolas" w:hAnsi="Consolas"/>
@@ -22391,7 +22620,6 @@
         <w:t xml:space="preserve">        </w:t>
       </w:r>
       <w:proofErr w:type="spellStart"/>
-      <w:proofErr w:type="gramStart"/>
       <w:r>
         <w:rPr>
           <w:rFonts w:ascii="Consolas" w:hAnsi="Consolas"/>
@@ -22403,7 +22631,6 @@
         <w:t>throw</w:t>
       </w:r>
       <w:proofErr w:type="spellEnd"/>
-      <w:proofErr w:type="gramEnd"/>
       <w:r>
         <w:rPr>
           <w:rFonts w:ascii="Consolas" w:hAnsi="Consolas"/>
@@ -22527,7 +22754,6 @@
         </w:rPr>
         <w:t xml:space="preserve"> </w:t>
       </w:r>
-      <w:proofErr w:type="gramStart"/>
       <w:r>
         <w:rPr>
           <w:rFonts w:ascii="Consolas" w:hAnsi="Consolas"/>
@@ -22548,7 +22774,6 @@
         </w:rPr>
         <w:t>(</w:t>
       </w:r>
-      <w:proofErr w:type="gramEnd"/>
       <w:r>
         <w:rPr>
           <w:rFonts w:ascii="Consolas" w:hAnsi="Consolas"/>
@@ -22750,7 +22975,6 @@
         <w:t xml:space="preserve"> </w:t>
       </w:r>
       <w:proofErr w:type="spellStart"/>
-      <w:proofErr w:type="gramStart"/>
       <w:r>
         <w:rPr>
           <w:rFonts w:ascii="Consolas" w:hAnsi="Consolas"/>
@@ -22772,7 +22996,6 @@
         </w:rPr>
         <w:t>(</w:t>
       </w:r>
-      <w:proofErr w:type="gramEnd"/>
       <w:r>
         <w:rPr>
           <w:rFonts w:ascii="Consolas" w:hAnsi="Consolas"/>
@@ -22849,7 +23072,7 @@
           <w:color w:val="202020"/>
           <w:sz w:val="21"/>
           <w:szCs w:val="21"/>
-          <w:lang w:val="fr-CH" w:eastAsia="it-CH"/>
+          <w:lang w:eastAsia="it-CH"/>
         </w:rPr>
       </w:pPr>
       <w:r>
@@ -22868,7 +23091,7 @@
           <w:color w:val="202020"/>
           <w:sz w:val="21"/>
           <w:szCs w:val="21"/>
-          <w:lang w:val="fr-CH" w:eastAsia="it-CH"/>
+          <w:lang w:eastAsia="it-CH"/>
         </w:rPr>
         <w:t>]),</w:t>
       </w:r>
@@ -22897,7 +23120,7 @@
           <w:color w:val="202020"/>
           <w:sz w:val="21"/>
           <w:szCs w:val="21"/>
-          <w:lang w:val="fr-CH" w:eastAsia="it-CH"/>
+          <w:lang w:eastAsia="it-CH"/>
         </w:rPr>
         <w:t xml:space="preserve">        </w:t>
       </w:r>
@@ -22955,7 +23178,6 @@
         <w:t xml:space="preserve">La funzione </w:t>
       </w:r>
       <w:proofErr w:type="spellStart"/>
-      <w:proofErr w:type="gramStart"/>
       <w:r>
         <w:rPr>
           <w:rFonts w:ascii="Bahnschrift" w:hAnsi="Bahnschrift"/>
@@ -22967,14 +23189,7 @@
         <w:rPr>
           <w:rFonts w:ascii="Bahnschrift" w:hAnsi="Bahnschrift"/>
         </w:rPr>
-        <w:t>(</w:t>
-      </w:r>
-      <w:proofErr w:type="gramEnd"/>
-      <w:r>
-        <w:rPr>
-          <w:rFonts w:ascii="Bahnschrift" w:hAnsi="Bahnschrift"/>
-        </w:rPr>
-        <w:t>) controlla che non sia stato superato il numero massimo di tentativi di login consentiti.</w:t>
+        <w:t>() controlla che non sia stato superato il numero massimo di tentativi di login consentiti.</w:t>
       </w:r>
       <w:r>
         <w:rPr>
@@ -23057,7 +23272,6 @@
           <w:lang w:val="fr-CH" w:eastAsia="it-CH"/>
         </w:rPr>
       </w:pPr>
-      <w:proofErr w:type="gramStart"/>
       <w:r>
         <w:rPr>
           <w:rFonts w:ascii="Consolas" w:hAnsi="Consolas"/>
@@ -23077,7 +23291,6 @@
         <w:t>::</w:t>
       </w:r>
       <w:proofErr w:type="spellStart"/>
-      <w:proofErr w:type="gramEnd"/>
       <w:r>
         <w:rPr>
           <w:rFonts w:ascii="Consolas" w:hAnsi="Consolas"/>
@@ -23182,7 +23395,6 @@
         </w:rPr>
         <w:t xml:space="preserve">    </w:t>
       </w:r>
-      <w:proofErr w:type="gramStart"/>
       <w:r>
         <w:rPr>
           <w:rFonts w:ascii="Consolas" w:hAnsi="Consolas"/>
@@ -23192,7 +23404,6 @@
         </w:rPr>
         <w:t>return</w:t>
       </w:r>
-      <w:proofErr w:type="gramEnd"/>
       <w:r>
         <w:rPr>
           <w:rFonts w:ascii="Consolas" w:hAnsi="Consolas"/>
@@ -23278,7 +23489,6 @@
           <w:lang w:val="fr-CH" w:eastAsia="it-CH"/>
         </w:rPr>
       </w:pPr>
-      <w:proofErr w:type="gramStart"/>
       <w:r>
         <w:rPr>
           <w:rFonts w:ascii="Consolas" w:hAnsi="Consolas"/>
@@ -23295,17 +23505,7 @@
           <w:sz w:val="20"/>
           <w:lang w:val="fr-CH" w:eastAsia="it-CH"/>
         </w:rPr>
-        <w:t>-</w:t>
-      </w:r>
-      <w:proofErr w:type="gramEnd"/>
-      <w:r>
-        <w:rPr>
-          <w:rFonts w:ascii="Consolas" w:hAnsi="Consolas"/>
-          <w:color w:val="573F35"/>
-          <w:sz w:val="20"/>
-          <w:lang w:val="fr-CH" w:eastAsia="it-CH"/>
-        </w:rPr>
-        <w:t>&gt;</w:t>
+        <w:t>-&gt;</w:t>
       </w:r>
       <w:r>
         <w:rPr>
@@ -23504,7 +23704,6 @@
           <w:lang w:val="fr-CH" w:eastAsia="it-CH"/>
         </w:rPr>
       </w:pPr>
-      <w:proofErr w:type="gramStart"/>
       <w:r>
         <w:rPr>
           <w:rFonts w:ascii="Consolas" w:hAnsi="Consolas"/>
@@ -23523,7 +23722,6 @@
         </w:rPr>
         <w:t>::</w:t>
       </w:r>
-      <w:proofErr w:type="gramEnd"/>
       <w:r>
         <w:rPr>
           <w:rFonts w:ascii="Consolas" w:hAnsi="Consolas"/>
@@ -23654,7 +23852,6 @@
         </w:rPr>
         <w:t xml:space="preserve">    </w:t>
       </w:r>
-      <w:proofErr w:type="gramStart"/>
       <w:r>
         <w:rPr>
           <w:rFonts w:ascii="Consolas" w:hAnsi="Consolas"/>
@@ -23674,7 +23871,6 @@
         <w:t>::</w:t>
       </w:r>
       <w:proofErr w:type="spellStart"/>
-      <w:proofErr w:type="gramEnd"/>
       <w:r>
         <w:rPr>
           <w:rFonts w:ascii="Consolas" w:hAnsi="Consolas"/>
@@ -23882,7 +24078,6 @@
         </w:rPr>
         <w:t xml:space="preserve">    </w:t>
       </w:r>
-      <w:proofErr w:type="gramStart"/>
       <w:r>
         <w:rPr>
           <w:rFonts w:ascii="Consolas" w:hAnsi="Consolas"/>
@@ -23901,7 +24096,6 @@
         </w:rPr>
         <w:t>::</w:t>
       </w:r>
-      <w:proofErr w:type="gramEnd"/>
       <w:r>
         <w:rPr>
           <w:rFonts w:ascii="Consolas" w:hAnsi="Consolas"/>
@@ -24089,7 +24283,6 @@
         <w:t xml:space="preserve">    </w:t>
       </w:r>
       <w:proofErr w:type="spellStart"/>
-      <w:proofErr w:type="gramStart"/>
       <w:r>
         <w:rPr>
           <w:rFonts w:ascii="Consolas" w:hAnsi="Consolas"/>
@@ -24109,7 +24302,6 @@
         </w:rPr>
         <w:t>::</w:t>
       </w:r>
-      <w:proofErr w:type="gramEnd"/>
       <w:r>
         <w:rPr>
           <w:rFonts w:ascii="Consolas" w:hAnsi="Consolas"/>
@@ -24335,7 +24527,6 @@
         <w:t xml:space="preserve">    </w:t>
       </w:r>
       <w:proofErr w:type="spellStart"/>
-      <w:proofErr w:type="gramStart"/>
       <w:r>
         <w:rPr>
           <w:rFonts w:ascii="Consolas" w:hAnsi="Consolas"/>
@@ -24356,7 +24547,6 @@
         <w:t>::</w:t>
       </w:r>
       <w:proofErr w:type="spellStart"/>
-      <w:proofErr w:type="gramEnd"/>
       <w:r>
         <w:rPr>
           <w:rFonts w:ascii="Consolas" w:hAnsi="Consolas"/>
@@ -24543,7 +24733,6 @@
         <w:t xml:space="preserve">    </w:t>
       </w:r>
       <w:proofErr w:type="spellStart"/>
-      <w:proofErr w:type="gramStart"/>
       <w:r>
         <w:rPr>
           <w:rFonts w:ascii="Consolas" w:hAnsi="Consolas"/>
@@ -24563,7 +24752,6 @@
         </w:rPr>
         <w:t>::</w:t>
       </w:r>
-      <w:proofErr w:type="gramEnd"/>
       <w:r>
         <w:rPr>
           <w:rFonts w:ascii="Consolas" w:hAnsi="Consolas"/>
@@ -24789,7 +24977,6 @@
         <w:t xml:space="preserve">    </w:t>
       </w:r>
       <w:proofErr w:type="spellStart"/>
-      <w:proofErr w:type="gramStart"/>
       <w:r>
         <w:rPr>
           <w:rFonts w:ascii="Consolas" w:hAnsi="Consolas"/>
@@ -24810,7 +24997,6 @@
         <w:t>::</w:t>
       </w:r>
       <w:proofErr w:type="spellStart"/>
-      <w:proofErr w:type="gramEnd"/>
       <w:r>
         <w:rPr>
           <w:rFonts w:ascii="Consolas" w:hAnsi="Consolas"/>
@@ -24997,7 +25183,6 @@
         <w:t xml:space="preserve">    </w:t>
       </w:r>
       <w:proofErr w:type="spellStart"/>
-      <w:proofErr w:type="gramStart"/>
       <w:r>
         <w:rPr>
           <w:rFonts w:ascii="Consolas" w:hAnsi="Consolas"/>
@@ -25018,7 +25203,6 @@
         <w:t>::</w:t>
       </w:r>
       <w:proofErr w:type="spellStart"/>
-      <w:proofErr w:type="gramEnd"/>
       <w:r>
         <w:rPr>
           <w:rFonts w:ascii="Consolas" w:hAnsi="Consolas"/>
@@ -25205,7 +25389,6 @@
         <w:t xml:space="preserve">    </w:t>
       </w:r>
       <w:proofErr w:type="spellStart"/>
-      <w:proofErr w:type="gramStart"/>
       <w:r>
         <w:rPr>
           <w:rFonts w:ascii="Consolas" w:hAnsi="Consolas"/>
@@ -25226,7 +25409,6 @@
         <w:t>::</w:t>
       </w:r>
       <w:proofErr w:type="spellStart"/>
-      <w:proofErr w:type="gramEnd"/>
       <w:r>
         <w:rPr>
           <w:rFonts w:ascii="Consolas" w:hAnsi="Consolas"/>
@@ -25413,7 +25595,6 @@
         <w:t xml:space="preserve">    </w:t>
       </w:r>
       <w:proofErr w:type="spellStart"/>
-      <w:proofErr w:type="gramStart"/>
       <w:r>
         <w:rPr>
           <w:rFonts w:ascii="Consolas" w:hAnsi="Consolas"/>
@@ -25434,7 +25615,6 @@
         <w:t>::</w:t>
       </w:r>
       <w:proofErr w:type="spellStart"/>
-      <w:proofErr w:type="gramEnd"/>
       <w:r>
         <w:rPr>
           <w:rFonts w:ascii="Consolas" w:hAnsi="Consolas"/>
@@ -25621,7 +25801,6 @@
         <w:t xml:space="preserve">    </w:t>
       </w:r>
       <w:proofErr w:type="spellStart"/>
-      <w:proofErr w:type="gramStart"/>
       <w:r>
         <w:rPr>
           <w:rFonts w:ascii="Consolas" w:hAnsi="Consolas"/>
@@ -25641,7 +25820,6 @@
         </w:rPr>
         <w:t>::</w:t>
       </w:r>
-      <w:proofErr w:type="gramEnd"/>
       <w:r>
         <w:rPr>
           <w:rFonts w:ascii="Consolas" w:hAnsi="Consolas"/>
@@ -25847,7 +26025,6 @@
         <w:t xml:space="preserve">    </w:t>
       </w:r>
       <w:proofErr w:type="spellStart"/>
-      <w:proofErr w:type="gramStart"/>
       <w:r>
         <w:rPr>
           <w:rFonts w:ascii="Consolas" w:hAnsi="Consolas"/>
@@ -25868,7 +26045,6 @@
         <w:t>::</w:t>
       </w:r>
       <w:proofErr w:type="spellStart"/>
-      <w:proofErr w:type="gramEnd"/>
       <w:r>
         <w:rPr>
           <w:rFonts w:ascii="Consolas" w:hAnsi="Consolas"/>
@@ -26381,7 +26557,6 @@
         <w:t>POST /</w:t>
       </w:r>
       <w:proofErr w:type="spellStart"/>
-      <w:proofErr w:type="gramStart"/>
       <w:r>
         <w:rPr>
           <w:rStyle w:val="inline-markdown"/>
@@ -26405,7 +26580,6 @@
         </w:rPr>
         <w:t>:</w:t>
       </w:r>
-      <w:proofErr w:type="gramEnd"/>
       <w:r>
         <w:rPr>
           <w:rFonts w:ascii="Segoe UI" w:hAnsi="Segoe UI" w:cs="Segoe UI"/>
@@ -36735,7 +36909,7 @@
         <w:noProof/>
         <w:sz w:val="20"/>
       </w:rPr>
-      <w:t>24.02.2026</w:t>
+      <w:t>25.02.2026</w:t>
     </w:r>
     <w:r>
       <w:rPr>
@@ -36963,7 +37137,7 @@
         <w:noProof/>
         <w:sz w:val="20"/>
       </w:rPr>
-      <w:t>24.02.2026</w:t>
+      <w:t>25.02.2026</w:t>
     </w:r>
     <w:r>
       <w:rPr>

--- a/3_Documentazione/Documentazione_gestionale-assenze.docx
+++ b/3_Documentazione/Documentazione_gestionale-assenze.docx
@@ -10117,9 +10117,8 @@
           <w:szCs w:val="20"/>
           <w:lang w:eastAsia="it-IT"/>
         </w:rPr>
-        <w:t xml:space="preserve">L’Activity </w:t>
-      </w:r>
-      <w:proofErr w:type="spellStart"/>
+        <w:t xml:space="preserve">Questo </w:t>
+      </w:r>
       <w:r>
         <w:rPr>
           <w:rFonts w:ascii="Bahnschrift" w:hAnsi="Bahnschrift"/>
@@ -10127,9 +10126,9 @@
           <w:szCs w:val="20"/>
           <w:lang w:eastAsia="it-IT"/>
         </w:rPr>
-        <w:t>Diagram</w:t>
-      </w:r>
-      <w:proofErr w:type="spellEnd"/>
+        <w:t xml:space="preserve">Activity </w:t>
+      </w:r>
+      <w:proofErr w:type="spellStart"/>
       <w:r>
         <w:rPr>
           <w:rFonts w:ascii="Bahnschrift" w:hAnsi="Bahnschrift"/>
@@ -10137,28 +10136,29 @@
           <w:szCs w:val="20"/>
           <w:lang w:eastAsia="it-IT"/>
         </w:rPr>
-        <w:t xml:space="preserve"> rappresenta il flusso operativo della richiesta di congedo (assenza) all’interno del sistema, mostrando le diverse fasi e i soggetti coinvolti: studente, tutore legale, sistema, capolaboratorio e direzione.</w:t>
-      </w:r>
-    </w:p>
-    <w:p>
-      <w:pPr>
-        <w:pStyle w:val="NormaleWeb"/>
+        <w:t>Diagram</w:t>
+      </w:r>
+      <w:proofErr w:type="spellEnd"/>
+      <w:r>
         <w:rPr>
           <w:rFonts w:ascii="Bahnschrift" w:hAnsi="Bahnschrift"/>
           <w:sz w:val="26"/>
           <w:szCs w:val="20"/>
           <w:lang w:eastAsia="it-IT"/>
         </w:rPr>
-      </w:pPr>
-      <w:r>
+        <w:t xml:space="preserve"> rappresenta il flusso operativo della richiesta di congedo (assenza) all’interno del sistema, mostrando le diverse fasi e i soggetti coinvolti: studente, tutore legale, sistema, capolaboratorio e direzione.</w:t>
+      </w:r>
+    </w:p>
+    <w:p>
+      <w:pPr>
+        <w:pStyle w:val="NormaleWeb"/>
         <w:rPr>
           <w:rFonts w:ascii="Bahnschrift" w:hAnsi="Bahnschrift"/>
           <w:sz w:val="26"/>
           <w:szCs w:val="20"/>
           <w:lang w:eastAsia="it-IT"/>
         </w:rPr>
-        <w:t xml:space="preserve">Il processo inizia con lo studente che inserisce la richiesta di assenza. Il sistema verifica inizialmente se l’assenza inizia entro 24 ore e se lo studente è </w:t>
-      </w:r>
+      </w:pPr>
       <w:r>
         <w:rPr>
           <w:rFonts w:ascii="Bahnschrift" w:hAnsi="Bahnschrift"/>
@@ -10166,52 +10166,381 @@
           <w:szCs w:val="20"/>
           <w:lang w:eastAsia="it-IT"/>
         </w:rPr>
-        <w:lastRenderedPageBreak/>
-        <w:t>maggiorenne. Nel caso di studente minorenne, è necessario il coinvolgimento del tutore legale, che può approvare o rifiutare la richiesta.</w:t>
-      </w:r>
-    </w:p>
-    <w:p>
-      <w:pPr>
-        <w:pStyle w:val="NormaleWeb"/>
+        <w:t xml:space="preserve">Il processo inizia con lo studente che inserisce la richiesta di assenza. Il sistema verifica inizialmente se l’assenza inizia entro 24 ore e se lo studente è </w:t>
+      </w:r>
+      <w:r>
         <w:rPr>
           <w:rFonts w:ascii="Bahnschrift" w:hAnsi="Bahnschrift"/>
           <w:sz w:val="26"/>
           <w:szCs w:val="20"/>
           <w:lang w:eastAsia="it-IT"/>
         </w:rPr>
-      </w:pPr>
-      <w:r>
+        <w:lastRenderedPageBreak/>
+        <w:t>maggiorenne. Nel caso di studente minorenne, è necessario il coinvolgimento del tutore legale, che può approvare o rifiutare la richiesta.</w:t>
+      </w:r>
+    </w:p>
+    <w:p>
+      <w:pPr>
+        <w:pStyle w:val="NormaleWeb"/>
         <w:rPr>
           <w:rFonts w:ascii="Bahnschrift" w:hAnsi="Bahnschrift"/>
           <w:sz w:val="26"/>
           <w:szCs w:val="20"/>
           <w:lang w:eastAsia="it-IT"/>
         </w:rPr>
-        <w:t>Successivamente, il sistema controlla la durata dell’assenza. Se supera un determinato limite (ad esempio più di un giorno), la richiesta viene inoltrata ai livelli superiori, come capolaboratorio e direzione, per un’ulteriore approvazione. In base alle decisioni prese, lo stato dell’assenza viene aggiornato come approvato o respinto.</w:t>
-      </w:r>
-    </w:p>
-    <w:p>
-      <w:pPr>
-        <w:pStyle w:val="NormaleWeb"/>
+      </w:pPr>
+      <w:r>
         <w:rPr>
           <w:rFonts w:ascii="Bahnschrift" w:hAnsi="Bahnschrift"/>
           <w:sz w:val="26"/>
           <w:szCs w:val="20"/>
           <w:lang w:eastAsia="it-IT"/>
         </w:rPr>
-      </w:pPr>
-      <w:r>
+        <w:t>Successivamente, il sistema controlla la durata dell’assenza. Se supera un determinato limite (ad esempio più di un giorno), la richiesta viene inoltrata ai livelli superiori, come capolaboratorio e direzione, per un’ulteriore approvazione. In base alle decisioni prese, lo stato dell’assenza viene aggiornato come approvato o respinto.</w:t>
+      </w:r>
+    </w:p>
+    <w:p>
+      <w:pPr>
+        <w:pStyle w:val="NormaleWeb"/>
         <w:rPr>
           <w:rFonts w:ascii="Bahnschrift" w:hAnsi="Bahnschrift"/>
           <w:sz w:val="26"/>
           <w:szCs w:val="20"/>
           <w:lang w:eastAsia="it-IT"/>
         </w:rPr>
+      </w:pPr>
+      <w:r>
+        <w:rPr>
+          <w:rFonts w:ascii="Bahnschrift" w:hAnsi="Bahnschrift"/>
+          <w:sz w:val="26"/>
+          <w:szCs w:val="20"/>
+          <w:lang w:eastAsia="it-IT"/>
+        </w:rPr>
         <w:t>Infine, il sistema notifica l’esito al richiedente e il processo si conclude. Il diagramma evidenzia quindi il flusso decisionale, i controlli automatici e le responsabilità dei diversi ruoli nel processo di gestione delle richieste di congedo.</w:t>
       </w:r>
     </w:p>
     <w:p>
       <w:r>
+        <w:br w:type="page"/>
+      </w:r>
+    </w:p>
+    <w:p>
+      <w:pPr>
+        <w:pStyle w:val="NormaleWeb"/>
+        <w:rPr>
+          <w:rFonts w:ascii="Bahnschrift" w:hAnsi="Bahnschrift"/>
+          <w:sz w:val="26"/>
+          <w:szCs w:val="20"/>
+          <w:lang w:eastAsia="it-IT"/>
+        </w:rPr>
+      </w:pPr>
+      <w:r>
+        <w:lastRenderedPageBreak/>
+        <w:drawing>
+          <wp:anchor distT="0" distB="0" distL="114300" distR="114300" simplePos="0" relativeHeight="251663360" behindDoc="1" locked="0" layoutInCell="1" allowOverlap="1" wp14:anchorId="51E081D9" wp14:editId="50E680EF">
+            <wp:simplePos x="0" y="0"/>
+            <wp:positionH relativeFrom="margin">
+              <wp:align>center</wp:align>
+            </wp:positionH>
+            <wp:positionV relativeFrom="paragraph">
+              <wp:posOffset>190500</wp:posOffset>
+            </wp:positionV>
+            <wp:extent cx="5370195" cy="5307330"/>
+            <wp:effectExtent l="190500" t="190500" r="192405" b="198120"/>
+            <wp:wrapTight wrapText="bothSides">
+              <wp:wrapPolygon edited="0">
+                <wp:start x="153" y="-775"/>
+                <wp:lineTo x="-766" y="-620"/>
+                <wp:lineTo x="-766" y="21398"/>
+                <wp:lineTo x="-613" y="21786"/>
+                <wp:lineTo x="77" y="22174"/>
+                <wp:lineTo x="153" y="22329"/>
+                <wp:lineTo x="21378" y="22329"/>
+                <wp:lineTo x="21454" y="22174"/>
+                <wp:lineTo x="22144" y="21709"/>
+                <wp:lineTo x="22297" y="20468"/>
+                <wp:lineTo x="22297" y="620"/>
+                <wp:lineTo x="21454" y="-543"/>
+                <wp:lineTo x="21378" y="-775"/>
+                <wp:lineTo x="153" y="-775"/>
+              </wp:wrapPolygon>
+            </wp:wrapTight>
+            <wp:docPr id="4" name="Immagine 4"/>
+            <wp:cNvGraphicFramePr>
+              <a:graphicFrameLocks xmlns:a="http://schemas.openxmlformats.org/drawingml/2006/main" noChangeAspect="1"/>
+            </wp:cNvGraphicFramePr>
+            <a:graphic xmlns:a="http://schemas.openxmlformats.org/drawingml/2006/main">
+              <a:graphicData uri="http://schemas.openxmlformats.org/drawingml/2006/picture">
+                <pic:pic xmlns:pic="http://schemas.openxmlformats.org/drawingml/2006/picture">
+                  <pic:nvPicPr>
+                    <pic:cNvPr id="1" name=""/>
+                    <pic:cNvPicPr/>
+                  </pic:nvPicPr>
+                  <pic:blipFill>
+                    <a:blip r:embed="rId19">
+                      <a:extLst>
+                        <a:ext uri="{28A0092B-C50C-407E-A947-70E740481C1C}">
+                          <a14:useLocalDpi xmlns:a14="http://schemas.microsoft.com/office/drawing/2010/main" val="0"/>
+                        </a:ext>
+                      </a:extLst>
+                    </a:blip>
+                    <a:stretch>
+                      <a:fillRect/>
+                    </a:stretch>
+                  </pic:blipFill>
+                  <pic:spPr>
+                    <a:xfrm>
+                      <a:off x="0" y="0"/>
+                      <a:ext cx="5370195" cy="5307330"/>
+                    </a:xfrm>
+                    <a:prstGeom prst="rect">
+                      <a:avLst/>
+                    </a:prstGeom>
+                    <a:ln>
+                      <a:noFill/>
+                    </a:ln>
+                    <a:effectLst>
+                      <a:outerShdw blurRad="190500" algn="tl" rotWithShape="0">
+                        <a:srgbClr val="000000">
+                          <a:alpha val="70000"/>
+                        </a:srgbClr>
+                      </a:outerShdw>
+                    </a:effectLst>
+                  </pic:spPr>
+                </pic:pic>
+              </a:graphicData>
+            </a:graphic>
+            <wp14:sizeRelH relativeFrom="margin">
+              <wp14:pctWidth>0</wp14:pctWidth>
+            </wp14:sizeRelH>
+            <wp14:sizeRelV relativeFrom="margin">
+              <wp14:pctHeight>0</wp14:pctHeight>
+            </wp14:sizeRelV>
+          </wp:anchor>
+        </w:drawing>
+      </w:r>
+      <w:r>
+        <w:rPr>
+          <w:rFonts w:ascii="Bahnschrift" w:hAnsi="Bahnschrift"/>
+          <w:sz w:val="26"/>
+          <w:szCs w:val="20"/>
+          <w:lang w:eastAsia="it-IT"/>
+        </w:rPr>
+        <w:t xml:space="preserve">Questo diagramma invece, rappresenta il flusso operativo dell’invio e della consegna del report mensile il quale riassume ritardi e assenze del singolo allievo nell’ultimo mese. Il flusso parte con un controllo da parte del sistema il quale rileva che sia arrivato il momento di inviare il report. Facendo ciò lo genera con i relativi dati all’interno. In seguito lo studente stampa il report, se lo studente è maggiorenne esso lo firma, in caso contrario viene firmato dal tutore legale. Infine sempre lo studente invia il report e in questo modo il flusso si </w:t>
+      </w:r>
+      <w:proofErr w:type="spellStart"/>
+      <w:r>
+        <w:rPr>
+          <w:rFonts w:ascii="Bahnschrift" w:hAnsi="Bahnschrift"/>
+          <w:sz w:val="26"/>
+          <w:szCs w:val="20"/>
+          <w:lang w:eastAsia="it-IT"/>
+        </w:rPr>
+        <w:t>conlude</w:t>
+      </w:r>
+      <w:proofErr w:type="spellEnd"/>
+      <w:r>
+        <w:rPr>
+          <w:rFonts w:ascii="Bahnschrift" w:hAnsi="Bahnschrift"/>
+          <w:sz w:val="26"/>
+          <w:szCs w:val="20"/>
+          <w:lang w:eastAsia="it-IT"/>
+        </w:rPr>
+        <w:t>.</w:t>
+      </w:r>
+    </w:p>
+    <w:p>
+      <w:r>
+        <w:br w:type="page"/>
+      </w:r>
+    </w:p>
+    <w:p>
+      <w:pPr>
+        <w:pStyle w:val="NormaleWeb"/>
+        <w:rPr>
+          <w:rFonts w:ascii="Bahnschrift" w:hAnsi="Bahnschrift"/>
+          <w:sz w:val="26"/>
+          <w:szCs w:val="20"/>
+          <w:lang w:eastAsia="it-IT"/>
+        </w:rPr>
+      </w:pPr>
+      <w:r>
+        <w:rPr>
+          <w:rFonts w:ascii="Bahnschrift" w:hAnsi="Bahnschrift"/>
+          <w:sz w:val="26"/>
+          <w:szCs w:val="20"/>
+          <w:lang w:eastAsia="it-IT"/>
+        </w:rPr>
+        <w:lastRenderedPageBreak/>
+        <w:drawing>
+          <wp:anchor distT="0" distB="0" distL="114300" distR="114300" simplePos="0" relativeHeight="251664384" behindDoc="1" locked="0" layoutInCell="1" allowOverlap="1" wp14:anchorId="02F5F07E" wp14:editId="682196C6">
+            <wp:simplePos x="0" y="0"/>
+            <wp:positionH relativeFrom="column">
+              <wp:posOffset>-10472</wp:posOffset>
+            </wp:positionH>
+            <wp:positionV relativeFrom="paragraph">
+              <wp:posOffset>190500</wp:posOffset>
+            </wp:positionV>
+            <wp:extent cx="6120130" cy="4197985"/>
+            <wp:effectExtent l="190500" t="190500" r="185420" b="183515"/>
+            <wp:wrapTight wrapText="bothSides">
+              <wp:wrapPolygon edited="0">
+                <wp:start x="134" y="-980"/>
+                <wp:lineTo x="-672" y="-784"/>
+                <wp:lineTo x="-672" y="21270"/>
+                <wp:lineTo x="134" y="22446"/>
+                <wp:lineTo x="21380" y="22446"/>
+                <wp:lineTo x="21448" y="22250"/>
+                <wp:lineTo x="22187" y="21270"/>
+                <wp:lineTo x="22187" y="784"/>
+                <wp:lineTo x="21448" y="-686"/>
+                <wp:lineTo x="21380" y="-980"/>
+                <wp:lineTo x="134" y="-980"/>
+              </wp:wrapPolygon>
+            </wp:wrapTight>
+            <wp:docPr id="14" name="Immagine 14"/>
+            <wp:cNvGraphicFramePr>
+              <a:graphicFrameLocks xmlns:a="http://schemas.openxmlformats.org/drawingml/2006/main" noChangeAspect="1"/>
+            </wp:cNvGraphicFramePr>
+            <a:graphic xmlns:a="http://schemas.openxmlformats.org/drawingml/2006/main">
+              <a:graphicData uri="http://schemas.openxmlformats.org/drawingml/2006/picture">
+                <pic:pic xmlns:pic="http://schemas.openxmlformats.org/drawingml/2006/picture">
+                  <pic:nvPicPr>
+                    <pic:cNvPr id="1" name=""/>
+                    <pic:cNvPicPr/>
+                  </pic:nvPicPr>
+                  <pic:blipFill>
+                    <a:blip r:embed="rId20">
+                      <a:extLst>
+                        <a:ext uri="{28A0092B-C50C-407E-A947-70E740481C1C}">
+                          <a14:useLocalDpi xmlns:a14="http://schemas.microsoft.com/office/drawing/2010/main" val="0"/>
+                        </a:ext>
+                      </a:extLst>
+                    </a:blip>
+                    <a:stretch>
+                      <a:fillRect/>
+                    </a:stretch>
+                  </pic:blipFill>
+                  <pic:spPr>
+                    <a:xfrm>
+                      <a:off x="0" y="0"/>
+                      <a:ext cx="6120130" cy="4197985"/>
+                    </a:xfrm>
+                    <a:prstGeom prst="rect">
+                      <a:avLst/>
+                    </a:prstGeom>
+                    <a:ln>
+                      <a:noFill/>
+                    </a:ln>
+                    <a:effectLst>
+                      <a:outerShdw blurRad="190500" algn="tl" rotWithShape="0">
+                        <a:srgbClr val="000000">
+                          <a:alpha val="70000"/>
+                        </a:srgbClr>
+                      </a:outerShdw>
+                    </a:effectLst>
+                  </pic:spPr>
+                </pic:pic>
+              </a:graphicData>
+            </a:graphic>
+          </wp:anchor>
+        </w:drawing>
+      </w:r>
+      <w:r>
+        <w:rPr>
+          <w:rFonts w:ascii="Bahnschrift" w:hAnsi="Bahnschrift"/>
+          <w:sz w:val="26"/>
+          <w:szCs w:val="20"/>
+          <w:lang w:eastAsia="it-IT"/>
+        </w:rPr>
+        <w:t xml:space="preserve">Questo invece è l’Activity </w:t>
+      </w:r>
+      <w:proofErr w:type="spellStart"/>
+      <w:r>
+        <w:rPr>
+          <w:rFonts w:ascii="Bahnschrift" w:hAnsi="Bahnschrift"/>
+          <w:sz w:val="26"/>
+          <w:szCs w:val="20"/>
+          <w:lang w:eastAsia="it-IT"/>
+        </w:rPr>
+        <w:t>Diagram</w:t>
+      </w:r>
+      <w:proofErr w:type="spellEnd"/>
+      <w:r>
+        <w:rPr>
+          <w:rFonts w:ascii="Bahnschrift" w:hAnsi="Bahnschrift"/>
+          <w:sz w:val="26"/>
+          <w:szCs w:val="20"/>
+          <w:lang w:eastAsia="it-IT"/>
+        </w:rPr>
+        <w:t xml:space="preserve"> </w:t>
+      </w:r>
+      <w:proofErr w:type="spellStart"/>
+      <w:r>
+        <w:rPr>
+          <w:rFonts w:ascii="Bahnschrift" w:hAnsi="Bahnschrift"/>
+          <w:sz w:val="26"/>
+          <w:szCs w:val="20"/>
+          <w:lang w:eastAsia="it-IT"/>
+        </w:rPr>
+        <w:t>Diagram</w:t>
+      </w:r>
+      <w:proofErr w:type="spellEnd"/>
+      <w:r>
+        <w:rPr>
+          <w:rFonts w:ascii="Bahnschrift" w:hAnsi="Bahnschrift"/>
+          <w:sz w:val="26"/>
+          <w:szCs w:val="20"/>
+          <w:lang w:eastAsia="it-IT"/>
+        </w:rPr>
+        <w:t xml:space="preserve"> dei ritardi/ritardi legati ad assenze. Il flusso parte con</w:t>
+      </w:r>
+      <w:r>
+        <w:t xml:space="preserve"> </w:t>
+      </w:r>
+      <w:r>
+        <w:rPr>
+          <w:rFonts w:ascii="Bahnschrift" w:hAnsi="Bahnschrift"/>
+          <w:sz w:val="26"/>
+          <w:szCs w:val="20"/>
+          <w:lang w:eastAsia="it-IT"/>
+        </w:rPr>
+        <w:t>il sistema che riceve l’informazione di un nuovo ritardo da parte di uno studente, andando a salvarlo nel DB. In seguito viene fatto un controllo il quale verifica se il ritardo è più corto o supera i 15 minuti. Nel caso il ritardo non superi i 15 minuti, viene inviata un email la quale segnala il ritardo e così il flusso si interrompe. Nel caso invece che il ritardo sia più lungo di 15 minuti, nell’email l’utente viene avviato anche dell’assenza legata al ritardo e nel DB viene salvata anche essa. Dopo di ciò anche da questo lato il flusso si conclude.</w:t>
+      </w:r>
+    </w:p>
+    <w:p>
+      <w:r>
+        <w:br w:type="page"/>
+      </w:r>
+    </w:p>
+    <w:p>
+      <w:pPr>
+        <w:pStyle w:val="NormaleWeb"/>
+        <w:rPr>
+          <w:rFonts w:ascii="Bahnschrift" w:hAnsi="Bahnschrift"/>
+          <w:sz w:val="26"/>
+          <w:szCs w:val="20"/>
+          <w:lang w:eastAsia="it-IT"/>
+        </w:rPr>
+      </w:pPr>
+    </w:p>
+    <w:p>
+      <w:pPr>
+        <w:pStyle w:val="NormaleWeb"/>
+        <w:rPr>
+          <w:rFonts w:ascii="Bahnschrift" w:hAnsi="Bahnschrift"/>
+          <w:sz w:val="26"/>
+          <w:szCs w:val="20"/>
+          <w:lang w:eastAsia="it-IT"/>
+        </w:rPr>
+      </w:pPr>
+      <w:r>
+        <w:rPr>
+          <w:rFonts w:ascii="Bahnschrift" w:hAnsi="Bahnschrift"/>
+          <w:sz w:val="26"/>
+          <w:szCs w:val="20"/>
+          <w:lang w:eastAsia="it-IT"/>
+        </w:rPr>
         <w:br w:type="page"/>
       </w:r>
       <w:bookmarkStart w:id="30" w:name="_Toc461179222"/>
@@ -11035,6 +11364,7 @@
           <w:lang w:val="fr-CH" w:eastAsia="it-CH"/>
         </w:rPr>
       </w:pPr>
+      <w:proofErr w:type="gramStart"/>
       <w:r>
         <w:rPr>
           <w:rFonts w:ascii="Consolas" w:hAnsi="Consolas"/>
@@ -11045,6 +11375,7 @@
         </w:rPr>
         <w:t>use</w:t>
       </w:r>
+      <w:proofErr w:type="gramEnd"/>
       <w:r>
         <w:rPr>
           <w:rFonts w:ascii="Consolas" w:hAnsi="Consolas"/>
@@ -11157,6 +11488,7 @@
           <w:lang w:val="fr-CH" w:eastAsia="it-CH"/>
         </w:rPr>
       </w:pPr>
+      <w:proofErr w:type="gramStart"/>
       <w:r>
         <w:rPr>
           <w:rFonts w:ascii="Consolas" w:hAnsi="Consolas"/>
@@ -11177,6 +11509,7 @@
         </w:rPr>
         <w:t>::</w:t>
       </w:r>
+      <w:proofErr w:type="gramEnd"/>
       <w:r>
         <w:rPr>
           <w:rFonts w:ascii="Consolas" w:hAnsi="Consolas"/>
@@ -11321,6 +11654,7 @@
         <w:t xml:space="preserve">    </w:t>
       </w:r>
       <w:proofErr w:type="spellStart"/>
+      <w:proofErr w:type="gramStart"/>
       <w:r>
         <w:rPr>
           <w:rFonts w:ascii="Consolas" w:hAnsi="Consolas"/>
@@ -11343,6 +11677,7 @@
         <w:t>::</w:t>
       </w:r>
       <w:proofErr w:type="spellStart"/>
+      <w:proofErr w:type="gramEnd"/>
       <w:r>
         <w:rPr>
           <w:rFonts w:ascii="Consolas" w:hAnsi="Consolas"/>
@@ -11618,6 +11953,7 @@
         <w:t xml:space="preserve">    </w:t>
       </w:r>
       <w:proofErr w:type="spellStart"/>
+      <w:proofErr w:type="gramStart"/>
       <w:r>
         <w:rPr>
           <w:rFonts w:ascii="Consolas" w:hAnsi="Consolas"/>
@@ -11639,6 +11975,7 @@
         </w:rPr>
         <w:t>::</w:t>
       </w:r>
+      <w:proofErr w:type="gramEnd"/>
       <w:r>
         <w:rPr>
           <w:rFonts w:ascii="Consolas" w:hAnsi="Consolas"/>
@@ -11812,6 +12149,7 @@
         <w:t xml:space="preserve">    </w:t>
       </w:r>
       <w:proofErr w:type="spellStart"/>
+      <w:proofErr w:type="gramStart"/>
       <w:r>
         <w:rPr>
           <w:rFonts w:ascii="Consolas" w:hAnsi="Consolas"/>
@@ -11834,6 +12172,7 @@
         <w:t>::</w:t>
       </w:r>
       <w:proofErr w:type="spellStart"/>
+      <w:proofErr w:type="gramEnd"/>
       <w:r>
         <w:rPr>
           <w:rFonts w:ascii="Consolas" w:hAnsi="Consolas"/>
@@ -12065,6 +12404,7 @@
         <w:t xml:space="preserve">    </w:t>
       </w:r>
       <w:proofErr w:type="spellStart"/>
+      <w:proofErr w:type="gramStart"/>
       <w:r>
         <w:rPr>
           <w:rFonts w:ascii="Consolas" w:hAnsi="Consolas"/>
@@ -12086,6 +12426,7 @@
         </w:rPr>
         <w:t>::</w:t>
       </w:r>
+      <w:proofErr w:type="gramEnd"/>
       <w:r>
         <w:rPr>
           <w:rFonts w:ascii="Consolas" w:hAnsi="Consolas"/>
@@ -12237,6 +12578,7 @@
         <w:t xml:space="preserve">    </w:t>
       </w:r>
       <w:proofErr w:type="spellStart"/>
+      <w:proofErr w:type="gramStart"/>
       <w:r>
         <w:rPr>
           <w:rFonts w:ascii="Consolas" w:hAnsi="Consolas"/>
@@ -12259,6 +12601,7 @@
         <w:t>::</w:t>
       </w:r>
       <w:proofErr w:type="spellStart"/>
+      <w:proofErr w:type="gramEnd"/>
       <w:r>
         <w:rPr>
           <w:rFonts w:ascii="Consolas" w:hAnsi="Consolas"/>
@@ -12454,6 +12797,7 @@
         <w:t>'</w:t>
       </w:r>
       <w:proofErr w:type="spellStart"/>
+      <w:proofErr w:type="gramStart"/>
       <w:r>
         <w:rPr>
           <w:rFonts w:ascii="Consolas" w:hAnsi="Consolas"/>
@@ -12465,6 +12809,7 @@
         <w:t>password.request</w:t>
       </w:r>
       <w:proofErr w:type="spellEnd"/>
+      <w:proofErr w:type="gramEnd"/>
       <w:r>
         <w:rPr>
           <w:rFonts w:ascii="Consolas" w:hAnsi="Consolas"/>
@@ -12534,6 +12879,7 @@
         <w:t xml:space="preserve">    </w:t>
       </w:r>
       <w:proofErr w:type="spellStart"/>
+      <w:proofErr w:type="gramStart"/>
       <w:r>
         <w:rPr>
           <w:rFonts w:ascii="Consolas" w:hAnsi="Consolas"/>
@@ -12555,6 +12901,7 @@
         </w:rPr>
         <w:t>::</w:t>
       </w:r>
+      <w:proofErr w:type="gramEnd"/>
       <w:r>
         <w:rPr>
           <w:rFonts w:ascii="Consolas" w:hAnsi="Consolas"/>
@@ -12749,6 +13096,7 @@
         <w:t>'</w:t>
       </w:r>
       <w:proofErr w:type="spellStart"/>
+      <w:proofErr w:type="gramStart"/>
       <w:r>
         <w:rPr>
           <w:rFonts w:ascii="Consolas" w:hAnsi="Consolas"/>
@@ -12760,6 +13108,7 @@
         <w:t>password.email</w:t>
       </w:r>
       <w:proofErr w:type="spellEnd"/>
+      <w:proofErr w:type="gramEnd"/>
       <w:r>
         <w:rPr>
           <w:rFonts w:ascii="Consolas" w:hAnsi="Consolas"/>
@@ -12829,6 +13178,7 @@
         <w:t xml:space="preserve">    </w:t>
       </w:r>
       <w:proofErr w:type="spellStart"/>
+      <w:proofErr w:type="gramStart"/>
       <w:r>
         <w:rPr>
           <w:rFonts w:ascii="Consolas" w:hAnsi="Consolas"/>
@@ -12851,6 +13201,7 @@
         <w:t>::</w:t>
       </w:r>
       <w:proofErr w:type="spellStart"/>
+      <w:proofErr w:type="gramEnd"/>
       <w:r>
         <w:rPr>
           <w:rFonts w:ascii="Consolas" w:hAnsi="Consolas"/>
@@ -13024,6 +13375,7 @@
         <w:t>'</w:t>
       </w:r>
       <w:proofErr w:type="spellStart"/>
+      <w:proofErr w:type="gramStart"/>
       <w:r>
         <w:rPr>
           <w:rFonts w:ascii="Consolas" w:hAnsi="Consolas"/>
@@ -13035,6 +13387,7 @@
         <w:t>password.reset</w:t>
       </w:r>
       <w:proofErr w:type="spellEnd"/>
+      <w:proofErr w:type="gramEnd"/>
       <w:r>
         <w:rPr>
           <w:rFonts w:ascii="Consolas" w:hAnsi="Consolas"/>
@@ -13104,6 +13457,7 @@
         <w:t xml:space="preserve">    </w:t>
       </w:r>
       <w:proofErr w:type="spellStart"/>
+      <w:proofErr w:type="gramStart"/>
       <w:r>
         <w:rPr>
           <w:rFonts w:ascii="Consolas" w:hAnsi="Consolas"/>
@@ -13125,6 +13479,7 @@
         </w:rPr>
         <w:t>::</w:t>
       </w:r>
+      <w:proofErr w:type="gramEnd"/>
       <w:r>
         <w:rPr>
           <w:rFonts w:ascii="Consolas" w:hAnsi="Consolas"/>
@@ -13297,6 +13652,7 @@
         <w:t>'</w:t>
       </w:r>
       <w:proofErr w:type="spellStart"/>
+      <w:proofErr w:type="gramStart"/>
       <w:r>
         <w:rPr>
           <w:rFonts w:ascii="Consolas" w:hAnsi="Consolas"/>
@@ -13308,6 +13664,7 @@
         <w:t>password.store</w:t>
       </w:r>
       <w:proofErr w:type="spellEnd"/>
+      <w:proofErr w:type="gramEnd"/>
       <w:r>
         <w:rPr>
           <w:rFonts w:ascii="Consolas" w:hAnsi="Consolas"/>
@@ -13396,6 +13753,7 @@
         </w:rPr>
       </w:pPr>
       <w:proofErr w:type="spellStart"/>
+      <w:proofErr w:type="gramStart"/>
       <w:r>
         <w:rPr>
           <w:rFonts w:ascii="Consolas" w:hAnsi="Consolas"/>
@@ -13417,6 +13775,7 @@
         </w:rPr>
         <w:t>::</w:t>
       </w:r>
+      <w:proofErr w:type="gramEnd"/>
       <w:r>
         <w:rPr>
           <w:rFonts w:ascii="Consolas" w:hAnsi="Consolas"/>
@@ -13561,6 +13920,7 @@
         <w:t xml:space="preserve">    </w:t>
       </w:r>
       <w:proofErr w:type="spellStart"/>
+      <w:proofErr w:type="gramStart"/>
       <w:r>
         <w:rPr>
           <w:rFonts w:ascii="Consolas" w:hAnsi="Consolas"/>
@@ -13583,6 +13943,7 @@
         <w:t>::</w:t>
       </w:r>
       <w:proofErr w:type="spellStart"/>
+      <w:proofErr w:type="gramEnd"/>
       <w:r>
         <w:rPr>
           <w:rFonts w:ascii="Consolas" w:hAnsi="Consolas"/>
@@ -13759,6 +14120,7 @@
         <w:t>'</w:t>
       </w:r>
       <w:proofErr w:type="spellStart"/>
+      <w:proofErr w:type="gramStart"/>
       <w:r>
         <w:rPr>
           <w:rFonts w:ascii="Consolas" w:hAnsi="Consolas"/>
@@ -13770,6 +14132,7 @@
         <w:t>verification.notice</w:t>
       </w:r>
       <w:proofErr w:type="spellEnd"/>
+      <w:proofErr w:type="gramEnd"/>
       <w:r>
         <w:rPr>
           <w:rFonts w:ascii="Consolas" w:hAnsi="Consolas"/>
@@ -13839,6 +14202,7 @@
         <w:t xml:space="preserve">    </w:t>
       </w:r>
       <w:proofErr w:type="spellStart"/>
+      <w:proofErr w:type="gramStart"/>
       <w:r>
         <w:rPr>
           <w:rFonts w:ascii="Consolas" w:hAnsi="Consolas"/>
@@ -13861,6 +14225,7 @@
         <w:t>::</w:t>
       </w:r>
       <w:proofErr w:type="spellStart"/>
+      <w:proofErr w:type="gramEnd"/>
       <w:r>
         <w:rPr>
           <w:rFonts w:ascii="Consolas" w:hAnsi="Consolas"/>
@@ -14027,6 +14392,7 @@
         </w:rPr>
         <w:t>-&gt;</w:t>
       </w:r>
+      <w:proofErr w:type="gramStart"/>
       <w:r>
         <w:rPr>
           <w:rFonts w:ascii="Consolas" w:hAnsi="Consolas"/>
@@ -14045,7 +14411,18 @@
           <w:szCs w:val="21"/>
           <w:lang w:eastAsia="it-CH"/>
         </w:rPr>
-        <w:t>([</w:t>
+        <w:t>(</w:t>
+      </w:r>
+      <w:proofErr w:type="gramEnd"/>
+      <w:r>
+        <w:rPr>
+          <w:rFonts w:ascii="Consolas" w:hAnsi="Consolas"/>
+          <w:color w:val="202020"/>
+          <w:sz w:val="21"/>
+          <w:szCs w:val="21"/>
+          <w:lang w:eastAsia="it-CH"/>
+        </w:rPr>
+        <w:t>[</w:t>
       </w:r>
       <w:r>
         <w:rPr>
@@ -14179,6 +14556,7 @@
         <w:t>'</w:t>
       </w:r>
       <w:proofErr w:type="spellStart"/>
+      <w:proofErr w:type="gramStart"/>
       <w:r>
         <w:rPr>
           <w:rFonts w:ascii="Consolas" w:hAnsi="Consolas"/>
@@ -14190,6 +14568,7 @@
         <w:t>verification.verify</w:t>
       </w:r>
       <w:proofErr w:type="spellEnd"/>
+      <w:proofErr w:type="gramEnd"/>
       <w:r>
         <w:rPr>
           <w:rFonts w:ascii="Consolas" w:hAnsi="Consolas"/>
@@ -14258,6 +14637,7 @@
         </w:rPr>
         <w:t xml:space="preserve">    </w:t>
       </w:r>
+      <w:proofErr w:type="gramStart"/>
       <w:r>
         <w:rPr>
           <w:rFonts w:ascii="Consolas" w:hAnsi="Consolas"/>
@@ -14278,6 +14658,7 @@
         </w:rPr>
         <w:t>::</w:t>
       </w:r>
+      <w:proofErr w:type="gramEnd"/>
       <w:r>
         <w:rPr>
           <w:rFonts w:ascii="Consolas" w:hAnsi="Consolas"/>
@@ -14469,7 +14850,29 @@
           <w:szCs w:val="21"/>
           <w:lang w:val="fr-CH" w:eastAsia="it-CH"/>
         </w:rPr>
-        <w:t>'throttle:6,1'</w:t>
+        <w:t>'</w:t>
+      </w:r>
+      <w:proofErr w:type="gramStart"/>
+      <w:r>
+        <w:rPr>
+          <w:rFonts w:ascii="Consolas" w:hAnsi="Consolas"/>
+          <w:color w:val="B86855"/>
+          <w:sz w:val="21"/>
+          <w:szCs w:val="21"/>
+          <w:lang w:val="fr-CH" w:eastAsia="it-CH"/>
+        </w:rPr>
+        <w:t>throttle:</w:t>
+      </w:r>
+      <w:proofErr w:type="gramEnd"/>
+      <w:r>
+        <w:rPr>
+          <w:rFonts w:ascii="Consolas" w:hAnsi="Consolas"/>
+          <w:color w:val="B86855"/>
+          <w:sz w:val="21"/>
+          <w:szCs w:val="21"/>
+          <w:lang w:val="fr-CH" w:eastAsia="it-CH"/>
+        </w:rPr>
+        <w:t>6,1'</w:t>
       </w:r>
       <w:r>
         <w:rPr>
@@ -14553,6 +14956,7 @@
         <w:t>'</w:t>
       </w:r>
       <w:proofErr w:type="spellStart"/>
+      <w:proofErr w:type="gramStart"/>
       <w:r>
         <w:rPr>
           <w:rFonts w:ascii="Consolas" w:hAnsi="Consolas"/>
@@ -14564,6 +14968,7 @@
         <w:t>verification.send</w:t>
       </w:r>
       <w:proofErr w:type="spellEnd"/>
+      <w:proofErr w:type="gramEnd"/>
       <w:r>
         <w:rPr>
           <w:rFonts w:ascii="Consolas" w:hAnsi="Consolas"/>
@@ -14632,6 +15037,7 @@
         </w:rPr>
         <w:t xml:space="preserve">    </w:t>
       </w:r>
+      <w:proofErr w:type="gramStart"/>
       <w:r>
         <w:rPr>
           <w:rFonts w:ascii="Consolas" w:hAnsi="Consolas"/>
@@ -14653,6 +15059,7 @@
         <w:t>::</w:t>
       </w:r>
       <w:proofErr w:type="spellStart"/>
+      <w:proofErr w:type="gramEnd"/>
       <w:r>
         <w:rPr>
           <w:rFonts w:ascii="Consolas" w:hAnsi="Consolas"/>
@@ -14850,6 +15257,7 @@
         <w:t>'</w:t>
       </w:r>
       <w:proofErr w:type="spellStart"/>
+      <w:proofErr w:type="gramStart"/>
       <w:r>
         <w:rPr>
           <w:rFonts w:ascii="Consolas" w:hAnsi="Consolas"/>
@@ -14861,6 +15269,7 @@
         <w:t>password.confirm</w:t>
       </w:r>
       <w:proofErr w:type="spellEnd"/>
+      <w:proofErr w:type="gramEnd"/>
       <w:r>
         <w:rPr>
           <w:rFonts w:ascii="Consolas" w:hAnsi="Consolas"/>
@@ -14929,6 +15338,7 @@
         </w:rPr>
         <w:t xml:space="preserve">    </w:t>
       </w:r>
+      <w:proofErr w:type="gramStart"/>
       <w:r>
         <w:rPr>
           <w:rFonts w:ascii="Consolas" w:hAnsi="Consolas"/>
@@ -14949,6 +15359,7 @@
         </w:rPr>
         <w:t>::</w:t>
       </w:r>
+      <w:proofErr w:type="gramEnd"/>
       <w:r>
         <w:rPr>
           <w:rFonts w:ascii="Consolas" w:hAnsi="Consolas"/>
@@ -15121,6 +15532,7 @@
         </w:rPr>
         <w:t xml:space="preserve">    </w:t>
       </w:r>
+      <w:proofErr w:type="gramStart"/>
       <w:r>
         <w:rPr>
           <w:rFonts w:ascii="Consolas" w:hAnsi="Consolas"/>
@@ -15141,6 +15553,7 @@
         </w:rPr>
         <w:t>::</w:t>
       </w:r>
+      <w:proofErr w:type="gramEnd"/>
       <w:r>
         <w:rPr>
           <w:rFonts w:ascii="Consolas" w:hAnsi="Consolas"/>
@@ -15387,6 +15800,7 @@
         </w:rPr>
         <w:t xml:space="preserve">    </w:t>
       </w:r>
+      <w:proofErr w:type="gramStart"/>
       <w:r>
         <w:rPr>
           <w:rFonts w:ascii="Consolas" w:hAnsi="Consolas"/>
@@ -15407,6 +15821,7 @@
         </w:rPr>
         <w:t>::</w:t>
       </w:r>
+      <w:proofErr w:type="gramEnd"/>
       <w:r>
         <w:rPr>
           <w:rFonts w:ascii="Consolas" w:hAnsi="Consolas"/>
@@ -15760,6 +16175,7 @@
           <w:lang w:val="fr-CH" w:eastAsia="it-CH"/>
         </w:rPr>
       </w:pPr>
+      <w:proofErr w:type="gramStart"/>
       <w:r>
         <w:rPr>
           <w:rFonts w:ascii="Consolas" w:hAnsi="Consolas"/>
@@ -15771,6 +16187,7 @@
         <w:t>&lt;?</w:t>
       </w:r>
       <w:proofErr w:type="spellStart"/>
+      <w:proofErr w:type="gramEnd"/>
       <w:r>
         <w:rPr>
           <w:rFonts w:ascii="Consolas" w:hAnsi="Consolas"/>
@@ -15821,6 +16238,7 @@
         </w:rPr>
       </w:pPr>
       <w:proofErr w:type="spellStart"/>
+      <w:proofErr w:type="gramStart"/>
       <w:r>
         <w:rPr>
           <w:rFonts w:ascii="Consolas" w:hAnsi="Consolas"/>
@@ -15832,6 +16250,7 @@
         <w:t>namespace</w:t>
       </w:r>
       <w:proofErr w:type="spellEnd"/>
+      <w:proofErr w:type="gramEnd"/>
       <w:r>
         <w:rPr>
           <w:rFonts w:ascii="Consolas" w:hAnsi="Consolas"/>
@@ -15934,6 +16353,7 @@
           <w:lang w:val="fr-CH" w:eastAsia="it-CH"/>
         </w:rPr>
       </w:pPr>
+      <w:proofErr w:type="gramStart"/>
       <w:r>
         <w:rPr>
           <w:rFonts w:ascii="Consolas" w:hAnsi="Consolas"/>
@@ -15944,6 +16364,7 @@
         </w:rPr>
         <w:t>use</w:t>
       </w:r>
+      <w:proofErr w:type="gramEnd"/>
       <w:r>
         <w:rPr>
           <w:rFonts w:ascii="Consolas" w:hAnsi="Consolas"/>
@@ -16015,6 +16436,7 @@
           <w:lang w:val="fr-CH" w:eastAsia="it-CH"/>
         </w:rPr>
       </w:pPr>
+      <w:proofErr w:type="gramStart"/>
       <w:r>
         <w:rPr>
           <w:rFonts w:ascii="Consolas" w:hAnsi="Consolas"/>
@@ -16025,6 +16447,7 @@
         </w:rPr>
         <w:t>use</w:t>
       </w:r>
+      <w:proofErr w:type="gramEnd"/>
       <w:r>
         <w:rPr>
           <w:rFonts w:ascii="Consolas" w:hAnsi="Consolas"/>
@@ -16120,6 +16543,7 @@
           <w:lang w:val="fr-CH" w:eastAsia="it-CH"/>
         </w:rPr>
       </w:pPr>
+      <w:proofErr w:type="gramStart"/>
       <w:r>
         <w:rPr>
           <w:rFonts w:ascii="Consolas" w:hAnsi="Consolas"/>
@@ -16130,6 +16554,7 @@
         </w:rPr>
         <w:t>use</w:t>
       </w:r>
+      <w:proofErr w:type="gramEnd"/>
       <w:r>
         <w:rPr>
           <w:rFonts w:ascii="Consolas" w:hAnsi="Consolas"/>
@@ -16203,6 +16628,7 @@
           <w:lang w:val="fr-CH" w:eastAsia="it-CH"/>
         </w:rPr>
       </w:pPr>
+      <w:proofErr w:type="gramStart"/>
       <w:r>
         <w:rPr>
           <w:rFonts w:ascii="Consolas" w:hAnsi="Consolas"/>
@@ -16213,6 +16639,7 @@
         </w:rPr>
         <w:t>use</w:t>
       </w:r>
+      <w:proofErr w:type="gramEnd"/>
       <w:r>
         <w:rPr>
           <w:rFonts w:ascii="Consolas" w:hAnsi="Consolas"/>
@@ -16286,6 +16713,7 @@
           <w:lang w:val="fr-CH" w:eastAsia="it-CH"/>
         </w:rPr>
       </w:pPr>
+      <w:proofErr w:type="gramStart"/>
       <w:r>
         <w:rPr>
           <w:rFonts w:ascii="Consolas" w:hAnsi="Consolas"/>
@@ -16296,6 +16724,7 @@
         </w:rPr>
         <w:t>use</w:t>
       </w:r>
+      <w:proofErr w:type="gramEnd"/>
       <w:r>
         <w:rPr>
           <w:rFonts w:ascii="Consolas" w:hAnsi="Consolas"/>
@@ -16391,6 +16820,7 @@
           <w:lang w:val="fr-CH" w:eastAsia="it-CH"/>
         </w:rPr>
       </w:pPr>
+      <w:proofErr w:type="gramStart"/>
       <w:r>
         <w:rPr>
           <w:rFonts w:ascii="Consolas" w:hAnsi="Consolas"/>
@@ -16401,6 +16831,7 @@
         </w:rPr>
         <w:t>use</w:t>
       </w:r>
+      <w:proofErr w:type="gramEnd"/>
       <w:r>
         <w:rPr>
           <w:rFonts w:ascii="Consolas" w:hAnsi="Consolas"/>
@@ -16515,6 +16946,7 @@
           <w:lang w:val="fr-CH" w:eastAsia="it-CH"/>
         </w:rPr>
       </w:pPr>
+      <w:proofErr w:type="gramStart"/>
       <w:r>
         <w:rPr>
           <w:rFonts w:ascii="Consolas" w:hAnsi="Consolas"/>
@@ -16525,6 +16957,7 @@
         </w:rPr>
         <w:t>class</w:t>
       </w:r>
+      <w:proofErr w:type="gramEnd"/>
       <w:r>
         <w:rPr>
           <w:rFonts w:ascii="Consolas" w:hAnsi="Consolas"/>
@@ -16766,6 +17199,7 @@
         </w:rPr>
         <w:t xml:space="preserve">    </w:t>
       </w:r>
+      <w:proofErr w:type="gramStart"/>
       <w:r>
         <w:rPr>
           <w:rFonts w:ascii="Consolas" w:hAnsi="Consolas"/>
@@ -16776,6 +17210,7 @@
         </w:rPr>
         <w:t>public</w:t>
       </w:r>
+      <w:proofErr w:type="gramEnd"/>
       <w:r>
         <w:rPr>
           <w:rFonts w:ascii="Consolas" w:hAnsi="Consolas"/>
@@ -16920,6 +17355,7 @@
         </w:rPr>
         <w:t xml:space="preserve">        </w:t>
       </w:r>
+      <w:proofErr w:type="gramStart"/>
       <w:r>
         <w:rPr>
           <w:rFonts w:ascii="Consolas" w:hAnsi="Consolas"/>
@@ -16930,6 +17366,7 @@
         </w:rPr>
         <w:t>return</w:t>
       </w:r>
+      <w:proofErr w:type="gramEnd"/>
       <w:r>
         <w:rPr>
           <w:rFonts w:ascii="Consolas" w:hAnsi="Consolas"/>
@@ -17266,6 +17703,7 @@
         </w:rPr>
         <w:t xml:space="preserve">    </w:t>
       </w:r>
+      <w:proofErr w:type="gramStart"/>
       <w:r>
         <w:rPr>
           <w:rFonts w:ascii="Consolas" w:hAnsi="Consolas"/>
@@ -17276,6 +17714,7 @@
         </w:rPr>
         <w:t>public</w:t>
       </w:r>
+      <w:proofErr w:type="gramEnd"/>
       <w:r>
         <w:rPr>
           <w:rFonts w:ascii="Consolas" w:hAnsi="Consolas"/>
@@ -17505,6 +17944,7 @@
         <w:t>-&gt;</w:t>
       </w:r>
       <w:proofErr w:type="spellStart"/>
+      <w:proofErr w:type="gramStart"/>
       <w:r>
         <w:rPr>
           <w:rFonts w:ascii="Consolas" w:hAnsi="Consolas"/>
@@ -17524,7 +17964,18 @@
           <w:szCs w:val="21"/>
           <w:lang w:val="fr-CH" w:eastAsia="it-CH"/>
         </w:rPr>
-        <w:t>();</w:t>
+        <w:t>(</w:t>
+      </w:r>
+      <w:proofErr w:type="gramEnd"/>
+      <w:r>
+        <w:rPr>
+          <w:rFonts w:ascii="Consolas" w:hAnsi="Consolas"/>
+          <w:color w:val="202020"/>
+          <w:sz w:val="21"/>
+          <w:szCs w:val="21"/>
+          <w:lang w:val="fr-CH" w:eastAsia="it-CH"/>
+        </w:rPr>
+        <w:t>);</w:t>
       </w:r>
     </w:p>
     <w:p>
@@ -17616,6 +18067,7 @@
         </w:rPr>
         <w:t>session</w:t>
       </w:r>
+      <w:proofErr w:type="gramStart"/>
       <w:r>
         <w:rPr>
           <w:rFonts w:ascii="Consolas" w:hAnsi="Consolas"/>
@@ -17634,7 +18086,18 @@
           <w:szCs w:val="21"/>
           <w:lang w:val="fr-CH" w:eastAsia="it-CH"/>
         </w:rPr>
-        <w:t>-&gt;</w:t>
+        <w:t>-</w:t>
+      </w:r>
+      <w:proofErr w:type="gramEnd"/>
+      <w:r>
+        <w:rPr>
+          <w:rFonts w:ascii="Consolas" w:hAnsi="Consolas"/>
+          <w:color w:val="573F35"/>
+          <w:sz w:val="21"/>
+          <w:szCs w:val="21"/>
+          <w:lang w:val="fr-CH" w:eastAsia="it-CH"/>
+        </w:rPr>
+        <w:t>&gt;</w:t>
       </w:r>
       <w:proofErr w:type="spellStart"/>
       <w:r>
@@ -17706,6 +18169,7 @@
         </w:rPr>
         <w:t xml:space="preserve">        </w:t>
       </w:r>
+      <w:proofErr w:type="gramStart"/>
       <w:r>
         <w:rPr>
           <w:rFonts w:ascii="Consolas" w:hAnsi="Consolas"/>
@@ -17716,6 +18180,7 @@
         </w:rPr>
         <w:t>return</w:t>
       </w:r>
+      <w:proofErr w:type="gramEnd"/>
       <w:r>
         <w:rPr>
           <w:rFonts w:ascii="Consolas" w:hAnsi="Consolas"/>
@@ -18061,6 +18526,7 @@
         </w:rPr>
         <w:t xml:space="preserve">    </w:t>
       </w:r>
+      <w:proofErr w:type="gramStart"/>
       <w:r>
         <w:rPr>
           <w:rFonts w:ascii="Consolas" w:hAnsi="Consolas"/>
@@ -18071,6 +18537,7 @@
         </w:rPr>
         <w:t>public</w:t>
       </w:r>
+      <w:proofErr w:type="gramEnd"/>
       <w:r>
         <w:rPr>
           <w:rFonts w:ascii="Consolas" w:hAnsi="Consolas"/>
@@ -18268,6 +18735,7 @@
         <w:t xml:space="preserve">        </w:t>
       </w:r>
       <w:proofErr w:type="spellStart"/>
+      <w:proofErr w:type="gramStart"/>
       <w:r>
         <w:rPr>
           <w:rFonts w:ascii="Consolas" w:hAnsi="Consolas"/>
@@ -18290,6 +18758,7 @@
         <w:t>::</w:t>
       </w:r>
       <w:proofErr w:type="spellStart"/>
+      <w:proofErr w:type="gramEnd"/>
       <w:r>
         <w:rPr>
           <w:rFonts w:ascii="Consolas" w:hAnsi="Consolas"/>
@@ -18453,6 +18922,7 @@
         </w:rPr>
         <w:t>session</w:t>
       </w:r>
+      <w:proofErr w:type="gramStart"/>
       <w:r>
         <w:rPr>
           <w:rFonts w:ascii="Consolas" w:hAnsi="Consolas"/>
@@ -18471,7 +18941,18 @@
           <w:szCs w:val="21"/>
           <w:lang w:val="fr-CH" w:eastAsia="it-CH"/>
         </w:rPr>
-        <w:t>-&gt;</w:t>
+        <w:t>-</w:t>
+      </w:r>
+      <w:proofErr w:type="gramEnd"/>
+      <w:r>
+        <w:rPr>
+          <w:rFonts w:ascii="Consolas" w:hAnsi="Consolas"/>
+          <w:color w:val="573F35"/>
+          <w:sz w:val="21"/>
+          <w:szCs w:val="21"/>
+          <w:lang w:val="fr-CH" w:eastAsia="it-CH"/>
+        </w:rPr>
+        <w:t>&gt;</w:t>
       </w:r>
       <w:proofErr w:type="spellStart"/>
       <w:r>
@@ -18585,6 +19066,7 @@
         </w:rPr>
         <w:t>session</w:t>
       </w:r>
+      <w:proofErr w:type="gramStart"/>
       <w:r>
         <w:rPr>
           <w:rFonts w:ascii="Consolas" w:hAnsi="Consolas"/>
@@ -18603,7 +19085,18 @@
           <w:szCs w:val="21"/>
           <w:lang w:eastAsia="it-CH"/>
         </w:rPr>
-        <w:t>-&gt;</w:t>
+        <w:t>-</w:t>
+      </w:r>
+      <w:proofErr w:type="gramEnd"/>
+      <w:r>
+        <w:rPr>
+          <w:rFonts w:ascii="Consolas" w:hAnsi="Consolas"/>
+          <w:color w:val="573F35"/>
+          <w:sz w:val="21"/>
+          <w:szCs w:val="21"/>
+          <w:lang w:eastAsia="it-CH"/>
+        </w:rPr>
+        <w:t>&gt;</w:t>
       </w:r>
       <w:proofErr w:type="spellStart"/>
       <w:r>
@@ -18698,6 +19191,7 @@
         <w:t xml:space="preserve"> </w:t>
       </w:r>
       <w:proofErr w:type="spellStart"/>
+      <w:proofErr w:type="gramStart"/>
       <w:r>
         <w:rPr>
           <w:rFonts w:ascii="Consolas" w:hAnsi="Consolas"/>
@@ -18719,6 +19213,7 @@
         </w:rPr>
         <w:t>(</w:t>
       </w:r>
+      <w:proofErr w:type="gramEnd"/>
       <w:r>
         <w:rPr>
           <w:rFonts w:ascii="Consolas" w:hAnsi="Consolas"/>
@@ -18778,7 +19273,21 @@
         <w:rPr>
           <w:rFonts w:ascii="Bahnschrift" w:hAnsi="Bahnschrift"/>
         </w:rPr>
-        <w:t>Il metodo create() serve semplicemente a mostrare la pagina di login.</w:t>
+        <w:t xml:space="preserve">Il metodo </w:t>
+      </w:r>
+      <w:proofErr w:type="gramStart"/>
+      <w:r>
+        <w:rPr>
+          <w:rFonts w:ascii="Bahnschrift" w:hAnsi="Bahnschrift"/>
+        </w:rPr>
+        <w:t>create(</w:t>
+      </w:r>
+      <w:proofErr w:type="gramEnd"/>
+      <w:r>
+        <w:rPr>
+          <w:rFonts w:ascii="Bahnschrift" w:hAnsi="Bahnschrift"/>
+        </w:rPr>
+        <w:t>) serve semplicemente a mostrare la pagina di login.</w:t>
       </w:r>
       <w:r>
         <w:rPr>
@@ -19112,6 +19621,7 @@
         <w:t xml:space="preserve"> </w:t>
       </w:r>
       <w:proofErr w:type="spellStart"/>
+      <w:proofErr w:type="gramStart"/>
       <w:r>
         <w:rPr>
           <w:rFonts w:ascii="Consolas" w:hAnsi="Consolas"/>
@@ -19131,7 +19641,18 @@
           <w:szCs w:val="21"/>
           <w:lang w:eastAsia="it-CH"/>
         </w:rPr>
-        <w:t>()</w:t>
+        <w:t>(</w:t>
+      </w:r>
+      <w:proofErr w:type="gramEnd"/>
+      <w:r>
+        <w:rPr>
+          <w:rFonts w:ascii="Consolas" w:hAnsi="Consolas"/>
+          <w:color w:val="202020"/>
+          <w:sz w:val="21"/>
+          <w:szCs w:val="21"/>
+          <w:lang w:eastAsia="it-CH"/>
+        </w:rPr>
+        <w:t>)</w:t>
       </w:r>
       <w:r>
         <w:rPr>
@@ -19311,6 +19832,7 @@
         <w:t xml:space="preserve">La funzione </w:t>
       </w:r>
       <w:proofErr w:type="spellStart"/>
+      <w:proofErr w:type="gramStart"/>
       <w:r>
         <w:rPr>
           <w:rFonts w:ascii="Bahnschrift" w:hAnsi="Bahnschrift"/>
@@ -19322,7 +19844,14 @@
         <w:rPr>
           <w:rFonts w:ascii="Bahnschrift" w:hAnsi="Bahnschrift"/>
         </w:rPr>
-        <w:t xml:space="preserve">() serve a decidere se l’utente è autorizzato a inviare questa richiesta. In questo caso ritorna sempre </w:t>
+        <w:t>(</w:t>
+      </w:r>
+      <w:proofErr w:type="gramEnd"/>
+      <w:r>
+        <w:rPr>
+          <w:rFonts w:ascii="Bahnschrift" w:hAnsi="Bahnschrift"/>
+        </w:rPr>
+        <w:t xml:space="preserve">) serve a decidere se l’utente è autorizzato a inviare questa richiesta. In questo caso ritorna sempre </w:t>
       </w:r>
       <w:proofErr w:type="spellStart"/>
       <w:r>
@@ -19379,6 +19908,7 @@
         </w:rPr>
         <w:t xml:space="preserve">    </w:t>
       </w:r>
+      <w:proofErr w:type="gramStart"/>
       <w:r>
         <w:rPr>
           <w:rFonts w:ascii="Consolas" w:hAnsi="Consolas"/>
@@ -19389,6 +19919,7 @@
         </w:rPr>
         <w:t>public</w:t>
       </w:r>
+      <w:proofErr w:type="gramEnd"/>
       <w:r>
         <w:rPr>
           <w:rFonts w:ascii="Consolas" w:hAnsi="Consolas"/>
@@ -19533,6 +20064,7 @@
         </w:rPr>
         <w:t xml:space="preserve">        </w:t>
       </w:r>
+      <w:proofErr w:type="gramStart"/>
       <w:r>
         <w:rPr>
           <w:rFonts w:ascii="Consolas" w:hAnsi="Consolas"/>
@@ -19543,6 +20075,7 @@
         </w:rPr>
         <w:t>return</w:t>
       </w:r>
+      <w:proofErr w:type="gramEnd"/>
       <w:r>
         <w:rPr>
           <w:rFonts w:ascii="Consolas" w:hAnsi="Consolas"/>
@@ -19949,7 +20482,21 @@
         <w:rPr>
           <w:rFonts w:ascii="Bahnschrift" w:hAnsi="Bahnschrift"/>
         </w:rPr>
-        <w:t xml:space="preserve">La funzione rules() restituisce un array contenente le regole di validazione applicate ai campi del </w:t>
+        <w:t xml:space="preserve">La funzione </w:t>
+      </w:r>
+      <w:proofErr w:type="gramStart"/>
+      <w:r>
+        <w:rPr>
+          <w:rFonts w:ascii="Bahnschrift" w:hAnsi="Bahnschrift"/>
+        </w:rPr>
+        <w:t>rules(</w:t>
+      </w:r>
+      <w:proofErr w:type="gramEnd"/>
+      <w:r>
+        <w:rPr>
+          <w:rFonts w:ascii="Bahnschrift" w:hAnsi="Bahnschrift"/>
+        </w:rPr>
+        <w:t xml:space="preserve">) restituisce un array contenente le regole di validazione applicate ai campi del </w:t>
       </w:r>
       <w:proofErr w:type="spellStart"/>
       <w:r>
@@ -20037,6 +20584,7 @@
         </w:rPr>
         <w:t xml:space="preserve">    </w:t>
       </w:r>
+      <w:proofErr w:type="gramStart"/>
       <w:r>
         <w:rPr>
           <w:rFonts w:ascii="Consolas" w:hAnsi="Consolas"/>
@@ -20047,6 +20595,7 @@
         </w:rPr>
         <w:t>public</w:t>
       </w:r>
+      <w:proofErr w:type="gramEnd"/>
       <w:r>
         <w:rPr>
           <w:rFonts w:ascii="Consolas" w:hAnsi="Consolas"/>
@@ -20224,6 +20773,7 @@
         <w:t>-&gt;</w:t>
       </w:r>
       <w:proofErr w:type="spellStart"/>
+      <w:proofErr w:type="gramStart"/>
       <w:r>
         <w:rPr>
           <w:rFonts w:ascii="Consolas" w:hAnsi="Consolas"/>
@@ -20243,7 +20793,18 @@
           <w:szCs w:val="21"/>
           <w:lang w:val="fr-CH" w:eastAsia="it-CH"/>
         </w:rPr>
-        <w:t>();</w:t>
+        <w:t>(</w:t>
+      </w:r>
+      <w:proofErr w:type="gramEnd"/>
+      <w:r>
+        <w:rPr>
+          <w:rFonts w:ascii="Consolas" w:hAnsi="Consolas"/>
+          <w:color w:val="202020"/>
+          <w:sz w:val="21"/>
+          <w:szCs w:val="21"/>
+          <w:lang w:val="fr-CH" w:eastAsia="it-CH"/>
+        </w:rPr>
+        <w:t>);</w:t>
       </w:r>
     </w:p>
     <w:p>
@@ -20293,6 +20854,7 @@
         </w:rPr>
         <w:t xml:space="preserve">        </w:t>
       </w:r>
+      <w:proofErr w:type="gramStart"/>
       <w:r>
         <w:rPr>
           <w:rFonts w:ascii="Consolas" w:hAnsi="Consolas"/>
@@ -20303,6 +20865,7 @@
         </w:rPr>
         <w:t>if</w:t>
       </w:r>
+      <w:proofErr w:type="gramEnd"/>
       <w:r>
         <w:rPr>
           <w:rFonts w:ascii="Consolas" w:hAnsi="Consolas"/>
@@ -20334,6 +20897,7 @@
         <w:t xml:space="preserve"> </w:t>
       </w:r>
       <w:proofErr w:type="spellStart"/>
+      <w:proofErr w:type="gramStart"/>
       <w:r>
         <w:rPr>
           <w:rFonts w:ascii="Consolas" w:hAnsi="Consolas"/>
@@ -20356,6 +20920,7 @@
         <w:t>::</w:t>
       </w:r>
       <w:proofErr w:type="spellStart"/>
+      <w:proofErr w:type="gramEnd"/>
       <w:r>
         <w:rPr>
           <w:rFonts w:ascii="Consolas" w:hAnsi="Consolas"/>
@@ -20619,6 +21184,7 @@
         <w:t xml:space="preserve">            </w:t>
       </w:r>
       <w:proofErr w:type="spellStart"/>
+      <w:proofErr w:type="gramStart"/>
       <w:r>
         <w:rPr>
           <w:rFonts w:ascii="Consolas" w:hAnsi="Consolas"/>
@@ -20640,6 +21206,7 @@
         </w:rPr>
         <w:t>::</w:t>
       </w:r>
+      <w:proofErr w:type="gramEnd"/>
       <w:r>
         <w:rPr>
           <w:rFonts w:ascii="Consolas" w:hAnsi="Consolas"/>
@@ -20763,6 +21330,7 @@
         <w:t xml:space="preserve">            </w:t>
       </w:r>
       <w:proofErr w:type="spellStart"/>
+      <w:proofErr w:type="gramStart"/>
       <w:r>
         <w:rPr>
           <w:rFonts w:ascii="Consolas" w:hAnsi="Consolas"/>
@@ -20774,6 +21342,7 @@
         <w:t>throw</w:t>
       </w:r>
       <w:proofErr w:type="spellEnd"/>
+      <w:proofErr w:type="gramEnd"/>
       <w:r>
         <w:rPr>
           <w:rFonts w:ascii="Consolas" w:hAnsi="Consolas"/>
@@ -20928,6 +21497,7 @@
         <w:t>'</w:t>
       </w:r>
       <w:proofErr w:type="spellStart"/>
+      <w:proofErr w:type="gramStart"/>
       <w:r>
         <w:rPr>
           <w:rFonts w:ascii="Consolas" w:hAnsi="Consolas"/>
@@ -20939,6 +21509,7 @@
         <w:t>auth.failed</w:t>
       </w:r>
       <w:proofErr w:type="spellEnd"/>
+      <w:proofErr w:type="gramEnd"/>
       <w:r>
         <w:rPr>
           <w:rFonts w:ascii="Consolas" w:hAnsi="Consolas"/>
@@ -21066,6 +21637,7 @@
         <w:t xml:space="preserve">        </w:t>
       </w:r>
       <w:proofErr w:type="spellStart"/>
+      <w:proofErr w:type="gramStart"/>
       <w:r>
         <w:rPr>
           <w:rFonts w:ascii="Consolas" w:hAnsi="Consolas"/>
@@ -21088,6 +21660,7 @@
         <w:t>::</w:t>
       </w:r>
       <w:proofErr w:type="spellStart"/>
+      <w:proofErr w:type="gramEnd"/>
       <w:r>
         <w:rPr>
           <w:rFonts w:ascii="Consolas" w:hAnsi="Consolas"/>
@@ -21217,6 +21790,7 @@
         <w:t xml:space="preserve">La funzione </w:t>
       </w:r>
       <w:proofErr w:type="spellStart"/>
+      <w:proofErr w:type="gramStart"/>
       <w:r>
         <w:rPr>
           <w:rFonts w:ascii="Bahnschrift" w:hAnsi="Bahnschrift"/>
@@ -21228,7 +21802,14 @@
         <w:rPr>
           <w:rFonts w:ascii="Bahnschrift" w:hAnsi="Bahnschrift"/>
         </w:rPr>
-        <w:t>() si occupa di effettuare il tentativo di accesso dell’utente.</w:t>
+        <w:t>(</w:t>
+      </w:r>
+      <w:proofErr w:type="gramEnd"/>
+      <w:r>
+        <w:rPr>
+          <w:rFonts w:ascii="Bahnschrift" w:hAnsi="Bahnschrift"/>
+        </w:rPr>
+        <w:t>) si occupa di effettuare il tentativo di accesso dell’utente.</w:t>
       </w:r>
       <w:r>
         <w:rPr>
@@ -21367,6 +21948,7 @@
         <w:t xml:space="preserve"> </w:t>
       </w:r>
       <w:proofErr w:type="spellStart"/>
+      <w:proofErr w:type="gramStart"/>
       <w:r>
         <w:rPr>
           <w:rFonts w:ascii="Consolas" w:hAnsi="Consolas"/>
@@ -21386,7 +21968,18 @@
           <w:szCs w:val="21"/>
           <w:lang w:eastAsia="it-CH"/>
         </w:rPr>
-        <w:t>()</w:t>
+        <w:t>(</w:t>
+      </w:r>
+      <w:proofErr w:type="gramEnd"/>
+      <w:r>
+        <w:rPr>
+          <w:rFonts w:ascii="Consolas" w:hAnsi="Consolas"/>
+          <w:color w:val="202020"/>
+          <w:sz w:val="21"/>
+          <w:szCs w:val="21"/>
+          <w:lang w:eastAsia="it-CH"/>
+        </w:rPr>
+        <w:t>)</w:t>
       </w:r>
       <w:r>
         <w:rPr>
@@ -21500,6 +22093,7 @@
         </w:rPr>
         <w:t xml:space="preserve"> </w:t>
       </w:r>
+      <w:proofErr w:type="gramStart"/>
       <w:r>
         <w:rPr>
           <w:rFonts w:ascii="Consolas" w:hAnsi="Consolas"/>
@@ -21520,6 +22114,7 @@
         </w:rPr>
         <w:t>::</w:t>
       </w:r>
+      <w:proofErr w:type="gramEnd"/>
       <w:r>
         <w:rPr>
           <w:rFonts w:ascii="Consolas" w:hAnsi="Consolas"/>
@@ -21778,6 +22373,7 @@
         <w:t xml:space="preserve">La funzione </w:t>
       </w:r>
       <w:proofErr w:type="spellStart"/>
+      <w:proofErr w:type="gramStart"/>
       <w:r>
         <w:rPr>
           <w:sz w:val="24"/>
@@ -21793,7 +22389,16 @@
           <w:szCs w:val="24"/>
           <w:lang w:eastAsia="it-CH"/>
         </w:rPr>
-        <w:t>() genera una chiave univoca utilizzata per il sistema di limitazione dei tentativi di login.</w:t>
+        <w:t>(</w:t>
+      </w:r>
+      <w:proofErr w:type="gramEnd"/>
+      <w:r>
+        <w:rPr>
+          <w:sz w:val="24"/>
+          <w:szCs w:val="24"/>
+          <w:lang w:eastAsia="it-CH"/>
+        </w:rPr>
+        <w:t>) genera una chiave univoca utilizzata per il sistema di limitazione dei tentativi di login.</w:t>
       </w:r>
       <w:r>
         <w:rPr>
@@ -21842,6 +22447,7 @@
           <w:lang w:val="fr-CH" w:eastAsia="it-CH"/>
         </w:rPr>
       </w:pPr>
+      <w:proofErr w:type="gramStart"/>
       <w:r>
         <w:rPr>
           <w:rFonts w:ascii="Consolas" w:hAnsi="Consolas"/>
@@ -21853,6 +22459,7 @@
         <w:lastRenderedPageBreak/>
         <w:t>public</w:t>
       </w:r>
+      <w:proofErr w:type="gramEnd"/>
       <w:r>
         <w:rPr>
           <w:rFonts w:ascii="Consolas" w:hAnsi="Consolas"/>
@@ -22007,6 +22614,7 @@
         </w:rPr>
         <w:t xml:space="preserve">        </w:t>
       </w:r>
+      <w:proofErr w:type="gramStart"/>
       <w:r>
         <w:rPr>
           <w:rFonts w:ascii="Consolas" w:hAnsi="Consolas"/>
@@ -22017,6 +22625,7 @@
         </w:rPr>
         <w:t>if</w:t>
       </w:r>
+      <w:proofErr w:type="gramEnd"/>
       <w:r>
         <w:rPr>
           <w:rFonts w:ascii="Consolas" w:hAnsi="Consolas"/>
@@ -22048,6 +22657,7 @@
         <w:t xml:space="preserve"> </w:t>
       </w:r>
       <w:proofErr w:type="spellStart"/>
+      <w:proofErr w:type="gramStart"/>
       <w:r>
         <w:rPr>
           <w:rFonts w:ascii="Consolas" w:hAnsi="Consolas"/>
@@ -22070,6 +22680,7 @@
         <w:t>::</w:t>
       </w:r>
       <w:proofErr w:type="spellStart"/>
+      <w:proofErr w:type="gramEnd"/>
       <w:r>
         <w:rPr>
           <w:rFonts w:ascii="Consolas" w:hAnsi="Consolas"/>
@@ -22194,6 +22805,7 @@
         </w:rPr>
         <w:t xml:space="preserve">            </w:t>
       </w:r>
+      <w:proofErr w:type="gramStart"/>
       <w:r>
         <w:rPr>
           <w:rFonts w:ascii="Consolas" w:hAnsi="Consolas"/>
@@ -22214,6 +22826,7 @@
         </w:rPr>
         <w:t>;</w:t>
       </w:r>
+      <w:proofErr w:type="gramEnd"/>
     </w:p>
     <w:p>
       <w:pPr>
@@ -22292,6 +22905,7 @@
         <w:t xml:space="preserve">        </w:t>
       </w:r>
       <w:proofErr w:type="spellStart"/>
+      <w:proofErr w:type="gramStart"/>
       <w:r>
         <w:rPr>
           <w:rFonts w:ascii="Consolas" w:hAnsi="Consolas"/>
@@ -22313,6 +22927,7 @@
         </w:rPr>
         <w:t>(</w:t>
       </w:r>
+      <w:proofErr w:type="gramEnd"/>
       <w:r>
         <w:rPr>
           <w:rFonts w:ascii="Consolas" w:hAnsi="Consolas"/>
@@ -22474,6 +23089,7 @@
         <w:t xml:space="preserve"> </w:t>
       </w:r>
       <w:proofErr w:type="spellStart"/>
+      <w:proofErr w:type="gramStart"/>
       <w:r>
         <w:rPr>
           <w:rFonts w:ascii="Consolas" w:hAnsi="Consolas"/>
@@ -22496,6 +23112,7 @@
         <w:t>::</w:t>
       </w:r>
       <w:proofErr w:type="spellStart"/>
+      <w:proofErr w:type="gramEnd"/>
       <w:r>
         <w:rPr>
           <w:rFonts w:ascii="Consolas" w:hAnsi="Consolas"/>
@@ -22620,6 +23237,7 @@
         <w:t xml:space="preserve">        </w:t>
       </w:r>
       <w:proofErr w:type="spellStart"/>
+      <w:proofErr w:type="gramStart"/>
       <w:r>
         <w:rPr>
           <w:rFonts w:ascii="Consolas" w:hAnsi="Consolas"/>
@@ -22631,6 +23249,7 @@
         <w:t>throw</w:t>
       </w:r>
       <w:proofErr w:type="spellEnd"/>
+      <w:proofErr w:type="gramEnd"/>
       <w:r>
         <w:rPr>
           <w:rFonts w:ascii="Consolas" w:hAnsi="Consolas"/>
@@ -22754,6 +23373,7 @@
         </w:rPr>
         <w:t xml:space="preserve"> </w:t>
       </w:r>
+      <w:proofErr w:type="gramStart"/>
       <w:r>
         <w:rPr>
           <w:rFonts w:ascii="Consolas" w:hAnsi="Consolas"/>
@@ -22774,6 +23394,7 @@
         </w:rPr>
         <w:t>(</w:t>
       </w:r>
+      <w:proofErr w:type="gramEnd"/>
       <w:r>
         <w:rPr>
           <w:rFonts w:ascii="Consolas" w:hAnsi="Consolas"/>
@@ -22975,6 +23596,7 @@
         <w:t xml:space="preserve"> </w:t>
       </w:r>
       <w:proofErr w:type="spellStart"/>
+      <w:proofErr w:type="gramStart"/>
       <w:r>
         <w:rPr>
           <w:rFonts w:ascii="Consolas" w:hAnsi="Consolas"/>
@@ -22996,6 +23618,7 @@
         </w:rPr>
         <w:t>(</w:t>
       </w:r>
+      <w:proofErr w:type="gramEnd"/>
       <w:r>
         <w:rPr>
           <w:rFonts w:ascii="Consolas" w:hAnsi="Consolas"/>
@@ -23178,6 +23801,7 @@
         <w:t xml:space="preserve">La funzione </w:t>
       </w:r>
       <w:proofErr w:type="spellStart"/>
+      <w:proofErr w:type="gramStart"/>
       <w:r>
         <w:rPr>
           <w:rFonts w:ascii="Bahnschrift" w:hAnsi="Bahnschrift"/>
@@ -23189,7 +23813,14 @@
         <w:rPr>
           <w:rFonts w:ascii="Bahnschrift" w:hAnsi="Bahnschrift"/>
         </w:rPr>
-        <w:t>() controlla che non sia stato superato il numero massimo di tentativi di login consentiti.</w:t>
+        <w:t>(</w:t>
+      </w:r>
+      <w:proofErr w:type="gramEnd"/>
+      <w:r>
+        <w:rPr>
+          <w:rFonts w:ascii="Bahnschrift" w:hAnsi="Bahnschrift"/>
+        </w:rPr>
+        <w:t>) controlla che non sia stato superato il numero massimo di tentativi di login consentiti.</w:t>
       </w:r>
       <w:r>
         <w:rPr>
@@ -23272,6 +23903,7 @@
           <w:lang w:val="fr-CH" w:eastAsia="it-CH"/>
         </w:rPr>
       </w:pPr>
+      <w:proofErr w:type="gramStart"/>
       <w:r>
         <w:rPr>
           <w:rFonts w:ascii="Consolas" w:hAnsi="Consolas"/>
@@ -23291,6 +23923,7 @@
         <w:t>::</w:t>
       </w:r>
       <w:proofErr w:type="spellStart"/>
+      <w:proofErr w:type="gramEnd"/>
       <w:r>
         <w:rPr>
           <w:rFonts w:ascii="Consolas" w:hAnsi="Consolas"/>
@@ -23395,6 +24028,7 @@
         </w:rPr>
         <w:t xml:space="preserve">    </w:t>
       </w:r>
+      <w:proofErr w:type="gramStart"/>
       <w:r>
         <w:rPr>
           <w:rFonts w:ascii="Consolas" w:hAnsi="Consolas"/>
@@ -23404,6 +24038,7 @@
         </w:rPr>
         <w:t>return</w:t>
       </w:r>
+      <w:proofErr w:type="gramEnd"/>
       <w:r>
         <w:rPr>
           <w:rFonts w:ascii="Consolas" w:hAnsi="Consolas"/>
@@ -23489,6 +24124,7 @@
           <w:lang w:val="fr-CH" w:eastAsia="it-CH"/>
         </w:rPr>
       </w:pPr>
+      <w:proofErr w:type="gramStart"/>
       <w:r>
         <w:rPr>
           <w:rFonts w:ascii="Consolas" w:hAnsi="Consolas"/>
@@ -23505,7 +24141,17 @@
           <w:sz w:val="20"/>
           <w:lang w:val="fr-CH" w:eastAsia="it-CH"/>
         </w:rPr>
-        <w:t>-&gt;</w:t>
+        <w:t>-</w:t>
+      </w:r>
+      <w:proofErr w:type="gramEnd"/>
+      <w:r>
+        <w:rPr>
+          <w:rFonts w:ascii="Consolas" w:hAnsi="Consolas"/>
+          <w:color w:val="573F35"/>
+          <w:sz w:val="20"/>
+          <w:lang w:val="fr-CH" w:eastAsia="it-CH"/>
+        </w:rPr>
+        <w:t>&gt;</w:t>
       </w:r>
       <w:r>
         <w:rPr>
@@ -23704,6 +24350,7 @@
           <w:lang w:val="fr-CH" w:eastAsia="it-CH"/>
         </w:rPr>
       </w:pPr>
+      <w:proofErr w:type="gramStart"/>
       <w:r>
         <w:rPr>
           <w:rFonts w:ascii="Consolas" w:hAnsi="Consolas"/>
@@ -23722,6 +24369,7 @@
         </w:rPr>
         <w:t>::</w:t>
       </w:r>
+      <w:proofErr w:type="gramEnd"/>
       <w:r>
         <w:rPr>
           <w:rFonts w:ascii="Consolas" w:hAnsi="Consolas"/>
@@ -23852,6 +24500,7 @@
         </w:rPr>
         <w:t xml:space="preserve">    </w:t>
       </w:r>
+      <w:proofErr w:type="gramStart"/>
       <w:r>
         <w:rPr>
           <w:rFonts w:ascii="Consolas" w:hAnsi="Consolas"/>
@@ -23871,6 +24520,7 @@
         <w:t>::</w:t>
       </w:r>
       <w:proofErr w:type="spellStart"/>
+      <w:proofErr w:type="gramEnd"/>
       <w:r>
         <w:rPr>
           <w:rFonts w:ascii="Consolas" w:hAnsi="Consolas"/>
@@ -24078,6 +24728,7 @@
         </w:rPr>
         <w:t xml:space="preserve">    </w:t>
       </w:r>
+      <w:proofErr w:type="gramStart"/>
       <w:r>
         <w:rPr>
           <w:rFonts w:ascii="Consolas" w:hAnsi="Consolas"/>
@@ -24096,6 +24747,7 @@
         </w:rPr>
         <w:t>::</w:t>
       </w:r>
+      <w:proofErr w:type="gramEnd"/>
       <w:r>
         <w:rPr>
           <w:rFonts w:ascii="Consolas" w:hAnsi="Consolas"/>
@@ -24283,6 +24935,7 @@
         <w:t xml:space="preserve">    </w:t>
       </w:r>
       <w:proofErr w:type="spellStart"/>
+      <w:proofErr w:type="gramStart"/>
       <w:r>
         <w:rPr>
           <w:rFonts w:ascii="Consolas" w:hAnsi="Consolas"/>
@@ -24302,6 +24955,7 @@
         </w:rPr>
         <w:t>::</w:t>
       </w:r>
+      <w:proofErr w:type="gramEnd"/>
       <w:r>
         <w:rPr>
           <w:rFonts w:ascii="Consolas" w:hAnsi="Consolas"/>
@@ -24527,6 +25181,7 @@
         <w:t xml:space="preserve">    </w:t>
       </w:r>
       <w:proofErr w:type="spellStart"/>
+      <w:proofErr w:type="gramStart"/>
       <w:r>
         <w:rPr>
           <w:rFonts w:ascii="Consolas" w:hAnsi="Consolas"/>
@@ -24547,6 +25202,7 @@
         <w:t>::</w:t>
       </w:r>
       <w:proofErr w:type="spellStart"/>
+      <w:proofErr w:type="gramEnd"/>
       <w:r>
         <w:rPr>
           <w:rFonts w:ascii="Consolas" w:hAnsi="Consolas"/>
@@ -24733,6 +25389,7 @@
         <w:t xml:space="preserve">    </w:t>
       </w:r>
       <w:proofErr w:type="spellStart"/>
+      <w:proofErr w:type="gramStart"/>
       <w:r>
         <w:rPr>
           <w:rFonts w:ascii="Consolas" w:hAnsi="Consolas"/>
@@ -24752,6 +25409,7 @@
         </w:rPr>
         <w:t>::</w:t>
       </w:r>
+      <w:proofErr w:type="gramEnd"/>
       <w:r>
         <w:rPr>
           <w:rFonts w:ascii="Consolas" w:hAnsi="Consolas"/>
@@ -24977,6 +25635,7 @@
         <w:t xml:space="preserve">    </w:t>
       </w:r>
       <w:proofErr w:type="spellStart"/>
+      <w:proofErr w:type="gramStart"/>
       <w:r>
         <w:rPr>
           <w:rFonts w:ascii="Consolas" w:hAnsi="Consolas"/>
@@ -24997,6 +25656,7 @@
         <w:t>::</w:t>
       </w:r>
       <w:proofErr w:type="spellStart"/>
+      <w:proofErr w:type="gramEnd"/>
       <w:r>
         <w:rPr>
           <w:rFonts w:ascii="Consolas" w:hAnsi="Consolas"/>
@@ -25183,6 +25843,7 @@
         <w:t xml:space="preserve">    </w:t>
       </w:r>
       <w:proofErr w:type="spellStart"/>
+      <w:proofErr w:type="gramStart"/>
       <w:r>
         <w:rPr>
           <w:rFonts w:ascii="Consolas" w:hAnsi="Consolas"/>
@@ -25203,6 +25864,7 @@
         <w:t>::</w:t>
       </w:r>
       <w:proofErr w:type="spellStart"/>
+      <w:proofErr w:type="gramEnd"/>
       <w:r>
         <w:rPr>
           <w:rFonts w:ascii="Consolas" w:hAnsi="Consolas"/>
@@ -25389,6 +26051,7 @@
         <w:t xml:space="preserve">    </w:t>
       </w:r>
       <w:proofErr w:type="spellStart"/>
+      <w:proofErr w:type="gramStart"/>
       <w:r>
         <w:rPr>
           <w:rFonts w:ascii="Consolas" w:hAnsi="Consolas"/>
@@ -25409,6 +26072,7 @@
         <w:t>::</w:t>
       </w:r>
       <w:proofErr w:type="spellStart"/>
+      <w:proofErr w:type="gramEnd"/>
       <w:r>
         <w:rPr>
           <w:rFonts w:ascii="Consolas" w:hAnsi="Consolas"/>
@@ -25595,6 +26259,7 @@
         <w:t xml:space="preserve">    </w:t>
       </w:r>
       <w:proofErr w:type="spellStart"/>
+      <w:proofErr w:type="gramStart"/>
       <w:r>
         <w:rPr>
           <w:rFonts w:ascii="Consolas" w:hAnsi="Consolas"/>
@@ -25615,6 +26280,7 @@
         <w:t>::</w:t>
       </w:r>
       <w:proofErr w:type="spellStart"/>
+      <w:proofErr w:type="gramEnd"/>
       <w:r>
         <w:rPr>
           <w:rFonts w:ascii="Consolas" w:hAnsi="Consolas"/>
@@ -25801,6 +26467,7 @@
         <w:t xml:space="preserve">    </w:t>
       </w:r>
       <w:proofErr w:type="spellStart"/>
+      <w:proofErr w:type="gramStart"/>
       <w:r>
         <w:rPr>
           <w:rFonts w:ascii="Consolas" w:hAnsi="Consolas"/>
@@ -25820,6 +26487,7 @@
         </w:rPr>
         <w:t>::</w:t>
       </w:r>
+      <w:proofErr w:type="gramEnd"/>
       <w:r>
         <w:rPr>
           <w:rFonts w:ascii="Consolas" w:hAnsi="Consolas"/>
@@ -26025,6 +26693,7 @@
         <w:t xml:space="preserve">    </w:t>
       </w:r>
       <w:proofErr w:type="spellStart"/>
+      <w:proofErr w:type="gramStart"/>
       <w:r>
         <w:rPr>
           <w:rFonts w:ascii="Consolas" w:hAnsi="Consolas"/>
@@ -26045,6 +26714,7 @@
         <w:t>::</w:t>
       </w:r>
       <w:proofErr w:type="spellStart"/>
+      <w:proofErr w:type="gramEnd"/>
       <w:r>
         <w:rPr>
           <w:rFonts w:ascii="Consolas" w:hAnsi="Consolas"/>
@@ -26557,6 +27227,7 @@
         <w:t>POST /</w:t>
       </w:r>
       <w:proofErr w:type="spellStart"/>
+      <w:proofErr w:type="gramStart"/>
       <w:r>
         <w:rPr>
           <w:rStyle w:val="inline-markdown"/>
@@ -26580,6 +27251,7 @@
         </w:rPr>
         <w:t>:</w:t>
       </w:r>
+      <w:proofErr w:type="gramEnd"/>
       <w:r>
         <w:rPr>
           <w:rFonts w:ascii="Segoe UI" w:hAnsi="Segoe UI" w:cs="Segoe UI"/>
@@ -34964,10 +35636,10 @@
     <w:p>
       <w:pPr>
         <w:sectPr>
-          <w:headerReference w:type="default" r:id="rId19"/>
-          <w:footerReference w:type="default" r:id="rId20"/>
-          <w:headerReference w:type="first" r:id="rId21"/>
-          <w:footerReference w:type="first" r:id="rId22"/>
+          <w:headerReference w:type="default" r:id="rId21"/>
+          <w:footerReference w:type="default" r:id="rId22"/>
+          <w:headerReference w:type="first" r:id="rId23"/>
+          <w:footerReference w:type="first" r:id="rId24"/>
           <w:pgSz w:w="11906" w:h="16838"/>
           <w:pgMar w:top="1985" w:right="1134" w:bottom="1418" w:left="1134" w:header="567" w:footer="567" w:gutter="0"/>
           <w:cols w:space="720"/>
@@ -35203,8 +35875,8 @@
     <w:p>
       <w:pPr>
         <w:sectPr>
-          <w:headerReference w:type="first" r:id="rId23"/>
-          <w:footerReference w:type="first" r:id="rId24"/>
+          <w:headerReference w:type="first" r:id="rId25"/>
+          <w:footerReference w:type="first" r:id="rId26"/>
           <w:pgSz w:w="16838" w:h="11906" w:orient="landscape"/>
           <w:pgMar w:top="720" w:right="720" w:bottom="720" w:left="720" w:header="567" w:footer="567" w:gutter="0"/>
           <w:cols w:space="720"/>
@@ -36295,8 +36967,8 @@
       </w:pPr>
     </w:p>
     <w:sectPr>
-      <w:headerReference w:type="first" r:id="rId25"/>
-      <w:footerReference w:type="first" r:id="rId26"/>
+      <w:headerReference w:type="first" r:id="rId27"/>
+      <w:footerReference w:type="first" r:id="rId28"/>
       <w:pgSz w:w="11906" w:h="16838"/>
       <w:pgMar w:top="1985" w:right="1134" w:bottom="1418" w:left="1134" w:header="567" w:footer="567" w:gutter="0"/>
       <w:cols w:space="720"/>
@@ -36909,7 +37581,7 @@
         <w:noProof/>
         <w:sz w:val="20"/>
       </w:rPr>
-      <w:t>25.02.2026</w:t>
+      <w:t>27.02.2026</w:t>
     </w:r>
     <w:r>
       <w:rPr>
@@ -37137,7 +37809,7 @@
         <w:noProof/>
         <w:sz w:val="20"/>
       </w:rPr>
-      <w:t>25.02.2026</w:t>
+      <w:t>27.02.2026</w:t>
     </w:r>
     <w:r>
       <w:rPr>
